--- a/docs/user-guide/SO-CHU-NHIEM-SO-TAI-LIEU.docx
+++ b/docs/user-guide/SO-CHU-NHIEM-SO-TAI-LIEU.docx
@@ -518,7 +518,7 @@
               <w:rPr>
                 <w:sz w:val="18"/>
               </w:rPr>
-              <w:t>Phòng GD&amp;ĐT / UBND</w:t>
+              <w:t>UBND cấp xã</w:t>
             </w:r>
           </w:p>
         </w:tc>
@@ -531,7 +531,7 @@
               <w:rPr>
                 <w:sz w:val="18"/>
               </w:rPr>
-              <w:t>phonggd@demo.scn, ubnd@demo.scn</w:t>
+              <w:t>ubnd@demo.scn</w:t>
             </w:r>
           </w:p>
         </w:tc>
@@ -4213,7 +4213,7 @@
     </w:p>
     <w:p>
       <w:r>
-        <w:t>Phiên bản: 1.0 · Ngày: 21/09/2026</w:t>
+        <w:t>Phiên bản: 1.1 · Ngày: 23/09/2026</w:t>
       </w:r>
     </w:p>
     <w:p>
@@ -7300,7 +7300,7 @@
         <w:pStyle w:val="Heading2"/>
       </w:pPr>
       <w:r>
-        <w:t>6. Sở GD&amp;ĐT / Phòng GD&amp;ĐT / UBND</w:t>
+        <w:t>6. Sở GD&amp;ĐT / UBND cấp xã</w:t>
       </w:r>
     </w:p>
     <w:p>
@@ -7311,7 +7311,7 @@
         <w:rPr>
           <w:b/>
         </w:rPr>
-        <w:t>Dashboard cấp Sở/Phòng/địa bàn</w:t>
+        <w:t>Dashboard cấp Sở/địa bàn UBND xã</w:t>
       </w:r>
       <w:r>
         <w:t xml:space="preserve">: tổng hợp các trường - quy mô, tỷ lệ chuyên cần, sự cố, cảnh báo; nút </w:t>
@@ -7323,7 +7323,7 @@
         <w:t>AI bản tin</w:t>
       </w:r>
       <w:r>
-        <w:t xml:space="preserve"> tổng hợp.</w:t>
+        <w:t xml:space="preserve"> tổng hợp. (Theo chính quyền địa phương 2 cấp - Phòng GD&amp;ĐT cấp huyện đã bãi bỏ từ 1/7/2025.)</w:t>
       </w:r>
     </w:p>
     <w:p>

--- a/docs/user-guide/SO-CHU-NHIEM-SO-TAI-LIEU.docx
+++ b/docs/user-guide/SO-CHU-NHIEM-SO-TAI-LIEU.docx
@@ -33,7 +33,7 @@
       <w:r>
         <w:t>Phiên bản 1.0 - 21/09/2026</w:t>
         <w:br/>
-        <w:t>Hệ thống: https://so-chu-nhiem-so-theta.vercel.app</w:t>
+        <w:t>Hệ thống: https://sochunhiem.vieschool.com</w:t>
         <w:br/>
         <w:t>Tài khoản demo: chọn vai trò tại màn hình đăng nhập - mật khẩu demo1234</w:t>
       </w:r>
@@ -164,6 +164,1651 @@
       </w:pPr>
       <w:r>
         <w:t>2. Vai trò và phạm vi dữ liệu</w:t>
+      </w:r>
+    </w:p>
+    <w:p>
+      <w:r>
+        <w:t xml:space="preserve">Dữ liệu demo gồm </w:t>
+      </w:r>
+      <w:r>
+        <w:rPr>
+          <w:b/>
+        </w:rPr>
+        <w:t>3 trường</w:t>
+      </w:r>
+      <w:r>
+        <w:t xml:space="preserve"> có cơ cấu nhân sự sát thực tế (CR-036):</w:t>
+      </w:r>
+    </w:p>
+    <w:p>
+      <w:pPr>
+        <w:pStyle w:val="ListBullet"/>
+      </w:pPr>
+      <w:r>
+        <w:rPr>
+          <w:b/>
+        </w:rPr>
+        <w:t>THCS Nguyễn Du</w:t>
+      </w:r>
+      <w:r>
+        <w:t xml:space="preserve"> - 12 lớp (6A1-9A3), 2 cơ sở, 4 tổ chuyên môn, 34 cán bộ, ~430 HS</w:t>
+      </w:r>
+    </w:p>
+    <w:p>
+      <w:pPr>
+        <w:pStyle w:val="ListBullet"/>
+      </w:pPr>
+      <w:r>
+        <w:rPr>
+          <w:b/>
+        </w:rPr>
+        <w:t>Tiểu học Chu Văn An</w:t>
+      </w:r>
+      <w:r>
+        <w:t xml:space="preserve"> - 15 lớp (1A1-5A3), 4 tổ (Khối 1-2, Khối 3, Khối 4-5, Chuyên biệt), 30 cán bộ, ~500 HS</w:t>
+      </w:r>
+    </w:p>
+    <w:p>
+      <w:pPr>
+        <w:pStyle w:val="ListBullet"/>
+      </w:pPr>
+      <w:r>
+        <w:rPr>
+          <w:b/>
+        </w:rPr>
+        <w:t>Tiểu học Kim Đồng</w:t>
+      </w:r>
+      <w:r>
+        <w:t xml:space="preserve"> - 10 lớp (1A1-5A2), 3 tổ, 22 cán bộ, ~335 HS</w:t>
+      </w:r>
+    </w:p>
+    <w:p>
+      <w:r>
+        <w:t>Mỗi trường có đủ: Hiệu trưởng + Phó HT (bgh), kế toán, tổ trưởng chuyên môn, GVCN mỗi lớp, GVBM phân về tổ + môn dạy (</w:t>
+      </w:r>
+      <w:r>
+        <w:rPr>
+          <w:rFonts w:ascii="Consolas" w:hAnsi="Consolas"/>
+          <w:sz w:val="18"/>
+        </w:rPr>
+        <w:t>teacher_subjects</w:t>
+      </w:r>
+      <w:r>
+        <w:t xml:space="preserve">). Lớp A3 của THCS Nguyễn Du thuộc </w:t>
+      </w:r>
+      <w:r>
+        <w:rPr>
+          <w:b/>
+        </w:rPr>
+        <w:t>Cơ sở 2</w:t>
+      </w:r>
+      <w:r>
+        <w:t xml:space="preserve"> do PHT phụ trách.</w:t>
+      </w:r>
+    </w:p>
+    <w:tbl>
+      <w:tblPr>
+        <w:tblStyle w:val="LightGrid-Accent1"/>
+        <w:tblW w:type="auto" w:w="0"/>
+        <w:tblLook w:firstColumn="1" w:firstRow="1" w:lastColumn="0" w:lastRow="0" w:noHBand="0" w:noVBand="1" w:val="04A0"/>
+      </w:tblPr>
+      <w:tblGrid>
+        <w:gridCol w:w="2493"/>
+        <w:gridCol w:w="2493"/>
+        <w:gridCol w:w="2493"/>
+        <w:gridCol w:w="2493"/>
+      </w:tblGrid>
+      <w:tr>
+        <w:tc>
+          <w:tcPr>
+            <w:tcW w:type="dxa" w:w="2493"/>
+          </w:tcPr>
+          <w:p>
+            <w:r>
+              <w:rPr>
+                <w:b/>
+                <w:sz w:val="18"/>
+              </w:rPr>
+              <w:t>Vai trò</w:t>
+            </w:r>
+          </w:p>
+        </w:tc>
+        <w:tc>
+          <w:tcPr>
+            <w:tcW w:type="dxa" w:w="2493"/>
+          </w:tcPr>
+          <w:p>
+            <w:r>
+              <w:rPr>
+                <w:b/>
+                <w:sz w:val="18"/>
+              </w:rPr>
+              <w:t>Tài khoản demo</w:t>
+            </w:r>
+          </w:p>
+        </w:tc>
+        <w:tc>
+          <w:tcPr>
+            <w:tcW w:type="dxa" w:w="2493"/>
+          </w:tcPr>
+          <w:p>
+            <w:r>
+              <w:rPr>
+                <w:b/>
+                <w:sz w:val="18"/>
+              </w:rPr>
+              <w:t>Nhân sự</w:t>
+            </w:r>
+          </w:p>
+        </w:tc>
+        <w:tc>
+          <w:tcPr>
+            <w:tcW w:type="dxa" w:w="2493"/>
+          </w:tcPr>
+          <w:p>
+            <w:r>
+              <w:rPr>
+                <w:b/>
+                <w:sz w:val="18"/>
+              </w:rPr>
+              <w:t>Phạm vi</w:t>
+            </w:r>
+          </w:p>
+        </w:tc>
+      </w:tr>
+      <w:tr>
+        <w:tc>
+          <w:tcPr>
+            <w:tcW w:type="dxa" w:w="2493"/>
+          </w:tcPr>
+          <w:p>
+            <w:r>
+              <w:rPr>
+                <w:sz w:val="18"/>
+              </w:rPr>
+              <w:t>Giáo viên chủ nhiệm (GVCN)</w:t>
+            </w:r>
+          </w:p>
+        </w:tc>
+        <w:tc>
+          <w:tcPr>
+            <w:tcW w:type="dxa" w:w="2493"/>
+          </w:tcPr>
+          <w:p>
+            <w:r>
+              <w:rPr>
+                <w:sz w:val="18"/>
+              </w:rPr>
+              <w:t>gvcn@demo.scn</w:t>
+            </w:r>
+          </w:p>
+        </w:tc>
+        <w:tc>
+          <w:tcPr>
+            <w:tcW w:type="dxa" w:w="2493"/>
+          </w:tcPr>
+          <w:p>
+            <w:r>
+              <w:rPr>
+                <w:sz w:val="18"/>
+              </w:rPr>
+              <w:t xml:space="preserve">Phạm Thị Lan Anh - GVCN 8A2, dạy Toán, Tổ trưởng Toán-TN (ND) - </w:t>
+            </w:r>
+            <w:r>
+              <w:rPr>
+                <w:rFonts w:ascii="Consolas" w:hAnsi="Consolas"/>
+                <w:sz w:val="18"/>
+              </w:rPr>
+              <w:t>gvcn</w:t>
+            </w:r>
+            <w:r>
+              <w:rPr>
+                <w:sz w:val="18"/>
+              </w:rPr>
+              <w:t>+</w:t>
+            </w:r>
+            <w:r>
+              <w:rPr>
+                <w:rFonts w:ascii="Consolas" w:hAnsi="Consolas"/>
+                <w:sz w:val="18"/>
+              </w:rPr>
+              <w:t>gvbm</w:t>
+            </w:r>
+            <w:r>
+              <w:rPr>
+                <w:sz w:val="18"/>
+              </w:rPr>
+              <w:t>+</w:t>
+            </w:r>
+            <w:r>
+              <w:rPr>
+                <w:rFonts w:ascii="Consolas" w:hAnsi="Consolas"/>
+                <w:sz w:val="18"/>
+              </w:rPr>
+              <w:t>to_truong</w:t>
+            </w:r>
+          </w:p>
+        </w:tc>
+        <w:tc>
+          <w:tcPr>
+            <w:tcW w:type="dxa" w:w="2493"/>
+          </w:tcPr>
+          <w:p>
+            <w:r>
+              <w:rPr>
+                <w:sz w:val="18"/>
+              </w:rPr>
+              <w:t>Lớp mình chủ nhiệm; lịch dạy cá nhân; duyệt giáo án tổ mình</w:t>
+            </w:r>
+          </w:p>
+        </w:tc>
+      </w:tr>
+      <w:tr>
+        <w:tc>
+          <w:tcPr>
+            <w:tcW w:type="dxa" w:w="2493"/>
+          </w:tcPr>
+          <w:p>
+            <w:r>
+              <w:rPr>
+                <w:sz w:val="18"/>
+              </w:rPr>
+              <w:t>Giáo viên bộ môn (GVBM)</w:t>
+            </w:r>
+          </w:p>
+        </w:tc>
+        <w:tc>
+          <w:tcPr>
+            <w:tcW w:type="dxa" w:w="2493"/>
+          </w:tcPr>
+          <w:p>
+            <w:r>
+              <w:rPr>
+                <w:sz w:val="18"/>
+              </w:rPr>
+              <w:t>gvbm@demo.scn</w:t>
+            </w:r>
+          </w:p>
+        </w:tc>
+        <w:tc>
+          <w:tcPr>
+            <w:tcW w:type="dxa" w:w="2493"/>
+          </w:tcPr>
+          <w:p>
+            <w:r>
+              <w:rPr>
+                <w:sz w:val="18"/>
+              </w:rPr>
+              <w:t>Trần Văn Minh - GV Vật lý, Tổ Toán-TN (ND) - đơn vai trò</w:t>
+            </w:r>
+          </w:p>
+        </w:tc>
+        <w:tc>
+          <w:tcPr>
+            <w:tcW w:type="dxa" w:w="2493"/>
+          </w:tcPr>
+          <w:p>
+            <w:r>
+              <w:rPr>
+                <w:sz w:val="18"/>
+              </w:rPr>
+              <w:t>Điểm các lớp mình dạy; lịch cá nhân; giáo án</w:t>
+            </w:r>
+          </w:p>
+        </w:tc>
+      </w:tr>
+      <w:tr>
+        <w:tc>
+          <w:tcPr>
+            <w:tcW w:type="dxa" w:w="2493"/>
+          </w:tcPr>
+          <w:p>
+            <w:r>
+              <w:rPr>
+                <w:sz w:val="18"/>
+              </w:rPr>
+              <w:t>Tổ trưởng chuyên môn</w:t>
+            </w:r>
+          </w:p>
+        </w:tc>
+        <w:tc>
+          <w:tcPr>
+            <w:tcW w:type="dxa" w:w="2493"/>
+          </w:tcPr>
+          <w:p>
+            <w:r>
+              <w:rPr>
+                <w:sz w:val="18"/>
+              </w:rPr>
+              <w:t>totruong@demo.scn</w:t>
+            </w:r>
+          </w:p>
+        </w:tc>
+        <w:tc>
+          <w:tcPr>
+            <w:tcW w:type="dxa" w:w="2493"/>
+          </w:tcPr>
+          <w:p>
+            <w:r>
+              <w:rPr>
+                <w:sz w:val="18"/>
+              </w:rPr>
+              <w:t xml:space="preserve">Lê Thị Hồng Hạnh - TT Tổ Toán-TN (ND) - </w:t>
+            </w:r>
+            <w:r>
+              <w:rPr>
+                <w:rFonts w:ascii="Consolas" w:hAnsi="Consolas"/>
+                <w:sz w:val="18"/>
+              </w:rPr>
+              <w:t>to_truong</w:t>
+            </w:r>
+            <w:r>
+              <w:rPr>
+                <w:sz w:val="18"/>
+              </w:rPr>
+              <w:t>+</w:t>
+            </w:r>
+            <w:r>
+              <w:rPr>
+                <w:rFonts w:ascii="Consolas" w:hAnsi="Consolas"/>
+                <w:sz w:val="18"/>
+              </w:rPr>
+              <w:t>gvbm</w:t>
+            </w:r>
+          </w:p>
+        </w:tc>
+        <w:tc>
+          <w:tcPr>
+            <w:tcW w:type="dxa" w:w="2493"/>
+          </w:tcPr>
+          <w:p>
+            <w:r>
+              <w:rPr>
+                <w:sz w:val="18"/>
+              </w:rPr>
+              <w:t>Giáo viên trong tổ, duyệt giáo án/đánh giá năng lực</w:t>
+            </w:r>
+          </w:p>
+        </w:tc>
+      </w:tr>
+      <w:tr>
+        <w:tc>
+          <w:tcPr>
+            <w:tcW w:type="dxa" w:w="2493"/>
+          </w:tcPr>
+          <w:p>
+            <w:r>
+              <w:rPr>
+                <w:sz w:val="18"/>
+              </w:rPr>
+              <w:t>Ban Giám Hiệu (BGH)</w:t>
+            </w:r>
+          </w:p>
+        </w:tc>
+        <w:tc>
+          <w:tcPr>
+            <w:tcW w:type="dxa" w:w="2493"/>
+          </w:tcPr>
+          <w:p>
+            <w:r>
+              <w:rPr>
+                <w:sz w:val="18"/>
+              </w:rPr>
+              <w:t>bgh@demo.scn</w:t>
+            </w:r>
+          </w:p>
+        </w:tc>
+        <w:tc>
+          <w:tcPr>
+            <w:tcW w:type="dxa" w:w="2493"/>
+          </w:tcPr>
+          <w:p>
+            <w:r>
+              <w:rPr>
+                <w:sz w:val="18"/>
+              </w:rPr>
+              <w:t xml:space="preserve">Nguyễn Văn Hải - Hiệu trưởng ND - </w:t>
+            </w:r>
+            <w:r>
+              <w:rPr>
+                <w:rFonts w:ascii="Consolas" w:hAnsi="Consolas"/>
+                <w:sz w:val="18"/>
+              </w:rPr>
+              <w:t>bgh</w:t>
+            </w:r>
+            <w:r>
+              <w:rPr>
+                <w:sz w:val="18"/>
+              </w:rPr>
+              <w:t>+</w:t>
+            </w:r>
+            <w:r>
+              <w:rPr>
+                <w:rFonts w:ascii="Consolas" w:hAnsi="Consolas"/>
+                <w:sz w:val="18"/>
+              </w:rPr>
+              <w:t>gvbm</w:t>
+            </w:r>
+          </w:p>
+        </w:tc>
+        <w:tc>
+          <w:tcPr>
+            <w:tcW w:type="dxa" w:w="2493"/>
+          </w:tcPr>
+          <w:p>
+            <w:r>
+              <w:rPr>
+                <w:sz w:val="18"/>
+              </w:rPr>
+              <w:t>Toàn trường: phê duyệt, TKB, kỳ thi, radar cảnh báo, AI điều hành</w:t>
+            </w:r>
+          </w:p>
+        </w:tc>
+      </w:tr>
+      <w:tr>
+        <w:tc>
+          <w:tcPr>
+            <w:tcW w:type="dxa" w:w="2493"/>
+          </w:tcPr>
+          <w:p>
+            <w:r>
+              <w:rPr>
+                <w:sz w:val="18"/>
+              </w:rPr>
+              <w:t>Phó Hiệu trưởng cơ sở (PHT)</w:t>
+            </w:r>
+          </w:p>
+        </w:tc>
+        <w:tc>
+          <w:tcPr>
+            <w:tcW w:type="dxa" w:w="2493"/>
+          </w:tcPr>
+          <w:p>
+            <w:r>
+              <w:rPr>
+                <w:sz w:val="18"/>
+              </w:rPr>
+              <w:t>pht@demo.scn</w:t>
+            </w:r>
+          </w:p>
+        </w:tc>
+        <w:tc>
+          <w:tcPr>
+            <w:tcW w:type="dxa" w:w="2493"/>
+          </w:tcPr>
+          <w:p>
+            <w:r>
+              <w:rPr>
+                <w:sz w:val="18"/>
+              </w:rPr>
+              <w:t xml:space="preserve">Lê Minh Đức - PHT phụ trách Cơ sở 2 (ND) - </w:t>
+            </w:r>
+            <w:r>
+              <w:rPr>
+                <w:rFonts w:ascii="Consolas" w:hAnsi="Consolas"/>
+                <w:sz w:val="18"/>
+              </w:rPr>
+              <w:t>pht</w:t>
+            </w:r>
+            <w:r>
+              <w:rPr>
+                <w:sz w:val="18"/>
+              </w:rPr>
+              <w:t>+</w:t>
+            </w:r>
+            <w:r>
+              <w:rPr>
+                <w:rFonts w:ascii="Consolas" w:hAnsi="Consolas"/>
+                <w:sz w:val="18"/>
+              </w:rPr>
+              <w:t>gvbm</w:t>
+            </w:r>
+          </w:p>
+        </w:tc>
+        <w:tc>
+          <w:tcPr>
+            <w:tcW w:type="dxa" w:w="2493"/>
+          </w:tcPr>
+          <w:p>
+            <w:r>
+              <w:rPr>
+                <w:sz w:val="18"/>
+              </w:rPr>
+              <w:t>Như BGH nhưng chỉ các lớp thuộc campus mình phụ trách</w:t>
+            </w:r>
+          </w:p>
+        </w:tc>
+      </w:tr>
+      <w:tr>
+        <w:tc>
+          <w:tcPr>
+            <w:tcW w:type="dxa" w:w="2493"/>
+          </w:tcPr>
+          <w:p>
+            <w:r>
+              <w:rPr>
+                <w:sz w:val="18"/>
+              </w:rPr>
+              <w:t>Kế toán</w:t>
+            </w:r>
+          </w:p>
+        </w:tc>
+        <w:tc>
+          <w:tcPr>
+            <w:tcW w:type="dxa" w:w="2493"/>
+          </w:tcPr>
+          <w:p>
+            <w:r>
+              <w:rPr>
+                <w:sz w:val="18"/>
+              </w:rPr>
+              <w:t>ketoan@demo.scn</w:t>
+            </w:r>
+          </w:p>
+        </w:tc>
+        <w:tc>
+          <w:tcPr>
+            <w:tcW w:type="dxa" w:w="2493"/>
+          </w:tcPr>
+          <w:p>
+            <w:r>
+              <w:rPr>
+                <w:sz w:val="18"/>
+              </w:rPr>
+              <w:t>Phạm Thu Trang - kế toán ND</w:t>
+            </w:r>
+          </w:p>
+        </w:tc>
+        <w:tc>
+          <w:tcPr>
+            <w:tcW w:type="dxa" w:w="2493"/>
+          </w:tcPr>
+          <w:p>
+            <w:r>
+              <w:rPr>
+                <w:sz w:val="18"/>
+              </w:rPr>
+              <w:t>Nhân sự, đánh giá cơ sở vật chất TT15</w:t>
+            </w:r>
+          </w:p>
+        </w:tc>
+      </w:tr>
+      <w:tr>
+        <w:tc>
+          <w:tcPr>
+            <w:tcW w:type="dxa" w:w="2493"/>
+          </w:tcPr>
+          <w:p>
+            <w:r>
+              <w:rPr>
+                <w:sz w:val="18"/>
+              </w:rPr>
+              <w:t>Sở GD&amp;ĐT</w:t>
+            </w:r>
+          </w:p>
+        </w:tc>
+        <w:tc>
+          <w:tcPr>
+            <w:tcW w:type="dxa" w:w="2493"/>
+          </w:tcPr>
+          <w:p>
+            <w:r>
+              <w:rPr>
+                <w:sz w:val="18"/>
+              </w:rPr>
+              <w:t>sogd@demo.scn</w:t>
+            </w:r>
+          </w:p>
+        </w:tc>
+        <w:tc>
+          <w:tcPr>
+            <w:tcW w:type="dxa" w:w="2493"/>
+          </w:tcPr>
+          <w:p>
+            <w:r>
+              <w:rPr>
+                <w:sz w:val="18"/>
+              </w:rPr>
+              <w:t>Vũ Quản Trị Sở</w:t>
+            </w:r>
+          </w:p>
+        </w:tc>
+        <w:tc>
+          <w:tcPr>
+            <w:tcW w:type="dxa" w:w="2493"/>
+          </w:tcPr>
+          <w:p>
+            <w:r>
+              <w:rPr>
+                <w:sz w:val="18"/>
+              </w:rPr>
+              <w:t>Tổng hợp nhiều trường, quản trị người dùng, toàn vẹn dữ liệu</w:t>
+            </w:r>
+          </w:p>
+        </w:tc>
+      </w:tr>
+      <w:tr>
+        <w:tc>
+          <w:tcPr>
+            <w:tcW w:type="dxa" w:w="2493"/>
+          </w:tcPr>
+          <w:p>
+            <w:r>
+              <w:rPr>
+                <w:sz w:val="18"/>
+              </w:rPr>
+              <w:t>UBND cấp xã</w:t>
+            </w:r>
+          </w:p>
+        </w:tc>
+        <w:tc>
+          <w:tcPr>
+            <w:tcW w:type="dxa" w:w="2493"/>
+          </w:tcPr>
+          <w:p>
+            <w:r>
+              <w:rPr>
+                <w:sz w:val="18"/>
+              </w:rPr>
+              <w:t>ubnd@demo.scn</w:t>
+            </w:r>
+          </w:p>
+        </w:tc>
+        <w:tc>
+          <w:tcPr>
+            <w:tcW w:type="dxa" w:w="2493"/>
+          </w:tcPr>
+          <w:p>
+            <w:r>
+              <w:rPr>
+                <w:sz w:val="18"/>
+              </w:rPr>
+              <w:t>Ngô Văn Lãnh Đạo</w:t>
+            </w:r>
+          </w:p>
+        </w:tc>
+        <w:tc>
+          <w:tcPr>
+            <w:tcW w:type="dxa" w:w="2493"/>
+          </w:tcPr>
+          <w:p>
+            <w:r>
+              <w:rPr>
+                <w:sz w:val="18"/>
+              </w:rPr>
+              <w:t>Dashboard địa bàn (read-only)</w:t>
+            </w:r>
+          </w:p>
+        </w:tc>
+      </w:tr>
+      <w:tr>
+        <w:tc>
+          <w:tcPr>
+            <w:tcW w:type="dxa" w:w="2493"/>
+          </w:tcPr>
+          <w:p>
+            <w:r>
+              <w:rPr>
+                <w:sz w:val="18"/>
+              </w:rPr>
+              <w:t>Phụ huynh</w:t>
+            </w:r>
+          </w:p>
+        </w:tc>
+        <w:tc>
+          <w:tcPr>
+            <w:tcW w:type="dxa" w:w="2493"/>
+          </w:tcPr>
+          <w:p>
+            <w:r>
+              <w:rPr>
+                <w:sz w:val="18"/>
+              </w:rPr>
+              <w:t>phuhuynh@demo.scn</w:t>
+            </w:r>
+          </w:p>
+        </w:tc>
+        <w:tc>
+          <w:tcPr>
+            <w:tcW w:type="dxa" w:w="2493"/>
+          </w:tcPr>
+          <w:p>
+            <w:r>
+              <w:rPr>
+                <w:sz w:val="18"/>
+              </w:rPr>
+              <w:t>Nguyễn Văn An - bố em Nguyễn Gia Bảo, 8A2 (ND)</w:t>
+            </w:r>
+          </w:p>
+        </w:tc>
+        <w:tc>
+          <w:tcPr>
+            <w:tcW w:type="dxa" w:w="2493"/>
+          </w:tcPr>
+          <w:p>
+            <w:r>
+              <w:rPr>
+                <w:sz w:val="18"/>
+              </w:rPr>
+              <w:t>Con mình: thông báo, tin nhắn, lịch hẹn, đăng ký hoạt động</w:t>
+            </w:r>
+          </w:p>
+        </w:tc>
+      </w:tr>
+      <w:tr>
+        <w:tc>
+          <w:tcPr>
+            <w:tcW w:type="dxa" w:w="2493"/>
+          </w:tcPr>
+          <w:p>
+            <w:r>
+              <w:rPr>
+                <w:sz w:val="18"/>
+              </w:rPr>
+              <w:t>Học sinh</w:t>
+            </w:r>
+          </w:p>
+        </w:tc>
+        <w:tc>
+          <w:tcPr>
+            <w:tcW w:type="dxa" w:w="2493"/>
+          </w:tcPr>
+          <w:p>
+            <w:r>
+              <w:rPr>
+                <w:sz w:val="18"/>
+              </w:rPr>
+              <w:t>hocsinh@demo.scn</w:t>
+            </w:r>
+          </w:p>
+        </w:tc>
+        <w:tc>
+          <w:tcPr>
+            <w:tcW w:type="dxa" w:w="2493"/>
+          </w:tcPr>
+          <w:p>
+            <w:r>
+              <w:rPr>
+                <w:sz w:val="18"/>
+              </w:rPr>
+              <w:t>Nguyễn Gia Bảo - HS lớp 8A2 (ND)</w:t>
+            </w:r>
+          </w:p>
+        </w:tc>
+        <w:tc>
+          <w:tcPr>
+            <w:tcW w:type="dxa" w:w="2493"/>
+          </w:tcPr>
+          <w:p>
+            <w:r>
+              <w:rPr>
+                <w:sz w:val="18"/>
+              </w:rPr>
+              <w:t>Bản thân: thời khóa biểu, điểm, hạnh kiểm, thông báo</w:t>
+            </w:r>
+          </w:p>
+        </w:tc>
+      </w:tr>
+    </w:tbl>
+    <w:p>
+      <w:r>
+        <w:t>Tài khoản theo trường khác (demo từng trường độc lập):</w:t>
+      </w:r>
+    </w:p>
+    <w:tbl>
+      <w:tblPr>
+        <w:tblStyle w:val="LightGrid-Accent1"/>
+        <w:tblW w:type="auto" w:w="0"/>
+        <w:tblLook w:firstColumn="1" w:firstRow="1" w:lastColumn="0" w:lastRow="0" w:noHBand="0" w:noVBand="1" w:val="04A0"/>
+      </w:tblPr>
+      <w:tblGrid>
+        <w:gridCol w:w="4986"/>
+        <w:gridCol w:w="4986"/>
+      </w:tblGrid>
+      <w:tr>
+        <w:tc>
+          <w:tcPr>
+            <w:tcW w:type="dxa" w:w="4986"/>
+          </w:tcPr>
+          <w:p>
+            <w:r>
+              <w:rPr>
+                <w:b/>
+                <w:sz w:val="18"/>
+              </w:rPr>
+              <w:t>Trường</w:t>
+            </w:r>
+          </w:p>
+        </w:tc>
+        <w:tc>
+          <w:tcPr>
+            <w:tcW w:type="dxa" w:w="4986"/>
+          </w:tcPr>
+          <w:p>
+            <w:r>
+              <w:rPr>
+                <w:b/>
+                <w:sz w:val="18"/>
+              </w:rPr>
+              <w:t>Tài khoản</w:t>
+            </w:r>
+          </w:p>
+        </w:tc>
+      </w:tr>
+      <w:tr>
+        <w:tc>
+          <w:tcPr>
+            <w:tcW w:type="dxa" w:w="4986"/>
+          </w:tcPr>
+          <w:p>
+            <w:r>
+              <w:rPr>
+                <w:sz w:val="18"/>
+              </w:rPr>
+              <w:t>TH Chu Văn An</w:t>
+            </w:r>
+          </w:p>
+        </w:tc>
+        <w:tc>
+          <w:tcPr>
+            <w:tcW w:type="dxa" w:w="4986"/>
+          </w:tcPr>
+          <w:p>
+            <w:r>
+              <w:rPr>
+                <w:sz w:val="18"/>
+              </w:rPr>
+              <w:t>bgh.cva@demo.scn (HT Trần Thị Mai Phương), gvcn.cva@demo.scn (GVCN Đỗ Thị Kim Oanh), totruong.cva@demo.scn (TT Trương Thị Bích Liên), ketoan.cva@demo.scn</w:t>
+            </w:r>
+          </w:p>
+        </w:tc>
+      </w:tr>
+      <w:tr>
+        <w:tc>
+          <w:tcPr>
+            <w:tcW w:type="dxa" w:w="4986"/>
+          </w:tcPr>
+          <w:p>
+            <w:r>
+              <w:rPr>
+                <w:sz w:val="18"/>
+              </w:rPr>
+              <w:t>TH Kim Đồng</w:t>
+            </w:r>
+          </w:p>
+        </w:tc>
+        <w:tc>
+          <w:tcPr>
+            <w:tcW w:type="dxa" w:w="4986"/>
+          </w:tcPr>
+          <w:p>
+            <w:r>
+              <w:rPr>
+                <w:sz w:val="18"/>
+              </w:rPr>
+              <w:t>bgh.kd@demo.scn (HT Hoàng Đức Long), gvcn.kd@demo.scn (GVCN Lý Thị Thanh Nga), ketoan.kd@demo.scn</w:t>
+            </w:r>
+          </w:p>
+        </w:tc>
+      </w:tr>
+      <w:tr>
+        <w:tc>
+          <w:tcPr>
+            <w:tcW w:type="dxa" w:w="4986"/>
+          </w:tcPr>
+          <w:p>
+            <w:r>
+              <w:rPr>
+                <w:sz w:val="18"/>
+              </w:rPr>
+              <w:t>Quản trị</w:t>
+            </w:r>
+          </w:p>
+        </w:tc>
+        <w:tc>
+          <w:tcPr>
+            <w:tcW w:type="dxa" w:w="4986"/>
+          </w:tcPr>
+          <w:p>
+            <w:r>
+              <w:rPr>
+                <w:sz w:val="18"/>
+              </w:rPr>
+              <w:t>admin@demo.scn</w:t>
+            </w:r>
+          </w:p>
+        </w:tc>
+      </w:tr>
+    </w:tbl>
+    <w:p>
+      <w:r>
+        <w:t xml:space="preserve">Mật khẩu demo chung: </w:t>
+      </w:r>
+      <w:r>
+        <w:rPr>
+          <w:rFonts w:ascii="Consolas" w:hAnsi="Consolas"/>
+          <w:sz w:val="18"/>
+        </w:rPr>
+        <w:t>demo1234</w:t>
+      </w:r>
+      <w:r>
+        <w:t xml:space="preserve">. Mỗi trường còn có đội ngũ GV đầy đủ (email dạng </w:t>
+      </w:r>
+      <w:r>
+        <w:rPr>
+          <w:rFonts w:ascii="Consolas" w:hAnsi="Consolas"/>
+          <w:sz w:val="18"/>
+        </w:rPr>
+        <w:t>ten.vt@&lt;truong&gt;.scn</w:t>
+      </w:r>
+      <w:r>
+        <w:t>, cùng mật khẩu) để test luồng nhiều người dùng.</w:t>
+      </w:r>
+    </w:p>
+    <w:p>
+      <w:pPr>
+        <w:pStyle w:val="Heading3"/>
+      </w:pPr>
+      <w:r>
+        <w:t>Vai trò kiêm nhiệm (multi-role)</w:t>
+      </w:r>
+    </w:p>
+    <w:p>
+      <w:r>
+        <w:t xml:space="preserve">Thực tế trường Việt Nam: GVCN luôn kiêm dạy bộ môn, tổ trưởng vẫn đứng lớp, BGH/PHT vẫn phân công dạy. Hệ thống hỗ trợ bằng mô hình </w:t>
+      </w:r>
+      <w:r>
+        <w:rPr>
+          <w:b/>
+        </w:rPr>
+        <w:t>1 vai trò chính + nhiều vai trò kiêm nhiệm</w:t>
+      </w:r>
+      <w:r>
+        <w:t xml:space="preserve"> (</w:t>
+      </w:r>
+      <w:r>
+        <w:rPr>
+          <w:rFonts w:ascii="Consolas" w:hAnsi="Consolas"/>
+          <w:sz w:val="18"/>
+        </w:rPr>
+        <w:t>concurrent_roles</w:t>
+      </w:r>
+      <w:r>
+        <w:t>):</w:t>
+      </w:r>
+    </w:p>
+    <w:p>
+      <w:pPr>
+        <w:pStyle w:val="ListBullet"/>
+      </w:pPr>
+      <w:r>
+        <w:rPr>
+          <w:b/>
+        </w:rPr>
+        <w:t>Quyền = hợp của mọi vai trò</w:t>
+      </w:r>
+      <w:r>
+        <w:t>, tính nhất quán ở 3 tầng: giao diện (menu gộp, topbar hiện đủ nhãn vai trò), server action (</w:t>
+      </w:r>
+      <w:r>
+        <w:rPr>
+          <w:rFonts w:ascii="Consolas" w:hAnsi="Consolas"/>
+          <w:sz w:val="18"/>
+        </w:rPr>
+        <w:t>checkActionRole</w:t>
+      </w:r>
+      <w:r>
+        <w:t>), và RLS database (</w:t>
+      </w:r>
+      <w:r>
+        <w:rPr>
+          <w:rFonts w:ascii="Consolas" w:hAnsi="Consolas"/>
+          <w:sz w:val="18"/>
+        </w:rPr>
+        <w:t>my_roles()</w:t>
+      </w:r>
+      <w:r>
+        <w:t xml:space="preserve"> - 158 policies).</w:t>
+      </w:r>
+    </w:p>
+    <w:p>
+      <w:pPr>
+        <w:pStyle w:val="ListBullet"/>
+      </w:pPr>
+      <w:r>
+        <w:rPr>
+          <w:b/>
+        </w:rPr>
+        <w:t>Cấu hình</w:t>
+      </w:r>
+      <w:r>
+        <w:t xml:space="preserve">: BGH/admin tick "Vai trò kiêm nhiệm" khi tạo/sửa cán bộ tại </w:t>
+      </w:r>
+      <w:r>
+        <w:rPr>
+          <w:rFonts w:ascii="Consolas" w:hAnsi="Consolas"/>
+          <w:sz w:val="18"/>
+        </w:rPr>
+        <w:t>/school/users</w:t>
+      </w:r>
+      <w:r>
+        <w:t xml:space="preserve">. Chỉ vai trò nhân sự được kiêm; </w:t>
+      </w:r>
+      <w:r>
+        <w:rPr>
+          <w:rFonts w:ascii="Consolas" w:hAnsi="Consolas"/>
+          <w:sz w:val="18"/>
+        </w:rPr>
+        <w:t>admin</w:t>
+      </w:r>
+      <w:r>
+        <w:t xml:space="preserve">, </w:t>
+      </w:r>
+      <w:r>
+        <w:rPr>
+          <w:rFonts w:ascii="Consolas" w:hAnsi="Consolas"/>
+          <w:sz w:val="18"/>
+        </w:rPr>
+        <w:t>phu_huynh</w:t>
+      </w:r>
+      <w:r>
+        <w:t xml:space="preserve">, </w:t>
+      </w:r>
+      <w:r>
+        <w:rPr>
+          <w:rFonts w:ascii="Consolas" w:hAnsi="Consolas"/>
+          <w:sz w:val="18"/>
+        </w:rPr>
+        <w:t>hoc_sinh</w:t>
+      </w:r>
+      <w:r>
+        <w:t xml:space="preserve"> không thể kiêm.</w:t>
+      </w:r>
+    </w:p>
+    <w:p>
+      <w:pPr>
+        <w:pStyle w:val="ListBullet"/>
+      </w:pPr>
+      <w:r>
+        <w:rPr>
+          <w:b/>
+        </w:rPr>
+        <w:t>An toàn</w:t>
+      </w:r>
+      <w:r>
+        <w:t xml:space="preserve">: trigger </w:t>
+      </w:r>
+      <w:r>
+        <w:rPr>
+          <w:rFonts w:ascii="Consolas" w:hAnsi="Consolas"/>
+          <w:sz w:val="18"/>
+        </w:rPr>
+        <w:t>profiles_no_priv_escalation</w:t>
+      </w:r>
+      <w:r>
+        <w:t xml:space="preserve"> chặn người dùng tự gán kiêm nhiệm cho chính mình; grant xung đột giữa các vai trò thì </w:t>
+      </w:r>
+      <w:r>
+        <w:rPr>
+          <w:rFonts w:ascii="Consolas" w:hAnsi="Consolas"/>
+          <w:sz w:val="18"/>
+        </w:rPr>
+        <w:t>deny</w:t>
+      </w:r>
+      <w:r>
+        <w:t xml:space="preserve"> thắng.</w:t>
+      </w:r>
+    </w:p>
+    <w:p>
+      <w:pPr>
+        <w:pStyle w:val="ListBullet"/>
+      </w:pPr>
+      <w:r>
+        <w:rPr>
+          <w:b/>
+        </w:rPr>
+        <w:t>Menu theo quyền</w:t>
+      </w:r>
+      <w:r>
+        <w:t xml:space="preserve">: mỗi vai trò chỉ thấy chức năng mình được cấp - kiểm chứng tự động bởi </w:t>
+      </w:r>
+      <w:r>
+        <w:rPr>
+          <w:rFonts w:ascii="Consolas" w:hAnsi="Consolas"/>
+          <w:sz w:val="18"/>
+        </w:rPr>
+        <w:t>scripts/check-nav-access.mjs</w:t>
+      </w:r>
+      <w:r>
+        <w:t xml:space="preserve"> (158 nav hrefs ↔ 104 routes).</w:t>
+      </w:r>
+    </w:p>
+    <w:p>
+      <w:pPr>
+        <w:pStyle w:val="Heading2"/>
+      </w:pPr>
+      <w:r>
+        <w:t>3. Danh mục chức năng theo module</w:t>
+      </w:r>
+    </w:p>
+    <w:p>
+      <w:pPr>
+        <w:pStyle w:val="Heading3"/>
+      </w:pPr>
+      <w:r>
+        <w:t>3.1 Hồ sơ lớp học (GVCN)</w:t>
+      </w:r>
+    </w:p>
+    <w:tbl>
+      <w:tblPr>
+        <w:tblStyle w:val="LightGrid-Accent1"/>
+        <w:tblW w:type="auto" w:w="0"/>
+        <w:tblLook w:firstColumn="1" w:firstRow="1" w:lastColumn="0" w:lastRow="0" w:noHBand="0" w:noVBand="1" w:val="04A0"/>
+      </w:tblPr>
+      <w:tblGrid>
+        <w:gridCol w:w="4986"/>
+        <w:gridCol w:w="4986"/>
+      </w:tblGrid>
+      <w:tr>
+        <w:tc>
+          <w:tcPr>
+            <w:tcW w:type="dxa" w:w="4986"/>
+          </w:tcPr>
+          <w:p>
+            <w:r>
+              <w:rPr>
+                <w:b/>
+                <w:sz w:val="18"/>
+              </w:rPr>
+              <w:t>Chức năng</w:t>
+            </w:r>
+          </w:p>
+        </w:tc>
+        <w:tc>
+          <w:tcPr>
+            <w:tcW w:type="dxa" w:w="4986"/>
+          </w:tcPr>
+          <w:p>
+            <w:r>
+              <w:rPr>
+                <w:b/>
+                <w:sz w:val="18"/>
+              </w:rPr>
+              <w:t>Mô tả</w:t>
+            </w:r>
+          </w:p>
+        </w:tc>
+      </w:tr>
+      <w:tr>
+        <w:tc>
+          <w:tcPr>
+            <w:tcW w:type="dxa" w:w="4986"/>
+          </w:tcPr>
+          <w:p>
+            <w:r>
+              <w:rPr>
+                <w:sz w:val="18"/>
+              </w:rPr>
+              <w:t>Tiếp nhận lớp</w:t>
+            </w:r>
+          </w:p>
+        </w:tc>
+        <w:tc>
+          <w:tcPr>
+            <w:tcW w:type="dxa" w:w="4986"/>
+          </w:tcPr>
+          <w:p>
+            <w:r>
+              <w:rPr>
+                <w:sz w:val="18"/>
+              </w:rPr>
+              <w:t>Nhận phân công chủ nhiệm đầu năm học, khai báo thông tin lớp</w:t>
+            </w:r>
+          </w:p>
+        </w:tc>
+      </w:tr>
+      <w:tr>
+        <w:tc>
+          <w:tcPr>
+            <w:tcW w:type="dxa" w:w="4986"/>
+          </w:tcPr>
+          <w:p>
+            <w:r>
+              <w:rPr>
+                <w:sz w:val="18"/>
+              </w:rPr>
+              <w:t>Upload danh sách HS</w:t>
+            </w:r>
+          </w:p>
+        </w:tc>
+        <w:tc>
+          <w:tcPr>
+            <w:tcW w:type="dxa" w:w="4986"/>
+          </w:tcPr>
+          <w:p>
+            <w:r>
+              <w:rPr>
+                <w:sz w:val="18"/>
+              </w:rPr>
+              <w:t>Import Excel/CSV danh sách học sinh (mã HS quốc gia, ngày sinh, giới tính, dân tộc, địa chỉ); tải template mẫu; báo lỗi từng dòng</w:t>
+            </w:r>
+          </w:p>
+        </w:tc>
+      </w:tr>
+      <w:tr>
+        <w:tc>
+          <w:tcPr>
+            <w:tcW w:type="dxa" w:w="4986"/>
+          </w:tcPr>
+          <w:p>
+            <w:r>
+              <w:rPr>
+                <w:sz w:val="18"/>
+              </w:rPr>
+              <w:t>Chi tiết hồ sơ HS</w:t>
+            </w:r>
+          </w:p>
+        </w:tc>
+        <w:tc>
+          <w:tcPr>
+            <w:tcW w:type="dxa" w:w="4986"/>
+          </w:tcPr>
+          <w:p>
+            <w:r>
+              <w:rPr>
+                <w:sz w:val="18"/>
+              </w:rPr>
+              <w:t>Xem/sửa hồ sơ từng em: định danh, gia đình, sức khỏe, hoàn cảnh</w:t>
+            </w:r>
+          </w:p>
+        </w:tc>
+      </w:tr>
+      <w:tr>
+        <w:tc>
+          <w:tcPr>
+            <w:tcW w:type="dxa" w:w="4986"/>
+          </w:tcPr>
+          <w:p>
+            <w:r>
+              <w:rPr>
+                <w:sz w:val="18"/>
+              </w:rPr>
+              <w:t>Lịch sử cập nhật</w:t>
+            </w:r>
+          </w:p>
+        </w:tc>
+        <w:tc>
+          <w:tcPr>
+            <w:tcW w:type="dxa" w:w="4986"/>
+          </w:tcPr>
+          <w:p>
+            <w:r>
+              <w:rPr>
+                <w:sz w:val="18"/>
+              </w:rPr>
+              <w:t>Audit trail mọi thay đổi hồ sơ</w:t>
+            </w:r>
+          </w:p>
+        </w:tc>
+      </w:tr>
+      <w:tr>
+        <w:tc>
+          <w:tcPr>
+            <w:tcW w:type="dxa" w:w="4986"/>
+          </w:tcPr>
+          <w:p>
+            <w:r>
+              <w:rPr>
+                <w:sz w:val="18"/>
+              </w:rPr>
+              <w:t>Báo cáo tổng hợp (AI)</w:t>
+            </w:r>
+          </w:p>
+        </w:tc>
+        <w:tc>
+          <w:tcPr>
+            <w:tcW w:type="dxa" w:w="4986"/>
+          </w:tcPr>
+          <w:p>
+            <w:r>
+              <w:rPr>
+                <w:sz w:val="18"/>
+              </w:rPr>
+              <w:t>AI phân tích hồ sơ lớp: cơ cấu, hoàn cảnh đặc biệt, đề xuất chú ý</w:t>
+            </w:r>
+          </w:p>
+        </w:tc>
+      </w:tr>
+    </w:tbl>
+    <w:p>
+      <w:pPr>
+        <w:pStyle w:val="Heading3"/>
+      </w:pPr>
+      <w:r>
+        <w:t>3.2 Chuyên cần (GVCN)</w:t>
+      </w:r>
+    </w:p>
+    <w:tbl>
+      <w:tblPr>
+        <w:tblStyle w:val="LightGrid-Accent1"/>
+        <w:tblW w:type="auto" w:w="0"/>
+        <w:tblLook w:firstColumn="1" w:firstRow="1" w:lastColumn="0" w:lastRow="0" w:noHBand="0" w:noVBand="1" w:val="04A0"/>
+      </w:tblPr>
+      <w:tblGrid>
+        <w:gridCol w:w="4986"/>
+        <w:gridCol w:w="4986"/>
+      </w:tblGrid>
+      <w:tr>
+        <w:tc>
+          <w:tcPr>
+            <w:tcW w:type="dxa" w:w="4986"/>
+          </w:tcPr>
+          <w:p>
+            <w:r>
+              <w:rPr>
+                <w:b/>
+                <w:sz w:val="18"/>
+              </w:rPr>
+              <w:t>Chức năng</w:t>
+            </w:r>
+          </w:p>
+        </w:tc>
+        <w:tc>
+          <w:tcPr>
+            <w:tcW w:type="dxa" w:w="4986"/>
+          </w:tcPr>
+          <w:p>
+            <w:r>
+              <w:rPr>
+                <w:b/>
+                <w:sz w:val="18"/>
+              </w:rPr>
+              <w:t>Mô tả</w:t>
+            </w:r>
+          </w:p>
+        </w:tc>
+      </w:tr>
+      <w:tr>
+        <w:tc>
+          <w:tcPr>
+            <w:tcW w:type="dxa" w:w="4986"/>
+          </w:tcPr>
+          <w:p>
+            <w:r>
+              <w:rPr>
+                <w:sz w:val="18"/>
+              </w:rPr>
+              <w:t>Điểm danh hàng ngày</w:t>
+            </w:r>
+          </w:p>
+        </w:tc>
+        <w:tc>
+          <w:tcPr>
+            <w:tcW w:type="dxa" w:w="4986"/>
+          </w:tcPr>
+          <w:p>
+            <w:r>
+              <w:rPr>
+                <w:sz w:val="18"/>
+              </w:rPr>
+              <w:t xml:space="preserve">Danh sách lớp, 4 trạng thái/em (Có mặt/Vắng CP/Vắng KP/Đi muộn) + thao tác nhanh "Tất cả có mặt"; thẻ tổng 6 chỉ số (Sĩ số/Có mặt/Vắng/CP/KP/Muộn). </w:t>
+            </w:r>
+            <w:r>
+              <w:rPr>
+                <w:b/>
+                <w:sz w:val="18"/>
+              </w:rPr>
+              <w:t>Chọn ngày bất kỳ</w:t>
+            </w:r>
+            <w:r>
+              <w:rPr>
+                <w:sz w:val="18"/>
+              </w:rPr>
+              <w:t xml:space="preserve"> để xem lại hoặc sửa điểm danh ngày cũ</w:t>
+            </w:r>
+          </w:p>
+        </w:tc>
+      </w:tr>
+      <w:tr>
+        <w:tc>
+          <w:tcPr>
+            <w:tcW w:type="dxa" w:w="4986"/>
+          </w:tcPr>
+          <w:p>
+            <w:r>
+              <w:rPr>
+                <w:sz w:val="18"/>
+              </w:rPr>
+              <w:t>Báo cáo ngày cho BGH</w:t>
+            </w:r>
+          </w:p>
+        </w:tc>
+        <w:tc>
+          <w:tcPr>
+            <w:tcW w:type="dxa" w:w="4986"/>
+          </w:tcPr>
+          <w:p>
+            <w:r>
+              <w:rPr>
+                <w:sz w:val="18"/>
+              </w:rPr>
+              <w:t>Tổng hợp chuyên cần lớp theo ngày chọn, gửi BGH</w:t>
+            </w:r>
+          </w:p>
+        </w:tc>
+      </w:tr>
+      <w:tr>
+        <w:tc>
+          <w:tcPr>
+            <w:tcW w:type="dxa" w:w="4986"/>
+          </w:tcPr>
+          <w:p>
+            <w:r>
+              <w:rPr>
+                <w:sz w:val="18"/>
+              </w:rPr>
+              <w:t>Nghỉ học / đi muộn</w:t>
+            </w:r>
+          </w:p>
+        </w:tc>
+        <w:tc>
+          <w:tcPr>
+            <w:tcW w:type="dxa" w:w="4986"/>
+          </w:tcPr>
+          <w:p>
+            <w:r>
+              <w:rPr>
+                <w:sz w:val="18"/>
+              </w:rPr>
+              <w:t xml:space="preserve">Sổ vắng/muộn theo </w:t>
+            </w:r>
+            <w:r>
+              <w:rPr>
+                <w:b/>
+                <w:sz w:val="18"/>
+              </w:rPr>
+              <w:t>khoảng ngày</w:t>
+            </w:r>
+            <w:r>
+              <w:rPr>
+                <w:sz w:val="18"/>
+              </w:rPr>
+              <w:t xml:space="preserve"> (</w:t>
+            </w:r>
+            <w:r>
+              <w:rPr>
+                <w:rFonts w:ascii="Consolas" w:hAnsi="Consolas"/>
+                <w:sz w:val="18"/>
+              </w:rPr>
+              <w:t>from</w:t>
+            </w:r>
+            <w:r>
+              <w:rPr>
+                <w:sz w:val="18"/>
+              </w:rPr>
+              <w:t>-</w:t>
+            </w:r>
+            <w:r>
+              <w:rPr>
+                <w:rFonts w:ascii="Consolas" w:hAnsi="Consolas"/>
+                <w:sz w:val="18"/>
+              </w:rPr>
+              <w:t>to</w:t>
+            </w:r>
+            <w:r>
+              <w:rPr>
+                <w:sz w:val="18"/>
+              </w:rPr>
+              <w:t>): lý do, nguồn ghi (GVCN/sổ đầu bài/phụ huynh)</w:t>
+            </w:r>
+          </w:p>
+        </w:tc>
+      </w:tr>
+      <w:tr>
+        <w:tc>
+          <w:tcPr>
+            <w:tcW w:type="dxa" w:w="4986"/>
+          </w:tcPr>
+          <w:p>
+            <w:r>
+              <w:rPr>
+                <w:sz w:val="18"/>
+              </w:rPr>
+              <w:t>Thông báo phụ huynh</w:t>
+            </w:r>
+          </w:p>
+        </w:tc>
+        <w:tc>
+          <w:tcPr>
+            <w:tcW w:type="dxa" w:w="4986"/>
+          </w:tcPr>
+          <w:p>
+            <w:r>
+              <w:rPr>
+                <w:sz w:val="18"/>
+              </w:rPr>
+              <w:t>Gửi thông báo vắng/muộn cho PH các em liên quan (email + in-app)</w:t>
+            </w:r>
+          </w:p>
+        </w:tc>
+      </w:tr>
+      <w:tr>
+        <w:tc>
+          <w:tcPr>
+            <w:tcW w:type="dxa" w:w="4986"/>
+          </w:tcPr>
+          <w:p>
+            <w:r>
+              <w:rPr>
+                <w:sz w:val="18"/>
+              </w:rPr>
+              <w:t>Theo dõi tình trạng</w:t>
+            </w:r>
+          </w:p>
+        </w:tc>
+        <w:tc>
+          <w:tcPr>
+            <w:tcW w:type="dxa" w:w="4986"/>
+          </w:tcPr>
+          <w:p>
+            <w:r>
+              <w:rPr>
+                <w:sz w:val="18"/>
+              </w:rPr>
+              <w:t xml:space="preserve">Ma trận HS × ngày đến </w:t>
+            </w:r>
+            <w:r>
+              <w:rPr>
+                <w:b/>
+                <w:sz w:val="18"/>
+              </w:rPr>
+              <w:t>mốc ngày chọn</w:t>
+            </w:r>
+            <w:r>
+              <w:rPr>
+                <w:sz w:val="18"/>
+              </w:rPr>
+              <w:t xml:space="preserve"> (</w:t>
+            </w:r>
+            <w:r>
+              <w:rPr>
+                <w:rFonts w:ascii="Consolas" w:hAnsi="Consolas"/>
+                <w:sz w:val="18"/>
+              </w:rPr>
+              <w:t>to</w:t>
+            </w:r>
+            <w:r>
+              <w:rPr>
+                <w:sz w:val="18"/>
+              </w:rPr>
+              <w:t>), phát hiện em vắng liên tục</w:t>
+            </w:r>
+          </w:p>
+        </w:tc>
+      </w:tr>
+      <w:tr>
+        <w:tc>
+          <w:tcPr>
+            <w:tcW w:type="dxa" w:w="4986"/>
+          </w:tcPr>
+          <w:p>
+            <w:r>
+              <w:rPr>
+                <w:sz w:val="18"/>
+              </w:rPr>
+              <w:t>Lịch sử chuyên cần</w:t>
+            </w:r>
+          </w:p>
+        </w:tc>
+        <w:tc>
+          <w:tcPr>
+            <w:tcW w:type="dxa" w:w="4986"/>
+          </w:tcPr>
+          <w:p>
+            <w:r>
+              <w:rPr>
+                <w:sz w:val="18"/>
+              </w:rPr>
+              <w:t xml:space="preserve">Thống kê + biểu đồ theo </w:t>
+            </w:r>
+            <w:r>
+              <w:rPr>
+                <w:b/>
+                <w:sz w:val="18"/>
+              </w:rPr>
+              <w:t>khoảng ngày</w:t>
+            </w:r>
+            <w:r>
+              <w:rPr>
+                <w:sz w:val="18"/>
+              </w:rPr>
+              <w:t>: tỷ lệ chuyên cần, phân bố trạng thái</w:t>
+            </w:r>
+          </w:p>
+        </w:tc>
+      </w:tr>
+    </w:tbl>
+    <w:p>
+      <w:r>
+        <w:t xml:space="preserve">Quy tắc tính: tỷ lệ chuyên cần = </w:t>
+      </w:r>
+      <w:r>
+        <w:rPr>
+          <w:rFonts w:ascii="Consolas" w:hAnsi="Consolas"/>
+          <w:sz w:val="18"/>
+        </w:rPr>
+        <w:t>(có mặt + đi muộn) / sĩ số</w:t>
+      </w:r>
+      <w:r>
+        <w:t>. Đi muộn vẫn tính là có đi học.</w:t>
+      </w:r>
+    </w:p>
+    <w:p>
+      <w:pPr>
+        <w:pStyle w:val="Heading3"/>
+      </w:pPr>
+      <w:r>
+        <w:t>3.3 Học tập</w:t>
       </w:r>
     </w:p>
     <w:tbl>
@@ -188,7 +1833,7 @@
                 <w:b/>
                 <w:sz w:val="18"/>
               </w:rPr>
-              <w:t>Vai trò</w:t>
+              <w:t>Chức năng</w:t>
             </w:r>
           </w:p>
         </w:tc>
@@ -202,7 +1847,7 @@
                 <w:b/>
                 <w:sz w:val="18"/>
               </w:rPr>
-              <w:t>Tài khoản demo</w:t>
+              <w:t>Vai trò</w:t>
             </w:r>
           </w:p>
         </w:tc>
@@ -216,7 +1861,7 @@
                 <w:b/>
                 <w:sz w:val="18"/>
               </w:rPr>
-              <w:t>Phạm vi</w:t>
+              <w:t>Mô tả</w:t>
             </w:r>
           </w:p>
         </w:tc>
@@ -231,7 +1876,7 @@
               <w:rPr>
                 <w:sz w:val="18"/>
               </w:rPr>
-              <w:t>Giáo viên chủ nhiệm (GVCN)</w:t>
+              <w:t>Sổ điểm</w:t>
             </w:r>
           </w:p>
         </w:tc>
@@ -244,7 +1889,7 @@
               <w:rPr>
                 <w:sz w:val="18"/>
               </w:rPr>
-              <w:t>gvcn@demo.scn</w:t>
+              <w:t>GVCN, GVBM</w:t>
             </w:r>
           </w:p>
         </w:tc>
@@ -255,9 +1900,42 @@
           <w:p>
             <w:r>
               <w:rPr>
-                <w:sz w:val="18"/>
-              </w:rPr>
-              <w:t>Lớp mình chủ nhiệm; lịch dạy cá nhân các lớp được phân công</w:t>
+                <w:b/>
+                <w:sz w:val="18"/>
+              </w:rPr>
+              <w:t>Gradebook cá nhân</w:t>
+            </w:r>
+            <w:r>
+              <w:rPr>
+                <w:sz w:val="18"/>
+              </w:rPr>
+              <w:t xml:space="preserve">: cột động Miệng/15 phút/1 tiết (hệ số 1), ĐĐGgk (hệ số 2), ĐĐGck (hệ số 3). Thêm/xóa cột đánh giá thường xuyên theo loại; ĐTBm tự tính theo </w:t>
+            </w:r>
+            <w:r>
+              <w:rPr>
+                <w:b/>
+                <w:sz w:val="18"/>
+              </w:rPr>
+              <w:t>TT22/2021</w:t>
+            </w:r>
+            <w:r>
+              <w:rPr>
+                <w:sz w:val="18"/>
+              </w:rPr>
+              <w:t xml:space="preserve">: </w:t>
+            </w:r>
+            <w:r>
+              <w:rPr>
+                <w:rFonts w:ascii="Consolas" w:hAnsi="Consolas"/>
+                <w:sz w:val="18"/>
+              </w:rPr>
+              <w:t>(Tổng ĐGTX + 2×ĐĐGgk + 3×ĐĐGck) / (số ĐGTX + 5)</w:t>
+            </w:r>
+            <w:r>
+              <w:rPr>
+                <w:sz w:val="18"/>
+              </w:rPr>
+              <w:t>. Hiển thị riêng HK1, HK2, cả năm; môn đánh giá bằng nhận xét hiện Đạt/Chưa đạt. Import/export Excel, tải template</w:t>
             </w:r>
           </w:p>
         </w:tc>
@@ -272,7 +1950,7 @@
               <w:rPr>
                 <w:sz w:val="18"/>
               </w:rPr>
-              <w:t>Giáo viên bộ môn (GVBM)</w:t>
+              <w:t>Phân tích kết quả</w:t>
             </w:r>
           </w:p>
         </w:tc>
@@ -285,7 +1963,7 @@
               <w:rPr>
                 <w:sz w:val="18"/>
               </w:rPr>
-              <w:t>gvbm@demo.scn</w:t>
+              <w:t>GVCN</w:t>
             </w:r>
           </w:p>
         </w:tc>
@@ -298,7 +1976,7 @@
               <w:rPr>
                 <w:sz w:val="18"/>
               </w:rPr>
-              <w:t>Điểm các lớp mình dạy; lịch cá nhân; giáo án</w:t>
+              <w:t>Phân bố điểm, top/bottom, môn yếu của lớp</w:t>
             </w:r>
           </w:p>
         </w:tc>
@@ -313,7 +1991,7 @@
               <w:rPr>
                 <w:sz w:val="18"/>
               </w:rPr>
-              <w:t>Tổ trưởng chuyên môn</w:t>
+              <w:t>Học sinh cần hỗ trợ</w:t>
             </w:r>
           </w:p>
         </w:tc>
@@ -326,7 +2004,7 @@
               <w:rPr>
                 <w:sz w:val="18"/>
               </w:rPr>
-              <w:t>totruong@demo.scn</w:t>
+              <w:t>GVCN</w:t>
             </w:r>
           </w:p>
         </w:tc>
@@ -339,7 +2017,7 @@
               <w:rPr>
                 <w:sz w:val="18"/>
               </w:rPr>
-              <w:t>Giáo viên trong tổ, duyệt giáo án/đánh giá năng lực</w:t>
+              <w:t>Danh sách em có điểm/kết quả dưới ngưỡng + gợi ý</w:t>
             </w:r>
           </w:p>
         </w:tc>
@@ -354,7 +2032,7 @@
               <w:rPr>
                 <w:sz w:val="18"/>
               </w:rPr>
-              <w:t>Ban Giám Hiệu (BGH)</w:t>
+              <w:t>Trao đổi GVCN ↔ GVBM</w:t>
             </w:r>
           </w:p>
         </w:tc>
@@ -367,7 +2045,7 @@
               <w:rPr>
                 <w:sz w:val="18"/>
               </w:rPr>
-              <w:t>bgh@demo.scn</w:t>
+              <w:t>2 chiều</w:t>
             </w:r>
           </w:p>
         </w:tc>
@@ -380,7 +2058,7 @@
               <w:rPr>
                 <w:sz w:val="18"/>
               </w:rPr>
-              <w:t>Toàn trường: phê duyệt, TKB, kỳ thi, radar cảnh báo, AI điều hành</w:t>
+              <w:t>Tin nhắn gắn học sinh cụ thể</w:t>
             </w:r>
           </w:p>
         </w:tc>
@@ -395,7 +2073,7 @@
               <w:rPr>
                 <w:sz w:val="18"/>
               </w:rPr>
-              <w:t>Phó Hiệu trưởng cơ sở (PHT)</w:t>
+              <w:t>Trao đổi phụ huynh</w:t>
             </w:r>
           </w:p>
         </w:tc>
@@ -408,7 +2086,7 @@
               <w:rPr>
                 <w:sz w:val="18"/>
               </w:rPr>
-              <w:t>pht@demo.scn</w:t>
+              <w:t>GVCN</w:t>
             </w:r>
           </w:p>
         </w:tc>
@@ -421,7 +2099,7 @@
               <w:rPr>
                 <w:sz w:val="18"/>
               </w:rPr>
-              <w:t>Như BGH nhưng chỉ các lớp thuộc campus mình phụ trách</w:t>
+              <w:t>Tin nhắn 1-1 với PH đã liên kết</w:t>
             </w:r>
           </w:p>
         </w:tc>
@@ -436,7 +2114,7 @@
               <w:rPr>
                 <w:sz w:val="18"/>
               </w:rPr>
-              <w:t>Kế toán</w:t>
+              <w:t>Kế hoạch hỗ trợ &amp; tiến bộ</w:t>
             </w:r>
           </w:p>
         </w:tc>
@@ -449,7 +2127,7 @@
               <w:rPr>
                 <w:sz w:val="18"/>
               </w:rPr>
-              <w:t>ketoan@demo.scn</w:t>
+              <w:t>GVCN</w:t>
             </w:r>
           </w:p>
         </w:tc>
@@ -462,7 +2140,7 @@
               <w:rPr>
                 <w:sz w:val="18"/>
               </w:rPr>
-              <w:t>Nhân sự, đánh giá cơ sở vật chất TT15</w:t>
+              <w:t>Lập kế hoạch kèm cho HS yếu, theo dõi tiến độ</w:t>
             </w:r>
           </w:p>
         </w:tc>
@@ -477,7 +2155,7 @@
               <w:rPr>
                 <w:sz w:val="18"/>
               </w:rPr>
-              <w:t>Sở GD&amp;ĐT</w:t>
+              <w:t>Giáo án / Kế hoạch bài dạy</w:t>
             </w:r>
           </w:p>
         </w:tc>
@@ -490,7 +2168,7 @@
               <w:rPr>
                 <w:sz w:val="18"/>
               </w:rPr>
-              <w:t>sogd@demo.scn</w:t>
+              <w:t>GVBM, GVCN</w:t>
             </w:r>
           </w:p>
         </w:tc>
@@ -503,7 +2181,7 @@
               <w:rPr>
                 <w:sz w:val="18"/>
               </w:rPr>
-              <w:t>Tổng hợp nhiều trường, quản trị người dùng, toàn vẹn dữ liệu</w:t>
+              <w:t>Soạn giáo án (AI hỗ trợ), nộp tổ trưởng duyệt</w:t>
             </w:r>
           </w:p>
         </w:tc>
@@ -518,7 +2196,7 @@
               <w:rPr>
                 <w:sz w:val="18"/>
               </w:rPr>
-              <w:t>UBND cấp xã</w:t>
+              <w:t>Quản lý kỳ thi</w:t>
             </w:r>
           </w:p>
         </w:tc>
@@ -531,7 +2209,7 @@
               <w:rPr>
                 <w:sz w:val="18"/>
               </w:rPr>
-              <w:t>ubnd@demo.scn</w:t>
+              <w:t>GVCN, BGH, GVBM (xem)</w:t>
             </w:r>
           </w:p>
         </w:tc>
@@ -544,123 +2222,31 @@
               <w:rPr>
                 <w:sz w:val="18"/>
               </w:rPr>
-              <w:t>Dashboard địa bàn (read-only)</w:t>
-            </w:r>
-          </w:p>
-        </w:tc>
-      </w:tr>
-      <w:tr>
-        <w:tc>
-          <w:tcPr>
-            <w:tcW w:type="dxa" w:w="3324"/>
-          </w:tcPr>
-          <w:p>
-            <w:r>
-              <w:rPr>
-                <w:sz w:val="18"/>
-              </w:rPr>
-              <w:t>Phụ huynh</w:t>
-            </w:r>
-          </w:p>
-        </w:tc>
-        <w:tc>
-          <w:tcPr>
-            <w:tcW w:type="dxa" w:w="3324"/>
-          </w:tcPr>
-          <w:p>
-            <w:r>
-              <w:rPr>
-                <w:sz w:val="18"/>
-              </w:rPr>
-              <w:t>phuhuynh@demo.scn</w:t>
-            </w:r>
-          </w:p>
-        </w:tc>
-        <w:tc>
-          <w:tcPr>
-            <w:tcW w:type="dxa" w:w="3324"/>
-          </w:tcPr>
-          <w:p>
-            <w:r>
-              <w:rPr>
-                <w:sz w:val="18"/>
-              </w:rPr>
-              <w:t>Con mình: thông báo, tin nhắn, lịch hẹn, đăng ký hoạt động</w:t>
-            </w:r>
-          </w:p>
-        </w:tc>
-      </w:tr>
-      <w:tr>
-        <w:tc>
-          <w:tcPr>
-            <w:tcW w:type="dxa" w:w="3324"/>
-          </w:tcPr>
-          <w:p>
-            <w:r>
-              <w:rPr>
-                <w:sz w:val="18"/>
-              </w:rPr>
-              <w:t>Học sinh</w:t>
-            </w:r>
-          </w:p>
-        </w:tc>
-        <w:tc>
-          <w:tcPr>
-            <w:tcW w:type="dxa" w:w="3324"/>
-          </w:tcPr>
-          <w:p>
-            <w:r>
-              <w:rPr>
-                <w:sz w:val="18"/>
-              </w:rPr>
-              <w:t>hocsinh@demo.scn</w:t>
-            </w:r>
-          </w:p>
-        </w:tc>
-        <w:tc>
-          <w:tcPr>
-            <w:tcW w:type="dxa" w:w="3324"/>
-          </w:tcPr>
-          <w:p>
-            <w:r>
-              <w:rPr>
-                <w:sz w:val="18"/>
-              </w:rPr>
-              <w:t>Bản thân: thời khóa biểu, điểm, hạnh kiểm, thông báo</w:t>
+              <w:t xml:space="preserve">Tạo kỳ thi, buổi thi (lớp/môn/ngày/giờ/phòng/giám thị), import Excel, công bố/đánh dấu đã thi, </w:t>
+            </w:r>
+            <w:r>
+              <w:rPr>
+                <w:b/>
+                <w:sz w:val="18"/>
+              </w:rPr>
+              <w:t>AI sinh câu hỏi</w:t>
+            </w:r>
+            <w:r>
+              <w:rPr>
+                <w:sz w:val="18"/>
+              </w:rPr>
+              <w:t xml:space="preserve"> theo 4 mức nhận thức (Nhận biết - Thông hiểu - Vận dụng - Vận dụng cao)</w:t>
             </w:r>
           </w:p>
         </w:tc>
       </w:tr>
     </w:tbl>
     <w:p>
-      <w:r>
-        <w:t xml:space="preserve">Mật khẩu demo chung: </w:t>
-      </w:r>
-      <w:r>
-        <w:rPr>
-          <w:rFonts w:ascii="Consolas" w:hAnsi="Consolas"/>
-          <w:sz w:val="18"/>
-        </w:rPr>
-        <w:t>demo1234</w:t>
-      </w:r>
-      <w:r>
-        <w:t>.</w:t>
-      </w:r>
-    </w:p>
-    <w:p>
-      <w:pPr>
-        <w:pStyle w:val="Heading2"/>
-      </w:pPr>
-      <w:r>
-        <w:t>3. Danh mục chức năng theo module</w:t>
-      </w:r>
-    </w:p>
-    <w:p>
       <w:pPr>
         <w:pStyle w:val="Heading3"/>
       </w:pPr>
       <w:r>
-        <w:t>3.1 Hồ sơ lớp học (GVCN)</w:t>
+        <w:t>3.4 Rèn luyện (GVCN)</w:t>
       </w:r>
     </w:p>
     <w:tbl>
@@ -713,7 +2299,7 @@
               <w:rPr>
                 <w:sz w:val="18"/>
               </w:rPr>
-              <w:t>Tiếp nhận lớp</w:t>
+              <w:t>Nhận xét &amp; vi phạm/khen thưởng</w:t>
             </w:r>
           </w:p>
         </w:tc>
@@ -726,7 +2312,7 @@
               <w:rPr>
                 <w:sz w:val="18"/>
               </w:rPr>
-              <w:t>Nhận phân công chủ nhiệm đầu năm học, khai báo thông tin lớp</w:t>
+              <w:t>Ghi nhận 3 loại: nhận xét, khen thưởng (+điểm), vi phạm (-điểm); cộng/trừ điểm rèn luyện từng em</w:t>
             </w:r>
           </w:p>
         </w:tc>
@@ -741,7 +2327,7 @@
               <w:rPr>
                 <w:sz w:val="18"/>
               </w:rPr>
-              <w:t>Upload danh sách HS</w:t>
+              <w:t>Đánh giá &amp; xếp loại</w:t>
             </w:r>
           </w:p>
         </w:tc>
@@ -754,7 +2340,7 @@
               <w:rPr>
                 <w:sz w:val="18"/>
               </w:rPr>
-              <w:t>Import Excel/CSV danh sách học sinh (mã HS quốc gia, ngày sinh, giới tính, dân tộc, địa chỉ); tải template mẫu; báo lỗi từng dòng</w:t>
+              <w:t>Xếp loại hạnh kiểm từng em theo học kỳ (Tốt/Khá/Đạt/Chưa đạt)</w:t>
             </w:r>
           </w:p>
         </w:tc>
@@ -769,7 +2355,7 @@
               <w:rPr>
                 <w:sz w:val="18"/>
               </w:rPr>
-              <w:t>Chi tiết hồ sơ HS</w:t>
+              <w:t>Trao đổi học sinh</w:t>
             </w:r>
           </w:p>
         </w:tc>
@@ -782,7 +2368,7 @@
               <w:rPr>
                 <w:sz w:val="18"/>
               </w:rPr>
-              <w:t>Xem/sửa hồ sơ từng em: định danh, gia đình, sức khỏe, hoàn cảnh</w:t>
+              <w:t>Kênh chat riêng với HS</w:t>
             </w:r>
           </w:p>
         </w:tc>
@@ -797,7 +2383,7 @@
               <w:rPr>
                 <w:sz w:val="18"/>
               </w:rPr>
-              <w:t>Lịch sử cập nhật</w:t>
+              <w:t>+/− điểm trong sổ đầu bài</w:t>
             </w:r>
           </w:p>
         </w:tc>
@@ -810,35 +2396,20 @@
               <w:rPr>
                 <w:sz w:val="18"/>
               </w:rPr>
-              <w:t>Audit trail mọi thay đổi hồ sơ</w:t>
-            </w:r>
-          </w:p>
-        </w:tc>
-      </w:tr>
-      <w:tr>
-        <w:tc>
-          <w:tcPr>
-            <w:tcW w:type="dxa" w:w="4986"/>
-          </w:tcPr>
-          <w:p>
-            <w:r>
-              <w:rPr>
-                <w:sz w:val="18"/>
-              </w:rPr>
-              <w:t>Báo cáo tổng hợp (AI)</w:t>
-            </w:r>
-          </w:p>
-        </w:tc>
-        <w:tc>
-          <w:tcPr>
-            <w:tcW w:type="dxa" w:w="4986"/>
-          </w:tcPr>
-          <w:p>
-            <w:r>
-              <w:rPr>
-                <w:sz w:val="18"/>
-              </w:rPr>
-              <w:t>AI phân tích hồ sơ lớp: cơ cấu, hoàn cảnh đặc biệt, đề xuất chú ý</w:t>
+              <w:t xml:space="preserve">Ngay trong form tiết học: nút +/− cạnh tên HS ghi </w:t>
+            </w:r>
+            <w:r>
+              <w:rPr>
+                <w:rFonts w:ascii="Consolas" w:hAnsi="Consolas"/>
+                <w:sz w:val="18"/>
+              </w:rPr>
+              <w:t>conduct_records</w:t>
+            </w:r>
+            <w:r>
+              <w:rPr>
+                <w:sz w:val="18"/>
+              </w:rPr>
+              <w:t xml:space="preserve"> khen_thuong/vi_pham</w:t>
             </w:r>
           </w:p>
         </w:tc>
@@ -849,330 +2420,47 @@
         <w:pStyle w:val="Heading3"/>
       </w:pPr>
       <w:r>
-        <w:t>3.2 Chuyên cần (GVCN)</w:t>
-      </w:r>
-    </w:p>
-    <w:tbl>
-      <w:tblPr>
-        <w:tblStyle w:val="LightGrid-Accent1"/>
-        <w:tblW w:type="auto" w:w="0"/>
-        <w:tblLook w:firstColumn="1" w:firstRow="1" w:lastColumn="0" w:lastRow="0" w:noHBand="0" w:noVBand="1" w:val="04A0"/>
-      </w:tblPr>
-      <w:tblGrid>
-        <w:gridCol w:w="4986"/>
-        <w:gridCol w:w="4986"/>
-      </w:tblGrid>
-      <w:tr>
-        <w:tc>
-          <w:tcPr>
-            <w:tcW w:type="dxa" w:w="4986"/>
-          </w:tcPr>
-          <w:p>
-            <w:r>
-              <w:rPr>
-                <w:b/>
-                <w:sz w:val="18"/>
-              </w:rPr>
-              <w:t>Chức năng</w:t>
-            </w:r>
-          </w:p>
-        </w:tc>
-        <w:tc>
-          <w:tcPr>
-            <w:tcW w:type="dxa" w:w="4986"/>
-          </w:tcPr>
-          <w:p>
-            <w:r>
-              <w:rPr>
-                <w:b/>
-                <w:sz w:val="18"/>
-              </w:rPr>
-              <w:t>Mô tả</w:t>
-            </w:r>
-          </w:p>
-        </w:tc>
-      </w:tr>
-      <w:tr>
-        <w:tc>
-          <w:tcPr>
-            <w:tcW w:type="dxa" w:w="4986"/>
-          </w:tcPr>
-          <w:p>
-            <w:r>
-              <w:rPr>
-                <w:sz w:val="18"/>
-              </w:rPr>
-              <w:t>Điểm danh hàng ngày</w:t>
-            </w:r>
-          </w:p>
-        </w:tc>
-        <w:tc>
-          <w:tcPr>
-            <w:tcW w:type="dxa" w:w="4986"/>
-          </w:tcPr>
-          <w:p>
-            <w:r>
-              <w:rPr>
-                <w:sz w:val="18"/>
-              </w:rPr>
-              <w:t xml:space="preserve">Danh sách lớp, 4 trạng thái/em (Có mặt/Vắng CP/Vắng KP/Đi muộn) + thao tác nhanh "Tất cả có mặt"; thẻ tổng 6 chỉ số (Sĩ số/Có mặt/Vắng/CP/KP/Muộn). </w:t>
-            </w:r>
-            <w:r>
-              <w:rPr>
-                <w:b/>
-                <w:sz w:val="18"/>
-              </w:rPr>
-              <w:t>Chọn ngày bất kỳ</w:t>
-            </w:r>
-            <w:r>
-              <w:rPr>
-                <w:sz w:val="18"/>
-              </w:rPr>
-              <w:t xml:space="preserve"> để xem lại hoặc sửa điểm danh ngày cũ</w:t>
-            </w:r>
-          </w:p>
-        </w:tc>
-      </w:tr>
-      <w:tr>
-        <w:tc>
-          <w:tcPr>
-            <w:tcW w:type="dxa" w:w="4986"/>
-          </w:tcPr>
-          <w:p>
-            <w:r>
-              <w:rPr>
-                <w:sz w:val="18"/>
-              </w:rPr>
-              <w:t>Báo cáo ngày cho BGH</w:t>
-            </w:r>
-          </w:p>
-        </w:tc>
-        <w:tc>
-          <w:tcPr>
-            <w:tcW w:type="dxa" w:w="4986"/>
-          </w:tcPr>
-          <w:p>
-            <w:r>
-              <w:rPr>
-                <w:sz w:val="18"/>
-              </w:rPr>
-              <w:t>Tổng hợp chuyên cần lớp theo ngày chọn, gửi BGH</w:t>
-            </w:r>
-          </w:p>
-        </w:tc>
-      </w:tr>
-      <w:tr>
-        <w:tc>
-          <w:tcPr>
-            <w:tcW w:type="dxa" w:w="4986"/>
-          </w:tcPr>
-          <w:p>
-            <w:r>
-              <w:rPr>
-                <w:sz w:val="18"/>
-              </w:rPr>
-              <w:t>Nghỉ học / đi muộn</w:t>
-            </w:r>
-          </w:p>
-        </w:tc>
-        <w:tc>
-          <w:tcPr>
-            <w:tcW w:type="dxa" w:w="4986"/>
-          </w:tcPr>
-          <w:p>
-            <w:r>
-              <w:rPr>
-                <w:sz w:val="18"/>
-              </w:rPr>
-              <w:t xml:space="preserve">Sổ vắng/muộn theo </w:t>
-            </w:r>
-            <w:r>
-              <w:rPr>
-                <w:b/>
-                <w:sz w:val="18"/>
-              </w:rPr>
-              <w:t>khoảng ngày</w:t>
-            </w:r>
-            <w:r>
-              <w:rPr>
-                <w:sz w:val="18"/>
-              </w:rPr>
-              <w:t xml:space="preserve"> (</w:t>
-            </w:r>
-            <w:r>
-              <w:rPr>
-                <w:rFonts w:ascii="Consolas" w:hAnsi="Consolas"/>
-                <w:sz w:val="18"/>
-              </w:rPr>
-              <w:t>from</w:t>
-            </w:r>
-            <w:r>
-              <w:rPr>
-                <w:sz w:val="18"/>
-              </w:rPr>
-              <w:t>-</w:t>
-            </w:r>
-            <w:r>
-              <w:rPr>
-                <w:rFonts w:ascii="Consolas" w:hAnsi="Consolas"/>
-                <w:sz w:val="18"/>
-              </w:rPr>
-              <w:t>to</w:t>
-            </w:r>
-            <w:r>
-              <w:rPr>
-                <w:sz w:val="18"/>
-              </w:rPr>
-              <w:t>): lý do, nguồn ghi (GVCN/sổ đầu bài/phụ huynh)</w:t>
-            </w:r>
-          </w:p>
-        </w:tc>
-      </w:tr>
-      <w:tr>
-        <w:tc>
-          <w:tcPr>
-            <w:tcW w:type="dxa" w:w="4986"/>
-          </w:tcPr>
-          <w:p>
-            <w:r>
-              <w:rPr>
-                <w:sz w:val="18"/>
-              </w:rPr>
-              <w:t>Thông báo phụ huynh</w:t>
-            </w:r>
-          </w:p>
-        </w:tc>
-        <w:tc>
-          <w:tcPr>
-            <w:tcW w:type="dxa" w:w="4986"/>
-          </w:tcPr>
-          <w:p>
-            <w:r>
-              <w:rPr>
-                <w:sz w:val="18"/>
-              </w:rPr>
-              <w:t>Gửi thông báo vắng/muộn cho PH các em liên quan (email + in-app)</w:t>
-            </w:r>
-          </w:p>
-        </w:tc>
-      </w:tr>
-      <w:tr>
-        <w:tc>
-          <w:tcPr>
-            <w:tcW w:type="dxa" w:w="4986"/>
-          </w:tcPr>
-          <w:p>
-            <w:r>
-              <w:rPr>
-                <w:sz w:val="18"/>
-              </w:rPr>
-              <w:t>Theo dõi tình trạng</w:t>
-            </w:r>
-          </w:p>
-        </w:tc>
-        <w:tc>
-          <w:tcPr>
-            <w:tcW w:type="dxa" w:w="4986"/>
-          </w:tcPr>
-          <w:p>
-            <w:r>
-              <w:rPr>
-                <w:sz w:val="18"/>
-              </w:rPr>
-              <w:t xml:space="preserve">Ma trận HS × ngày đến </w:t>
-            </w:r>
-            <w:r>
-              <w:rPr>
-                <w:b/>
-                <w:sz w:val="18"/>
-              </w:rPr>
-              <w:t>mốc ngày chọn</w:t>
-            </w:r>
-            <w:r>
-              <w:rPr>
-                <w:sz w:val="18"/>
-              </w:rPr>
-              <w:t xml:space="preserve"> (</w:t>
-            </w:r>
-            <w:r>
-              <w:rPr>
-                <w:rFonts w:ascii="Consolas" w:hAnsi="Consolas"/>
-                <w:sz w:val="18"/>
-              </w:rPr>
-              <w:t>to</w:t>
-            </w:r>
-            <w:r>
-              <w:rPr>
-                <w:sz w:val="18"/>
-              </w:rPr>
-              <w:t>), phát hiện em vắng liên tục</w:t>
-            </w:r>
-          </w:p>
-        </w:tc>
-      </w:tr>
-      <w:tr>
-        <w:tc>
-          <w:tcPr>
-            <w:tcW w:type="dxa" w:w="4986"/>
-          </w:tcPr>
-          <w:p>
-            <w:r>
-              <w:rPr>
-                <w:sz w:val="18"/>
-              </w:rPr>
-              <w:t>Lịch sử chuyên cần</w:t>
-            </w:r>
-          </w:p>
-        </w:tc>
-        <w:tc>
-          <w:tcPr>
-            <w:tcW w:type="dxa" w:w="4986"/>
-          </w:tcPr>
-          <w:p>
-            <w:r>
-              <w:rPr>
-                <w:sz w:val="18"/>
-              </w:rPr>
-              <w:t xml:space="preserve">Thống kê + biểu đồ theo </w:t>
-            </w:r>
-            <w:r>
-              <w:rPr>
-                <w:b/>
-                <w:sz w:val="18"/>
-              </w:rPr>
-              <w:t>khoảng ngày</w:t>
-            </w:r>
-            <w:r>
-              <w:rPr>
-                <w:sz w:val="18"/>
-              </w:rPr>
-              <w:t>: tỷ lệ chuyên cần, phân bố trạng thái</w:t>
-            </w:r>
-          </w:p>
-        </w:tc>
-      </w:tr>
-    </w:tbl>
-    <w:p>
-      <w:r>
-        <w:t xml:space="preserve">Quy tắc tính: tỷ lệ chuyên cần = </w:t>
-      </w:r>
-      <w:r>
-        <w:rPr>
-          <w:rFonts w:ascii="Consolas" w:hAnsi="Consolas"/>
-          <w:sz w:val="18"/>
-        </w:rPr>
-        <w:t>(có mặt + đi muộn) / sĩ số</w:t>
-      </w:r>
-      <w:r>
-        <w:t>. Đi muộn vẫn tính là có đi học.</w:t>
+        <w:t>3.5 Tư vấn học sinh (GVCN)</w:t>
       </w:r>
     </w:p>
     <w:p>
+      <w:r>
+        <w:t xml:space="preserve">Quy trình 3 bước: </w:t>
+      </w:r>
+      <w:r>
+        <w:rPr>
+          <w:b/>
+        </w:rPr>
+        <w:t>Tiếp nhận</w:t>
+      </w:r>
+      <w:r>
+        <w:t xml:space="preserve"> (tạo ca: loại vấn đề, mô tả) → </w:t>
+      </w:r>
+      <w:r>
+        <w:rPr>
+          <w:b/>
+        </w:rPr>
+        <w:t>Đánh giá mức độ</w:t>
+      </w:r>
+      <w:r>
+        <w:t xml:space="preserve"> (Thấp/Trung bình/Cao - AI gợi ý mức + hướng xử lý) → </w:t>
+      </w:r>
+      <w:r>
+        <w:rPr>
+          <w:b/>
+        </w:rPr>
+        <w:t>Chuyển tuyến</w:t>
+      </w:r>
+      <w:r>
+        <w:t xml:space="preserve"> (giới thiệu chuyên gia/đơn vị ngoài cho ca mức Cao). Trạng thái: mở → đang tư vấn → đã chuyển tuyến/đóng.</w:t>
+      </w:r>
+    </w:p>
+    <w:p>
       <w:pPr>
         <w:pStyle w:val="Heading3"/>
       </w:pPr>
       <w:r>
-        <w:t>3.3 Học tập</w:t>
+        <w:t>3.6 Phụ huynh</w:t>
       </w:r>
     </w:p>
     <w:tbl>
@@ -1240,7 +2528,7 @@
               <w:rPr>
                 <w:sz w:val="18"/>
               </w:rPr>
-              <w:t>Sổ điểm</w:t>
+              <w:t>Soạn &amp; gửi thông báo</w:t>
             </w:r>
           </w:p>
         </w:tc>
@@ -1253,7 +2541,7 @@
               <w:rPr>
                 <w:sz w:val="18"/>
               </w:rPr>
-              <w:t>GVCN, GVBM</w:t>
+              <w:t>GVCN</w:t>
             </w:r>
           </w:p>
         </w:tc>
@@ -1264,42 +2552,22 @@
           <w:p>
             <w:r>
               <w:rPr>
+                <w:sz w:val="18"/>
+              </w:rPr>
+              <w:t xml:space="preserve">Gửi cả lớp hoặc PH từng em; lưu in-app + </w:t>
+            </w:r>
+            <w:r>
+              <w:rPr>
                 <w:b/>
                 <w:sz w:val="18"/>
               </w:rPr>
-              <w:t>Gradebook cá nhân</w:t>
-            </w:r>
-            <w:r>
-              <w:rPr>
-                <w:sz w:val="18"/>
-              </w:rPr>
-              <w:t xml:space="preserve">: cột động Miệng/15 phút/1 tiết (hệ số 1), ĐĐGgk (hệ số 2), ĐĐGck (hệ số 3). Thêm/xóa cột đánh giá thường xuyên theo loại; ĐTBm tự tính theo </w:t>
-            </w:r>
-            <w:r>
-              <w:rPr>
-                <w:b/>
-                <w:sz w:val="18"/>
-              </w:rPr>
-              <w:t>TT22/2021</w:t>
-            </w:r>
-            <w:r>
-              <w:rPr>
-                <w:sz w:val="18"/>
-              </w:rPr>
-              <w:t xml:space="preserve">: </w:t>
-            </w:r>
-            <w:r>
-              <w:rPr>
-                <w:rFonts w:ascii="Consolas" w:hAnsi="Consolas"/>
-                <w:sz w:val="18"/>
-              </w:rPr>
-              <w:t>(Tổng ĐGTX + 2×ĐĐGgk + 3×ĐĐGck) / (số ĐGTX + 5)</w:t>
-            </w:r>
-            <w:r>
-              <w:rPr>
-                <w:sz w:val="18"/>
-              </w:rPr>
-              <w:t>. Hiển thị riêng HK1, HK2, cả năm; môn đánh giá bằng nhận xét hiện Đạt/Chưa đạt. Import/export Excel, tải template</w:t>
+              <w:t>email</w:t>
+            </w:r>
+            <w:r>
+              <w:rPr>
+                <w:sz w:val="18"/>
+              </w:rPr>
+              <w:t xml:space="preserve"> qua Resend</w:t>
             </w:r>
           </w:p>
         </w:tc>
@@ -1314,7 +2582,7 @@
               <w:rPr>
                 <w:sz w:val="18"/>
               </w:rPr>
-              <w:t>Phân tích kết quả</w:t>
+              <w:t>Hộp thư phản hồi</w:t>
             </w:r>
           </w:p>
         </w:tc>
@@ -1340,7 +2608,7 @@
               <w:rPr>
                 <w:sz w:val="18"/>
               </w:rPr>
-              <w:t>Phân bố điểm, top/bottom, môn yếu của lớp</w:t>
+              <w:t>Hộp thư tin nhắn PH gửi lại</w:t>
             </w:r>
           </w:p>
         </w:tc>
@@ -1355,7 +2623,7 @@
               <w:rPr>
                 <w:sz w:val="18"/>
               </w:rPr>
-              <w:t>Học sinh cần hỗ trợ</w:t>
+              <w:t>Lịch hẹn trao đổi</w:t>
             </w:r>
           </w:p>
         </w:tc>
@@ -1368,7 +2636,7 @@
               <w:rPr>
                 <w:sz w:val="18"/>
               </w:rPr>
-              <w:t>GVCN</w:t>
+              <w:t>GVCN, PH</w:t>
             </w:r>
           </w:p>
         </w:tc>
@@ -1381,7 +2649,7 @@
               <w:rPr>
                 <w:sz w:val="18"/>
               </w:rPr>
-              <w:t>Danh sách em có điểm/kết quả dưới ngưỡng + gợi ý</w:t>
+              <w:t>PH đề xuất lịch (ngày giờ, hình thức, lý do) → GVCN xác nhận/từ chối → trạng thái proposed/confirmed</w:t>
             </w:r>
           </w:p>
         </w:tc>
@@ -1396,7 +2664,7 @@
               <w:rPr>
                 <w:sz w:val="18"/>
               </w:rPr>
-              <w:t>Trao đổi GVCN ↔ GVBM</w:t>
+              <w:t>Cổng thông tin PH</w:t>
             </w:r>
           </w:p>
         </w:tc>
@@ -1409,7 +2677,7 @@
               <w:rPr>
                 <w:sz w:val="18"/>
               </w:rPr>
-              <w:t>2 chiều</w:t>
+              <w:t>GVCN xem</w:t>
             </w:r>
           </w:p>
         </w:tc>
@@ -1422,7 +2690,7 @@
               <w:rPr>
                 <w:sz w:val="18"/>
               </w:rPr>
-              <w:t>Tin nhắn gắn học sinh cụ thể</w:t>
+              <w:t>Xem lớp theo góc nhìn PH</w:t>
             </w:r>
           </w:p>
         </w:tc>
@@ -1437,7 +2705,7 @@
               <w:rPr>
                 <w:sz w:val="18"/>
               </w:rPr>
-              <w:t>Trao đổi phụ huynh</w:t>
+              <w:t>Ban đại diện CMHS</w:t>
             </w:r>
           </w:p>
         </w:tc>
@@ -1450,7 +2718,7 @@
               <w:rPr>
                 <w:sz w:val="18"/>
               </w:rPr>
-              <w:t>GVCN</w:t>
+              <w:t>GVCN, BGH</w:t>
             </w:r>
           </w:p>
         </w:tc>
@@ -1463,154 +2731,52 @@
               <w:rPr>
                 <w:sz w:val="18"/>
               </w:rPr>
-              <w:t>Tin nhắn 1-1 với PH đã liên kết</w:t>
-            </w:r>
-          </w:p>
-        </w:tc>
-      </w:tr>
-      <w:tr>
-        <w:tc>
-          <w:tcPr>
-            <w:tcW w:type="dxa" w:w="3324"/>
-          </w:tcPr>
-          <w:p>
-            <w:r>
-              <w:rPr>
-                <w:sz w:val="18"/>
-              </w:rPr>
-              <w:t>Kế hoạch hỗ trợ &amp; tiến bộ</w:t>
-            </w:r>
-          </w:p>
-        </w:tc>
-        <w:tc>
-          <w:tcPr>
-            <w:tcW w:type="dxa" w:w="3324"/>
-          </w:tcPr>
-          <w:p>
-            <w:r>
-              <w:rPr>
-                <w:sz w:val="18"/>
-              </w:rPr>
-              <w:t>GVCN</w:t>
-            </w:r>
-          </w:p>
-        </w:tc>
-        <w:tc>
-          <w:tcPr>
-            <w:tcW w:type="dxa" w:w="3324"/>
-          </w:tcPr>
-          <w:p>
-            <w:r>
-              <w:rPr>
-                <w:sz w:val="18"/>
-              </w:rPr>
-              <w:t>Lập kế hoạch kèm cho HS yếu, theo dõi tiến độ</w:t>
-            </w:r>
-          </w:p>
-        </w:tc>
-      </w:tr>
-      <w:tr>
-        <w:tc>
-          <w:tcPr>
-            <w:tcW w:type="dxa" w:w="3324"/>
-          </w:tcPr>
-          <w:p>
-            <w:r>
-              <w:rPr>
-                <w:sz w:val="18"/>
-              </w:rPr>
-              <w:t>Giáo án / Kế hoạch bài dạy</w:t>
-            </w:r>
-          </w:p>
-        </w:tc>
-        <w:tc>
-          <w:tcPr>
-            <w:tcW w:type="dxa" w:w="3324"/>
-          </w:tcPr>
-          <w:p>
-            <w:r>
-              <w:rPr>
-                <w:sz w:val="18"/>
-              </w:rPr>
-              <w:t>GVBM, GVCN</w:t>
-            </w:r>
-          </w:p>
-        </w:tc>
-        <w:tc>
-          <w:tcPr>
-            <w:tcW w:type="dxa" w:w="3324"/>
-          </w:tcPr>
-          <w:p>
-            <w:r>
-              <w:rPr>
-                <w:sz w:val="18"/>
-              </w:rPr>
-              <w:t>Soạn giáo án (AI hỗ trợ), nộp tổ trưởng duyệt</w:t>
-            </w:r>
-          </w:p>
-        </w:tc>
-      </w:tr>
-      <w:tr>
-        <w:tc>
-          <w:tcPr>
-            <w:tcW w:type="dxa" w:w="3324"/>
-          </w:tcPr>
-          <w:p>
-            <w:r>
-              <w:rPr>
-                <w:sz w:val="18"/>
-              </w:rPr>
-              <w:t>Quản lý kỳ thi</w:t>
-            </w:r>
-          </w:p>
-        </w:tc>
-        <w:tc>
-          <w:tcPr>
-            <w:tcW w:type="dxa" w:w="3324"/>
-          </w:tcPr>
-          <w:p>
-            <w:r>
-              <w:rPr>
-                <w:sz w:val="18"/>
-              </w:rPr>
-              <w:t>GVCN, BGH, GVBM (xem)</w:t>
-            </w:r>
-          </w:p>
-        </w:tc>
-        <w:tc>
-          <w:tcPr>
-            <w:tcW w:type="dxa" w:w="3324"/>
-          </w:tcPr>
-          <w:p>
-            <w:r>
-              <w:rPr>
-                <w:sz w:val="18"/>
-              </w:rPr>
-              <w:t xml:space="preserve">Tạo kỳ thi, buổi thi (lớp/môn/ngày/giờ/phòng/giám thị), import Excel, công bố/đánh dấu đã thi, </w:t>
-            </w:r>
-            <w:r>
-              <w:rPr>
-                <w:b/>
-                <w:sz w:val="18"/>
-              </w:rPr>
-              <w:t>AI sinh câu hỏi</w:t>
-            </w:r>
-            <w:r>
-              <w:rPr>
-                <w:sz w:val="18"/>
-              </w:rPr>
-              <w:t xml:space="preserve"> theo 4 mức nhận thức (Nhận biết - Thông hiểu - Vận dụng - Vận dụng cao)</w:t>
+              <w:t>Thành lập ban: Trưởng ban/Phó ban/Ủy viên, đổi vai trò</w:t>
             </w:r>
           </w:p>
         </w:tc>
       </w:tr>
     </w:tbl>
     <w:p>
+      <w:r>
+        <w:rPr>
+          <w:b/>
+        </w:rPr>
+        <w:t>Portal phụ huynh</w:t>
+      </w:r>
+      <w:r>
+        <w:t xml:space="preserve"> (</w:t>
+      </w:r>
+      <w:r>
+        <w:rPr>
+          <w:rFonts w:ascii="Consolas" w:hAnsi="Consolas"/>
+          <w:sz w:val="18"/>
+        </w:rPr>
+        <w:t>/portal/parent</w:t>
+      </w:r>
+      <w:r>
+        <w:t>): xem thông báo lớp, tin nhắn GVCN (trả lời được), đặt lịch hẹn, đăng ký hoạt động giáo dục đã công bố, thông tin con (điểm, chuyên cần). Hai PH cùng con xem chung dữ liệu.</w:t>
+      </w:r>
+    </w:p>
+    <w:p>
       <w:pPr>
         <w:pStyle w:val="Heading3"/>
       </w:pPr>
       <w:r>
-        <w:t>3.4 Rèn luyện (GVCN)</w:t>
+        <w:t>3.7 Hoạt động giáo dục</w:t>
+      </w:r>
+    </w:p>
+    <w:p>
+      <w:r>
+        <w:t>Kế hoạch (GVCN lập: tên, ngày, địa điểm, nội dung) → gửi BGH duyệt → công bố → PH đăng ký cho con → điểm danh &amp; đánh giá sau hoạt động.</w:t>
+      </w:r>
+    </w:p>
+    <w:p>
+      <w:pPr>
+        <w:pStyle w:val="Heading3"/>
+      </w:pPr>
+      <w:r>
+        <w:t>3.8 An toàn học sinh</w:t>
       </w:r>
     </w:p>
     <w:tbl>
@@ -1663,7 +2829,7 @@
               <w:rPr>
                 <w:sz w:val="18"/>
               </w:rPr>
-              <w:t>Nhận xét &amp; vi phạm/khen thưởng</w:t>
+              <w:t>Ghi nhận sự cố</w:t>
             </w:r>
           </w:p>
         </w:tc>
@@ -1676,7 +2842,20 @@
               <w:rPr>
                 <w:sz w:val="18"/>
               </w:rPr>
-              <w:t>Ghi nhận 3 loại: nhận xét, khen thưởng (+điểm), vi phạm (-điểm); cộng/trừ điểm rèn luyện từng em</w:t>
+              <w:t xml:space="preserve">6 loại (sức khỏe, tai nạn, bạo lực/xung đột, tài sản, an ninh, khác) × 4 mức; </w:t>
+            </w:r>
+            <w:r>
+              <w:rPr>
+                <w:b/>
+                <w:sz w:val="18"/>
+              </w:rPr>
+              <w:t>AI viết lại mô tả</w:t>
+            </w:r>
+            <w:r>
+              <w:rPr>
+                <w:sz w:val="18"/>
+              </w:rPr>
+              <w:t xml:space="preserve"> chuyên nghiệp + gợi ý xử lý</w:t>
             </w:r>
           </w:p>
         </w:tc>
@@ -1691,7 +2870,7 @@
               <w:rPr>
                 <w:sz w:val="18"/>
               </w:rPr>
-              <w:t>Đánh giá &amp; xếp loại</w:t>
+              <w:t>Theo dõi &amp; nhắc</w:t>
             </w:r>
           </w:p>
         </w:tc>
@@ -1704,7 +2883,7 @@
               <w:rPr>
                 <w:sz w:val="18"/>
               </w:rPr>
-              <w:t>Xếp loại hạnh kiểm từng em theo học kỳ (Tốt/Khá/Đạt/Chưa đạt)</w:t>
+              <w:t>Cập nhật trạng thái xử lý + ghi chú từng sự cố</w:t>
             </w:r>
           </w:p>
         </w:tc>
@@ -1719,7 +2898,7 @@
               <w:rPr>
                 <w:sz w:val="18"/>
               </w:rPr>
-              <w:t>Trao đổi học sinh</w:t>
+              <w:t>Báo cáo BGH</w:t>
             </w:r>
           </w:p>
         </w:tc>
@@ -1732,7 +2911,7 @@
               <w:rPr>
                 <w:sz w:val="18"/>
               </w:rPr>
-              <w:t>Kênh chat riêng với HS</w:t>
+              <w:t>Chỉ BGH mới thấy nút; đánh dấu sự cố đã báo cáo</w:t>
             </w:r>
           </w:p>
         </w:tc>
@@ -1747,7 +2926,7 @@
               <w:rPr>
                 <w:sz w:val="18"/>
               </w:rPr>
-              <w:t>+/− điểm trong sổ đầu bài</w:t>
+              <w:t>Lưu trữ &amp; tra cứu</w:t>
             </w:r>
           </w:p>
         </w:tc>
@@ -1760,20 +2939,7 @@
               <w:rPr>
                 <w:sz w:val="18"/>
               </w:rPr>
-              <w:t xml:space="preserve">Ngay trong form tiết học: nút +/− cạnh tên HS ghi </w:t>
-            </w:r>
-            <w:r>
-              <w:rPr>
-                <w:rFonts w:ascii="Consolas" w:hAnsi="Consolas"/>
-                <w:sz w:val="18"/>
-              </w:rPr>
-              <w:t>conduct_records</w:t>
-            </w:r>
-            <w:r>
-              <w:rPr>
-                <w:sz w:val="18"/>
-              </w:rPr>
-              <w:t xml:space="preserve"> khen_thuong/vi_pham</w:t>
+              <w:t>Kho sự cố đã xử lý, lọc theo loại/mức</w:t>
             </w:r>
           </w:p>
         </w:tc>
@@ -1784,39 +2950,692 @@
         <w:pStyle w:val="Heading3"/>
       </w:pPr>
       <w:r>
-        <w:t>3.5 Tư vấn học sinh (GVCN)</w:t>
+        <w:t>3.9 Sổ chủ nhiệm (GVCN, BGH duyệt)</w:t>
+      </w:r>
+    </w:p>
+    <w:tbl>
+      <w:tblPr>
+        <w:tblStyle w:val="LightGrid-Accent1"/>
+        <w:tblW w:type="auto" w:w="0"/>
+        <w:tblLook w:firstColumn="1" w:firstRow="1" w:lastColumn="0" w:lastRow="0" w:noHBand="0" w:noVBand="1" w:val="04A0"/>
+      </w:tblPr>
+      <w:tblGrid>
+        <w:gridCol w:w="4986"/>
+        <w:gridCol w:w="4986"/>
+      </w:tblGrid>
+      <w:tr>
+        <w:tc>
+          <w:tcPr>
+            <w:tcW w:type="dxa" w:w="4986"/>
+          </w:tcPr>
+          <w:p>
+            <w:r>
+              <w:rPr>
+                <w:b/>
+                <w:sz w:val="18"/>
+              </w:rPr>
+              <w:t>Chức năng</w:t>
+            </w:r>
+          </w:p>
+        </w:tc>
+        <w:tc>
+          <w:tcPr>
+            <w:tcW w:type="dxa" w:w="4986"/>
+          </w:tcPr>
+          <w:p>
+            <w:r>
+              <w:rPr>
+                <w:b/>
+                <w:sz w:val="18"/>
+              </w:rPr>
+              <w:t>Mô tả</w:t>
+            </w:r>
+          </w:p>
+        </w:tc>
+      </w:tr>
+      <w:tr>
+        <w:tc>
+          <w:tcPr>
+            <w:tcW w:type="dxa" w:w="4986"/>
+          </w:tcPr>
+          <w:p>
+            <w:r>
+              <w:rPr>
+                <w:sz w:val="18"/>
+              </w:rPr>
+              <w:t>Danh sách HS &amp; Tổ</w:t>
+            </w:r>
+          </w:p>
+        </w:tc>
+        <w:tc>
+          <w:tcPr>
+            <w:tcW w:type="dxa" w:w="4986"/>
+          </w:tcPr>
+          <w:p>
+            <w:r>
+              <w:rPr>
+                <w:sz w:val="18"/>
+              </w:rPr>
+              <w:t>Roster: tạo tổ, chia đều tổ tự động, gán Ban cán sự (4 chức danh), tạo + liên kết phụ huynh cho HS</w:t>
+            </w:r>
+          </w:p>
+        </w:tc>
+      </w:tr>
+      <w:tr>
+        <w:tc>
+          <w:tcPr>
+            <w:tcW w:type="dxa" w:w="4986"/>
+          </w:tcPr>
+          <w:p>
+            <w:r>
+              <w:rPr>
+                <w:sz w:val="18"/>
+              </w:rPr>
+              <w:t>Sơ đồ lớp</w:t>
+            </w:r>
+          </w:p>
+        </w:tc>
+        <w:tc>
+          <w:tcPr>
+            <w:tcW w:type="dxa" w:w="4986"/>
+          </w:tcPr>
+          <w:p>
+            <w:r>
+              <w:rPr>
+                <w:sz w:val="18"/>
+              </w:rPr>
+              <w:t xml:space="preserve">Lưới chỗ ngồi kéo-thả; </w:t>
+            </w:r>
+            <w:r>
+              <w:rPr>
+                <w:b/>
+                <w:sz w:val="18"/>
+              </w:rPr>
+              <w:t>thêm/bớt hàng (2-10) và cột (2-12)</w:t>
+            </w:r>
+            <w:r>
+              <w:rPr>
+                <w:sz w:val="18"/>
+              </w:rPr>
+              <w:t>, giữ vị trí HS khi resize; lưu theo phiên bản</w:t>
+            </w:r>
+          </w:p>
+        </w:tc>
+      </w:tr>
+      <w:tr>
+        <w:tc>
+          <w:tcPr>
+            <w:tcW w:type="dxa" w:w="4986"/>
+          </w:tcPr>
+          <w:p>
+            <w:r>
+              <w:rPr>
+                <w:sz w:val="18"/>
+              </w:rPr>
+              <w:t>Lịch sử phiên bản sơ đồ</w:t>
+            </w:r>
+          </w:p>
+        </w:tc>
+        <w:tc>
+          <w:tcPr>
+            <w:tcW w:type="dxa" w:w="4986"/>
+          </w:tcPr>
+          <w:p>
+            <w:r>
+              <w:rPr>
+                <w:sz w:val="18"/>
+              </w:rPr>
+              <w:t>Xem/khôi phục các version đã lưu</w:t>
+            </w:r>
+          </w:p>
+        </w:tc>
+      </w:tr>
+      <w:tr>
+        <w:tc>
+          <w:tcPr>
+            <w:tcW w:type="dxa" w:w="4986"/>
+          </w:tcPr>
+          <w:p>
+            <w:r>
+              <w:rPr>
+                <w:sz w:val="18"/>
+              </w:rPr>
+              <w:t>Upload lịch năm học</w:t>
+            </w:r>
+          </w:p>
+        </w:tc>
+        <w:tc>
+          <w:tcPr>
+            <w:tcW w:type="dxa" w:w="4986"/>
+          </w:tcPr>
+          <w:p>
+            <w:r>
+              <w:rPr>
+                <w:sz w:val="18"/>
+              </w:rPr>
+              <w:t>Thêm sự kiện thủ công + import CSV</w:t>
+            </w:r>
+          </w:p>
+        </w:tc>
+      </w:tr>
+      <w:tr>
+        <w:tc>
+          <w:tcPr>
+            <w:tcW w:type="dxa" w:w="4986"/>
+          </w:tcPr>
+          <w:p>
+            <w:r>
+              <w:rPr>
+                <w:sz w:val="18"/>
+              </w:rPr>
+              <w:t>Gợi ý công việc (AI)</w:t>
+            </w:r>
+          </w:p>
+        </w:tc>
+        <w:tc>
+          <w:tcPr>
+            <w:tcW w:type="dxa" w:w="4986"/>
+          </w:tcPr>
+          <w:p>
+            <w:r>
+              <w:rPr>
+                <w:sz w:val="18"/>
+              </w:rPr>
+              <w:t>AI phân tích lịch năm học → đề xuất việc theo tuần/tháng, thêm thẳng vào kế hoạch</w:t>
+            </w:r>
+          </w:p>
+        </w:tc>
+      </w:tr>
+      <w:tr>
+        <w:tc>
+          <w:tcPr>
+            <w:tcW w:type="dxa" w:w="4986"/>
+          </w:tcPr>
+          <w:p>
+            <w:r>
+              <w:rPr>
+                <w:sz w:val="18"/>
+              </w:rPr>
+              <w:t>Kế hoạch tháng / sơ kết tuần</w:t>
+            </w:r>
+          </w:p>
+        </w:tc>
+        <w:tc>
+          <w:tcPr>
+            <w:tcW w:type="dxa" w:w="4986"/>
+          </w:tcPr>
+          <w:p>
+            <w:r>
+              <w:rPr>
+                <w:sz w:val="18"/>
+              </w:rPr>
+              <w:t>Checklist việc tháng + sơ kết tuần</w:t>
+            </w:r>
+          </w:p>
+        </w:tc>
+      </w:tr>
+      <w:tr>
+        <w:tc>
+          <w:tcPr>
+            <w:tcW w:type="dxa" w:w="4986"/>
+          </w:tcPr>
+          <w:p>
+            <w:r>
+              <w:rPr>
+                <w:sz w:val="18"/>
+              </w:rPr>
+              <w:t>Đăng ký chỉ tiêu (KPI)</w:t>
+            </w:r>
+          </w:p>
+        </w:tc>
+        <w:tc>
+          <w:tcPr>
+            <w:tcW w:type="dxa" w:w="4986"/>
+          </w:tcPr>
+          <w:p>
+            <w:r>
+              <w:rPr>
+                <w:sz w:val="18"/>
+              </w:rPr>
+              <w:t>Đăng ký chỉ tiêu hiệu suất lớp</w:t>
+            </w:r>
+          </w:p>
+        </w:tc>
+      </w:tr>
+      <w:tr>
+        <w:tc>
+          <w:tcPr>
+            <w:tcW w:type="dxa" w:w="4986"/>
+          </w:tcPr>
+          <w:p>
+            <w:r>
+              <w:rPr>
+                <w:sz w:val="18"/>
+              </w:rPr>
+              <w:t>Ký duyệt sổ</w:t>
+            </w:r>
+          </w:p>
+        </w:tc>
+        <w:tc>
+          <w:tcPr>
+            <w:tcW w:type="dxa" w:w="4986"/>
+          </w:tcPr>
+          <w:p>
+            <w:r>
+              <w:rPr>
+                <w:sz w:val="18"/>
+              </w:rPr>
+              <w:t>BGH ký xác nhận sổ chủ nhiệm từng lớp theo đợt</w:t>
+            </w:r>
+          </w:p>
+        </w:tc>
+      </w:tr>
+      <w:tr>
+        <w:tc>
+          <w:tcPr>
+            <w:tcW w:type="dxa" w:w="4986"/>
+          </w:tcPr>
+          <w:p>
+            <w:r>
+              <w:rPr>
+                <w:sz w:val="18"/>
+              </w:rPr>
+              <w:t>Duyệt &amp; khóa sổ học bạ</w:t>
+            </w:r>
+          </w:p>
+        </w:tc>
+        <w:tc>
+          <w:tcPr>
+            <w:tcW w:type="dxa" w:w="4986"/>
+          </w:tcPr>
+          <w:p>
+            <w:r>
+              <w:rPr>
+                <w:sz w:val="18"/>
+              </w:rPr>
+              <w:t>Tạo đợt duyệt toàn trường → khóa sổ từng lớp</w:t>
+            </w:r>
+          </w:p>
+        </w:tc>
+      </w:tr>
+      <w:tr>
+        <w:tc>
+          <w:tcPr>
+            <w:tcW w:type="dxa" w:w="4986"/>
+          </w:tcPr>
+          <w:p>
+            <w:r>
+              <w:rPr>
+                <w:sz w:val="18"/>
+              </w:rPr>
+              <w:t>Xuất sổ</w:t>
+            </w:r>
+          </w:p>
+        </w:tc>
+        <w:tc>
+          <w:tcPr>
+            <w:tcW w:type="dxa" w:w="4986"/>
+          </w:tcPr>
+          <w:p>
+            <w:r>
+              <w:rPr>
+                <w:sz w:val="18"/>
+              </w:rPr>
+              <w:t>Export CSV toàn bộ dữ liệu sổ chủ nhiệm</w:t>
+            </w:r>
+          </w:p>
+        </w:tc>
+      </w:tr>
+      <w:tr>
+        <w:tc>
+          <w:tcPr>
+            <w:tcW w:type="dxa" w:w="4986"/>
+          </w:tcPr>
+          <w:p>
+            <w:r>
+              <w:rPr>
+                <w:sz w:val="18"/>
+              </w:rPr>
+              <w:t>Nhật ký thao tác</w:t>
+            </w:r>
+          </w:p>
+        </w:tc>
+        <w:tc>
+          <w:tcPr>
+            <w:tcW w:type="dxa" w:w="4986"/>
+          </w:tcPr>
+          <w:p>
+            <w:r>
+              <w:rPr>
+                <w:sz w:val="18"/>
+              </w:rPr>
+              <w:t>Audit log đầy đủ: actor/action/entity/payload</w:t>
+            </w:r>
+          </w:p>
+        </w:tc>
+      </w:tr>
+    </w:tbl>
+    <w:p>
+      <w:pPr>
+        <w:pStyle w:val="Heading3"/>
+      </w:pPr>
+      <w:r>
+        <w:t>3.10 Thời khóa biểu &amp; Sổ đầu bài</w:t>
+      </w:r>
+    </w:p>
+    <w:tbl>
+      <w:tblPr>
+        <w:tblStyle w:val="LightGrid-Accent1"/>
+        <w:tblW w:type="auto" w:w="0"/>
+        <w:tblLook w:firstColumn="1" w:firstRow="1" w:lastColumn="0" w:lastRow="0" w:noHBand="0" w:noVBand="1" w:val="04A0"/>
+      </w:tblPr>
+      <w:tblGrid>
+        <w:gridCol w:w="4986"/>
+        <w:gridCol w:w="4986"/>
+      </w:tblGrid>
+      <w:tr>
+        <w:tc>
+          <w:tcPr>
+            <w:tcW w:type="dxa" w:w="4986"/>
+          </w:tcPr>
+          <w:p>
+            <w:r>
+              <w:rPr>
+                <w:b/>
+                <w:sz w:val="18"/>
+              </w:rPr>
+              <w:t>Chức năng</w:t>
+            </w:r>
+          </w:p>
+        </w:tc>
+        <w:tc>
+          <w:tcPr>
+            <w:tcW w:type="dxa" w:w="4986"/>
+          </w:tcPr>
+          <w:p>
+            <w:r>
+              <w:rPr>
+                <w:b/>
+                <w:sz w:val="18"/>
+              </w:rPr>
+              <w:t>Mô tả</w:t>
+            </w:r>
+          </w:p>
+        </w:tc>
+      </w:tr>
+      <w:tr>
+        <w:tc>
+          <w:tcPr>
+            <w:tcW w:type="dxa" w:w="4986"/>
+          </w:tcPr>
+          <w:p>
+            <w:r>
+              <w:rPr>
+                <w:sz w:val="18"/>
+              </w:rPr>
+              <w:t>TKB theo lớp</w:t>
+            </w:r>
+          </w:p>
+        </w:tc>
+        <w:tc>
+          <w:tcPr>
+            <w:tcW w:type="dxa" w:w="4986"/>
+          </w:tcPr>
+          <w:p>
+            <w:r>
+              <w:rPr>
+                <w:sz w:val="18"/>
+              </w:rPr>
+              <w:t xml:space="preserve">Grid tuần Thứ 2-7 × 5 tiết: môn, GV, phòng. GVCN chỉ thấy lớp chủ nhiệm (đánh dấu CN); BGH thấy tất cả + </w:t>
+            </w:r>
+            <w:r>
+              <w:rPr>
+                <w:b/>
+                <w:sz w:val="18"/>
+              </w:rPr>
+              <w:t>toolbar import Excel/template</w:t>
+            </w:r>
+            <w:r>
+              <w:rPr>
+                <w:sz w:val="18"/>
+              </w:rPr>
+              <w:t>; PHT scope campus</w:t>
+            </w:r>
+          </w:p>
+        </w:tc>
+      </w:tr>
+      <w:tr>
+        <w:tc>
+          <w:tcPr>
+            <w:tcW w:type="dxa" w:w="4986"/>
+          </w:tcPr>
+          <w:p>
+            <w:r>
+              <w:rPr>
+                <w:sz w:val="18"/>
+              </w:rPr>
+              <w:t>TKB cá nhân</w:t>
+            </w:r>
+          </w:p>
+        </w:tc>
+        <w:tc>
+          <w:tcPr>
+            <w:tcW w:type="dxa" w:w="4986"/>
+          </w:tcPr>
+          <w:p>
+            <w:r>
+              <w:rPr>
+                <w:sz w:val="18"/>
+              </w:rPr>
+              <w:t xml:space="preserve">Mọi giáo viên: gộp tiết </w:t>
+            </w:r>
+            <w:r>
+              <w:rPr>
+                <w:rFonts w:ascii="Consolas" w:hAnsi="Consolas"/>
+                <w:sz w:val="18"/>
+              </w:rPr>
+              <w:t>teacher_id</w:t>
+            </w:r>
+            <w:r>
+              <w:rPr>
+                <w:sz w:val="18"/>
+              </w:rPr>
+              <w:t xml:space="preserve"> = mình, ô hiển thị </w:t>
+            </w:r>
+            <w:r>
+              <w:rPr>
+                <w:rFonts w:ascii="Consolas" w:hAnsi="Consolas"/>
+                <w:sz w:val="18"/>
+              </w:rPr>
+              <w:t>Lớp · Môn · Phòng</w:t>
+            </w:r>
+            <w:r>
+              <w:rPr>
+                <w:sz w:val="18"/>
+              </w:rPr>
+              <w:t>; tiết trùng slot stack đủ + viền cảnh báo</w:t>
+            </w:r>
+          </w:p>
+        </w:tc>
+      </w:tr>
+      <w:tr>
+        <w:tc>
+          <w:tcPr>
+            <w:tcW w:type="dxa" w:w="4986"/>
+          </w:tcPr>
+          <w:p>
+            <w:r>
+              <w:rPr>
+                <w:sz w:val="18"/>
+              </w:rPr>
+              <w:t>Sổ đầu bài</w:t>
+            </w:r>
+          </w:p>
+        </w:tc>
+        <w:tc>
+          <w:tcPr>
+            <w:tcW w:type="dxa" w:w="4986"/>
+          </w:tcPr>
+          <w:p>
+            <w:r>
+              <w:rPr>
+                <w:sz w:val="18"/>
+              </w:rPr>
+              <w:t xml:space="preserve">Theo ngày: mỗi tiết ghi </w:t>
+            </w:r>
+            <w:r>
+              <w:rPr>
+                <w:b/>
+                <w:sz w:val="18"/>
+              </w:rPr>
+              <w:t>Tên bài học / Nội dung / Nhận xét GV</w:t>
+            </w:r>
+            <w:r>
+              <w:rPr>
+                <w:sz w:val="18"/>
+              </w:rPr>
+              <w:t xml:space="preserve"> (3 trường riêng), sĩ số có mặt, đánh dấu vắng CP/KP/muộn từng em, +/− điểm rèn luyện. Lưu → </w:t>
+            </w:r>
+            <w:r>
+              <w:rPr>
+                <w:b/>
+                <w:sz w:val="18"/>
+              </w:rPr>
+              <w:t>đồng bộ `attendance_records`</w:t>
+            </w:r>
+            <w:r>
+              <w:rPr>
+                <w:sz w:val="18"/>
+              </w:rPr>
+              <w:t xml:space="preserve"> (source=period_log). Row collapsed hiện đủ: tiết, môn, sĩ số, chip vắng/muộn, preview nội dung. </w:t>
+            </w:r>
+            <w:r>
+              <w:rPr>
+                <w:b/>
+                <w:sz w:val="18"/>
+              </w:rPr>
+              <w:t>AI tóm tắt tuần</w:t>
+            </w:r>
+          </w:p>
+        </w:tc>
+      </w:tr>
+    </w:tbl>
+    <w:p>
+      <w:pPr>
+        <w:pStyle w:val="Heading3"/>
+      </w:pPr>
+      <w:r>
+        <w:t>3.11 Thi đua</w:t>
+      </w:r>
+    </w:p>
+    <w:tbl>
+      <w:tblPr>
+        <w:tblStyle w:val="LightGrid-Accent1"/>
+        <w:tblW w:type="auto" w:w="0"/>
+        <w:tblLook w:firstColumn="1" w:firstRow="1" w:lastColumn="0" w:lastRow="0" w:noHBand="0" w:noVBand="1" w:val="04A0"/>
+      </w:tblPr>
+      <w:tblGrid>
+        <w:gridCol w:w="4986"/>
+        <w:gridCol w:w="4986"/>
+      </w:tblGrid>
+      <w:tr>
+        <w:tc>
+          <w:tcPr>
+            <w:tcW w:type="dxa" w:w="4986"/>
+          </w:tcPr>
+          <w:p>
+            <w:r>
+              <w:rPr>
+                <w:b/>
+                <w:sz w:val="18"/>
+              </w:rPr>
+              <w:t>Chức năng</w:t>
+            </w:r>
+          </w:p>
+        </w:tc>
+        <w:tc>
+          <w:tcPr>
+            <w:tcW w:type="dxa" w:w="4986"/>
+          </w:tcPr>
+          <w:p>
+            <w:r>
+              <w:rPr>
+                <w:b/>
+                <w:sz w:val="18"/>
+              </w:rPr>
+              <w:t>Mô tả</w:t>
+            </w:r>
+          </w:p>
+        </w:tc>
+      </w:tr>
+      <w:tr>
+        <w:tc>
+          <w:tcPr>
+            <w:tcW w:type="dxa" w:w="4986"/>
+          </w:tcPr>
+          <w:p>
+            <w:r>
+              <w:rPr>
+                <w:sz w:val="18"/>
+              </w:rPr>
+              <w:t>Thu thập &amp; tính điểm</w:t>
+            </w:r>
+          </w:p>
+        </w:tc>
+        <w:tc>
+          <w:tcPr>
+            <w:tcW w:type="dxa" w:w="4986"/>
+          </w:tcPr>
+          <w:p>
+            <w:r>
+              <w:rPr>
+                <w:sz w:val="18"/>
+              </w:rPr>
+              <w:t>Grid tiêu chí × lớp, chấm theo max từng tiêu chí</w:t>
+            </w:r>
+          </w:p>
+        </w:tc>
+      </w:tr>
+      <w:tr>
+        <w:tc>
+          <w:tcPr>
+            <w:tcW w:type="dxa" w:w="4986"/>
+          </w:tcPr>
+          <w:p>
+            <w:r>
+              <w:rPr>
+                <w:sz w:val="18"/>
+              </w:rPr>
+              <w:t>Xếp hạng &amp; khen thưởng</w:t>
+            </w:r>
+          </w:p>
+        </w:tc>
+        <w:tc>
+          <w:tcPr>
+            <w:tcW w:type="dxa" w:w="4986"/>
+          </w:tcPr>
+          <w:p>
+            <w:r>
+              <w:rPr>
+                <w:sz w:val="18"/>
+              </w:rPr>
+              <w:t>Bảng xếp hạng toàn trường, xử lý hạng bằng điểm, badge "Lớp mình"</w:t>
+            </w:r>
+          </w:p>
+        </w:tc>
+      </w:tr>
+    </w:tbl>
+    <w:p>
+      <w:pPr>
+        <w:pStyle w:val="Heading3"/>
+      </w:pPr>
+      <w:r>
+        <w:t>3.12 Năng lực giáo viên</w:t>
       </w:r>
     </w:p>
     <w:p>
       <w:r>
-        <w:t xml:space="preserve">Quy trình 3 bước: </w:t>
-      </w:r>
-      <w:r>
-        <w:rPr>
-          <w:b/>
-        </w:rPr>
-        <w:t>Tiếp nhận</w:t>
-      </w:r>
-      <w:r>
-        <w:t xml:space="preserve"> (tạo ca: loại vấn đề, mô tả) → </w:t>
-      </w:r>
-      <w:r>
-        <w:rPr>
-          <w:b/>
-        </w:rPr>
-        <w:t>Đánh giá mức độ</w:t>
-      </w:r>
-      <w:r>
-        <w:t xml:space="preserve"> (Thấp/Trung bình/Cao - AI gợi ý mức + hướng xử lý) → </w:t>
-      </w:r>
-      <w:r>
-        <w:rPr>
-          <w:b/>
-        </w:rPr>
-        <w:t>Chuyển tuyến</w:t>
-      </w:r>
-      <w:r>
-        <w:t xml:space="preserve"> (giới thiệu chuyên gia/đơn vị ngoài cho ca mức Cao). Trạng thái: mở → đang tư vấn → đã chuyển tuyến/đóng.</w:t>
+        <w:t>Mọi GV: tự đánh giá theo tiêu chí + kế hoạch phát triển → nộp → tổ trưởng duyệt. Minh chứng đính kèm URL; đánh giá cuối năm.</w:t>
       </w:r>
     </w:p>
     <w:p>
@@ -1824,7 +3643,336 @@
         <w:pStyle w:val="Heading3"/>
       </w:pPr>
       <w:r>
-        <w:t>3.6 Phụ huynh</w:t>
+        <w:t>3.13 Quản trị trường (BGH/PHT)</w:t>
+      </w:r>
+    </w:p>
+    <w:tbl>
+      <w:tblPr>
+        <w:tblStyle w:val="LightGrid-Accent1"/>
+        <w:tblW w:type="auto" w:w="0"/>
+        <w:tblLook w:firstColumn="1" w:firstRow="1" w:lastColumn="0" w:lastRow="0" w:noHBand="0" w:noVBand="1" w:val="04A0"/>
+      </w:tblPr>
+      <w:tblGrid>
+        <w:gridCol w:w="4986"/>
+        <w:gridCol w:w="4986"/>
+      </w:tblGrid>
+      <w:tr>
+        <w:tc>
+          <w:tcPr>
+            <w:tcW w:type="dxa" w:w="4986"/>
+          </w:tcPr>
+          <w:p>
+            <w:r>
+              <w:rPr>
+                <w:b/>
+                <w:sz w:val="18"/>
+              </w:rPr>
+              <w:t>Chức năng</w:t>
+            </w:r>
+          </w:p>
+        </w:tc>
+        <w:tc>
+          <w:tcPr>
+            <w:tcW w:type="dxa" w:w="4986"/>
+          </w:tcPr>
+          <w:p>
+            <w:r>
+              <w:rPr>
+                <w:b/>
+                <w:sz w:val="18"/>
+              </w:rPr>
+              <w:t>Mô tả</w:t>
+            </w:r>
+          </w:p>
+        </w:tc>
+      </w:tr>
+      <w:tr>
+        <w:tc>
+          <w:tcPr>
+            <w:tcW w:type="dxa" w:w="4986"/>
+          </w:tcPr>
+          <w:p>
+            <w:r>
+              <w:rPr>
+                <w:sz w:val="18"/>
+              </w:rPr>
+              <w:t>Dashboard cấp trường</w:t>
+            </w:r>
+          </w:p>
+        </w:tc>
+        <w:tc>
+          <w:tcPr>
+            <w:tcW w:type="dxa" w:w="4986"/>
+          </w:tcPr>
+          <w:p>
+            <w:r>
+              <w:rPr>
+                <w:sz w:val="18"/>
+              </w:rPr>
+              <w:t>Chuyên cần/học tập/sự cố/cảnh báo toàn trường theo ngày gần nhất có data</w:t>
+            </w:r>
+          </w:p>
+        </w:tc>
+      </w:tr>
+      <w:tr>
+        <w:tc>
+          <w:tcPr>
+            <w:tcW w:type="dxa" w:w="4986"/>
+          </w:tcPr>
+          <w:p>
+            <w:r>
+              <w:rPr>
+                <w:sz w:val="18"/>
+              </w:rPr>
+              <w:t>Trung tâm phê duyệt</w:t>
+            </w:r>
+          </w:p>
+        </w:tc>
+        <w:tc>
+          <w:tcPr>
+            <w:tcW w:type="dxa" w:w="4986"/>
+          </w:tcPr>
+          <w:p>
+            <w:r>
+              <w:rPr>
+                <w:sz w:val="18"/>
+              </w:rPr>
+              <w:t>Hàng chờ: hoạt động giáo dục, đơn từ các bộ phận → duyệt/từ chối</w:t>
+            </w:r>
+          </w:p>
+        </w:tc>
+      </w:tr>
+      <w:tr>
+        <w:tc>
+          <w:tcPr>
+            <w:tcW w:type="dxa" w:w="4986"/>
+          </w:tcPr>
+          <w:p>
+            <w:r>
+              <w:rPr>
+                <w:sz w:val="18"/>
+              </w:rPr>
+              <w:t>Báo cáo ngày các lớp</w:t>
+            </w:r>
+          </w:p>
+        </w:tc>
+        <w:tc>
+          <w:tcPr>
+            <w:tcW w:type="dxa" w:w="4986"/>
+          </w:tcPr>
+          <w:p>
+            <w:r>
+              <w:rPr>
+                <w:sz w:val="18"/>
+              </w:rPr>
+              <w:t>Tổng hợp báo cáo GVCN đã gửi</w:t>
+            </w:r>
+          </w:p>
+        </w:tc>
+      </w:tr>
+      <w:tr>
+        <w:tc>
+          <w:tcPr>
+            <w:tcW w:type="dxa" w:w="4986"/>
+          </w:tcPr>
+          <w:p>
+            <w:r>
+              <w:rPr>
+                <w:sz w:val="18"/>
+              </w:rPr>
+              <w:t>Điều động dạy thay</w:t>
+            </w:r>
+          </w:p>
+        </w:tc>
+        <w:tc>
+          <w:tcPr>
+            <w:tcW w:type="dxa" w:w="4986"/>
+          </w:tcPr>
+          <w:p>
+            <w:r>
+              <w:rPr>
+                <w:sz w:val="18"/>
+              </w:rPr>
+              <w:t>Phân công GV dạy thay khi GV vắng</w:t>
+            </w:r>
+          </w:p>
+        </w:tc>
+      </w:tr>
+      <w:tr>
+        <w:tc>
+          <w:tcPr>
+            <w:tcW w:type="dxa" w:w="4986"/>
+          </w:tcPr>
+          <w:p>
+            <w:r>
+              <w:rPr>
+                <w:sz w:val="18"/>
+              </w:rPr>
+              <w:t>Radar cảnh báo sớm</w:t>
+            </w:r>
+          </w:p>
+        </w:tc>
+        <w:tc>
+          <w:tcPr>
+            <w:tcW w:type="dxa" w:w="4986"/>
+          </w:tcPr>
+          <w:p>
+            <w:r>
+              <w:rPr>
+                <w:sz w:val="18"/>
+              </w:rPr>
+              <w:t>Cảnh báo học sinh/lớp (học tập, chuyên cần, tâm lý, an toàn, bỏ học) - chấm điểm rủi ro, AI đề xuất can thiệp, tiếp nhận/đóng cảnh báo</w:t>
+            </w:r>
+          </w:p>
+        </w:tc>
+      </w:tr>
+      <w:tr>
+        <w:tc>
+          <w:tcPr>
+            <w:tcW w:type="dxa" w:w="4986"/>
+          </w:tcPr>
+          <w:p>
+            <w:r>
+              <w:rPr>
+                <w:sz w:val="18"/>
+              </w:rPr>
+              <w:t>Trợ lý điều hành (AI)</w:t>
+            </w:r>
+          </w:p>
+        </w:tc>
+        <w:tc>
+          <w:tcPr>
+            <w:tcW w:type="dxa" w:w="4986"/>
+          </w:tcPr>
+          <w:p>
+            <w:r>
+              <w:rPr>
+                <w:sz w:val="18"/>
+              </w:rPr>
+              <w:t>Chat hỏi-đáp trên số liệu thật: phê duyệt, sự cố, chuyên cần, cảnh báo</w:t>
+            </w:r>
+          </w:p>
+        </w:tc>
+      </w:tr>
+      <w:tr>
+        <w:tc>
+          <w:tcPr>
+            <w:tcW w:type="dxa" w:w="4986"/>
+          </w:tcPr>
+          <w:p>
+            <w:r>
+              <w:rPr>
+                <w:sz w:val="18"/>
+              </w:rPr>
+              <w:t>Cơ sở &amp; đánh giá TT15</w:t>
+            </w:r>
+          </w:p>
+        </w:tc>
+        <w:tc>
+          <w:tcPr>
+            <w:tcW w:type="dxa" w:w="4986"/>
+          </w:tcPr>
+          <w:p>
+            <w:r>
+              <w:rPr>
+                <w:sz w:val="18"/>
+              </w:rPr>
+              <w:t>Quản lý phân hiệu + đánh giá chất lượng theo TT15 (5 nhóm tiêu chuẩn, /100, mức 1-4)</w:t>
+            </w:r>
+          </w:p>
+        </w:tc>
+      </w:tr>
+      <w:tr>
+        <w:tc>
+          <w:tcPr>
+            <w:tcW w:type="dxa" w:w="4986"/>
+          </w:tcPr>
+          <w:p>
+            <w:r>
+              <w:rPr>
+                <w:sz w:val="18"/>
+              </w:rPr>
+              <w:t>Nhân sự trường</w:t>
+            </w:r>
+          </w:p>
+        </w:tc>
+        <w:tc>
+          <w:tcPr>
+            <w:tcW w:type="dxa" w:w="4986"/>
+          </w:tcPr>
+          <w:p>
+            <w:r>
+              <w:rPr>
+                <w:sz w:val="18"/>
+              </w:rPr>
+              <w:t xml:space="preserve">Danh sách GV + phân công; gán </w:t>
+            </w:r>
+            <w:r>
+              <w:rPr>
+                <w:b/>
+                <w:sz w:val="18"/>
+              </w:rPr>
+              <w:t>vai trò kiêm nhiệm</w:t>
+            </w:r>
+            <w:r>
+              <w:rPr>
+                <w:sz w:val="18"/>
+              </w:rPr>
+              <w:t xml:space="preserve"> (checkbox) khi tạo/sửa cán bộ</w:t>
+            </w:r>
+          </w:p>
+        </w:tc>
+      </w:tr>
+      <w:tr>
+        <w:tc>
+          <w:tcPr>
+            <w:tcW w:type="dxa" w:w="4986"/>
+          </w:tcPr>
+          <w:p>
+            <w:r>
+              <w:rPr>
+                <w:sz w:val="18"/>
+              </w:rPr>
+              <w:t>Phân công năm học</w:t>
+            </w:r>
+          </w:p>
+        </w:tc>
+        <w:tc>
+          <w:tcPr>
+            <w:tcW w:type="dxa" w:w="4986"/>
+          </w:tcPr>
+          <w:p>
+            <w:r>
+              <w:rPr>
+                <w:sz w:val="18"/>
+              </w:rPr>
+              <w:t>Gán GVCN cho lớp, GV dạy môn</w:t>
+            </w:r>
+          </w:p>
+        </w:tc>
+      </w:tr>
+    </w:tbl>
+    <w:p>
+      <w:pPr>
+        <w:pStyle w:val="Heading3"/>
+      </w:pPr>
+      <w:r>
+        <w:t>3.14 Studio - Công cụ số giáo viên (TVC360)</w:t>
+      </w:r>
+    </w:p>
+    <w:p>
+      <w:r>
+        <w:t xml:space="preserve">Soạn học liệu theo CTGDPT 2018 tại </w:t>
+      </w:r>
+      <w:r>
+        <w:rPr>
+          <w:rFonts w:ascii="Consolas" w:hAnsi="Consolas"/>
+          <w:sz w:val="18"/>
+        </w:rPr>
+        <w:t>/studio</w:t>
+      </w:r>
+      <w:r>
+        <w:t xml:space="preserve"> - vai trò: GVBM, GVCN, tổ trưởng, BGH, admin (kể cả vai trò kiêm nhiệm).</w:t>
       </w:r>
     </w:p>
     <w:tbl>
@@ -1849,7 +3997,7 @@
                 <w:b/>
                 <w:sz w:val="18"/>
               </w:rPr>
-              <w:t>Chức năng</w:t>
+              <w:t>Công cụ</w:t>
             </w:r>
           </w:p>
         </w:tc>
@@ -1863,7 +4011,7 @@
                 <w:b/>
                 <w:sz w:val="18"/>
               </w:rPr>
-              <w:t>Vai trò</w:t>
+              <w:t>Mã</w:t>
             </w:r>
           </w:p>
         </w:tc>
@@ -1892,7 +4040,7 @@
               <w:rPr>
                 <w:sz w:val="18"/>
               </w:rPr>
-              <w:t>Soạn &amp; gửi thông báo</w:t>
+              <w:t>Kế hoạch bài dạy</w:t>
             </w:r>
           </w:p>
         </w:tc>
@@ -1905,7 +4053,7 @@
               <w:rPr>
                 <w:sz w:val="18"/>
               </w:rPr>
-              <w:t>GVCN</w:t>
+              <w:t>DC-01</w:t>
             </w:r>
           </w:p>
         </w:tc>
@@ -1918,20 +4066,20 @@
               <w:rPr>
                 <w:sz w:val="18"/>
               </w:rPr>
-              <w:t xml:space="preserve">Gửi cả lớp hoặc PH từng em; lưu in-app + </w:t>
-            </w:r>
-            <w:r>
-              <w:rPr>
-                <w:b/>
-                <w:sz w:val="18"/>
-              </w:rPr>
-              <w:t>email</w:t>
-            </w:r>
-            <w:r>
-              <w:rPr>
-                <w:sz w:val="18"/>
-              </w:rPr>
-              <w:t xml:space="preserve"> qua Resend</w:t>
+              <w:t>KHBĐ theo khung CV 5512: I. Mục tiêu - II. Thiết bị - III. Tiến trình (mỗi HĐ đủ 5 phần a-đ, bảng tổ chức 2 cột) - IV. Điều chỉnh + ký duyệt; hỗ trợ mẫu riêng của trường (</w:t>
+            </w:r>
+            <w:r>
+              <w:rPr>
+                <w:rFonts w:ascii="Consolas" w:hAnsi="Consolas"/>
+                <w:sz w:val="18"/>
+              </w:rPr>
+              <w:t>/studio/mau-khbd</w:t>
+            </w:r>
+            <w:r>
+              <w:rPr>
+                <w:sz w:val="18"/>
+              </w:rPr>
+              <w:t>); sanitizer cắt nội dung lạc đề</w:t>
             </w:r>
           </w:p>
         </w:tc>
@@ -1946,7 +4094,7 @@
               <w:rPr>
                 <w:sz w:val="18"/>
               </w:rPr>
-              <w:t>Hộp thư phản hồi</w:t>
+              <w:t>Ma trận đề</w:t>
             </w:r>
           </w:p>
         </w:tc>
@@ -1959,7 +4107,7 @@
               <w:rPr>
                 <w:sz w:val="18"/>
               </w:rPr>
-              <w:t>GVCN</w:t>
+              <w:t>DC-02</w:t>
             </w:r>
           </w:p>
         </w:tc>
@@ -1972,7 +4120,7 @@
               <w:rPr>
                 <w:sz w:val="18"/>
               </w:rPr>
-              <w:t>Hộp thư tin nhắn PH gửi lại</w:t>
+              <w:t>Ma trận YCCĐ × mức độ đúng tỷ lệ; cảnh báo TT22 khi tạo đợt KT giữa kì cho lớp 1-3</w:t>
             </w:r>
           </w:p>
         </w:tc>
@@ -1987,7 +4135,7 @@
               <w:rPr>
                 <w:sz w:val="18"/>
               </w:rPr>
-              <w:t>Lịch hẹn trao đổi</w:t>
+              <w:t>Đề kiểm tra</w:t>
             </w:r>
           </w:p>
         </w:tc>
@@ -2000,7 +4148,7 @@
               <w:rPr>
                 <w:sz w:val="18"/>
               </w:rPr>
-              <w:t>GVCN, PH</w:t>
+              <w:t>DC-03</w:t>
             </w:r>
           </w:p>
         </w:tc>
@@ -2013,7 +4161,7 @@
               <w:rPr>
                 <w:sz w:val="18"/>
               </w:rPr>
-              <w:t>PH đề xuất lịch (ngày giờ, hình thức, lý do) → GVCN xác nhận/từ chối → trạng thái proposed/confirmed</w:t>
+              <w:t>Rút câu từ ngân hàng của trường theo ma trận: đề chính + dự phòng + đáp án/hướng dẫn chấm + biên bản phản biện; trộn đáp án TN, báo THIẾU trung thực khi bank thiếu câu</w:t>
             </w:r>
           </w:p>
         </w:tc>
@@ -2028,7 +4176,7 @@
               <w:rPr>
                 <w:sz w:val="18"/>
               </w:rPr>
-              <w:t>Cổng thông tin PH</w:t>
+              <w:t>Bộ câu hỏi</w:t>
             </w:r>
           </w:p>
         </w:tc>
@@ -2041,7 +4189,7 @@
               <w:rPr>
                 <w:sz w:val="18"/>
               </w:rPr>
-              <w:t>GVCN xem</w:t>
+              <w:t>DC-04</w:t>
             </w:r>
           </w:p>
         </w:tc>
@@ -2054,7 +4202,7 @@
               <w:rPr>
                 <w:sz w:val="18"/>
               </w:rPr>
-              <w:t>Xem lớp theo góc nhìn PH</w:t>
+              <w:t>Bộ câu luyện tập theo YCCĐ + đáp án</w:t>
             </w:r>
           </w:p>
         </w:tc>
@@ -2069,7 +4217,7 @@
               <w:rPr>
                 <w:sz w:val="18"/>
               </w:rPr>
-              <w:t>Ban đại diện CMHS</w:t>
+              <w:t>Phiếu học tập</w:t>
             </w:r>
           </w:p>
         </w:tc>
@@ -2082,7 +4230,7 @@
               <w:rPr>
                 <w:sz w:val="18"/>
               </w:rPr>
-              <w:t>GVCN, BGH</w:t>
+              <w:t>DC-05</w:t>
             </w:r>
           </w:p>
         </w:tc>
@@ -2095,54 +4243,53 @@
               <w:rPr>
                 <w:sz w:val="18"/>
               </w:rPr>
-              <w:t>Thành lập ban: Trưởng ban/Phó ban/Ủy viên, đổi vai trò</w:t>
+              <w:t>Phiếu bài tập theo bài học</w:t>
+            </w:r>
+          </w:p>
+        </w:tc>
+      </w:tr>
+      <w:tr>
+        <w:tc>
+          <w:tcPr>
+            <w:tcW w:type="dxa" w:w="3324"/>
+          </w:tcPr>
+          <w:p>
+            <w:r>
+              <w:rPr>
+                <w:sz w:val="18"/>
+              </w:rPr>
+              <w:t>Bài trình chiếu</w:t>
+            </w:r>
+          </w:p>
+        </w:tc>
+        <w:tc>
+          <w:tcPr>
+            <w:tcW w:type="dxa" w:w="3324"/>
+          </w:tcPr>
+          <w:p>
+            <w:r>
+              <w:rPr>
+                <w:sz w:val="18"/>
+              </w:rPr>
+              <w:t>DC-06</w:t>
+            </w:r>
+          </w:p>
+        </w:tc>
+        <w:tc>
+          <w:tcPr>
+            <w:tcW w:type="dxa" w:w="3324"/>
+          </w:tcPr>
+          <w:p>
+            <w:r>
+              <w:rPr>
+                <w:sz w:val="18"/>
+              </w:rPr>
+              <w:t>Slide PPTX theo tiến trình KHBĐ</w:t>
             </w:r>
           </w:p>
         </w:tc>
       </w:tr>
     </w:tbl>
-    <w:p>
-      <w:r>
-        <w:rPr>
-          <w:b/>
-        </w:rPr>
-        <w:t>Portal phụ huynh</w:t>
-      </w:r>
-      <w:r>
-        <w:t xml:space="preserve"> (</w:t>
-      </w:r>
-      <w:r>
-        <w:rPr>
-          <w:rFonts w:ascii="Consolas" w:hAnsi="Consolas"/>
-          <w:sz w:val="18"/>
-        </w:rPr>
-        <w:t>/portal/parent</w:t>
-      </w:r>
-      <w:r>
-        <w:t>): xem thông báo lớp, tin nhắn GVCN (trả lời được), đặt lịch hẹn, đăng ký hoạt động giáo dục đã công bố, thông tin con (điểm, chuyên cần). Hai PH cùng con xem chung dữ liệu.</w:t>
-      </w:r>
-    </w:p>
-    <w:p>
-      <w:pPr>
-        <w:pStyle w:val="Heading3"/>
-      </w:pPr>
-      <w:r>
-        <w:t>3.7 Hoạt động giáo dục</w:t>
-      </w:r>
-    </w:p>
-    <w:p>
-      <w:r>
-        <w:t>Kế hoạch (GVCN lập: tên, ngày, địa điểm, nội dung) → gửi BGH duyệt → công bố → PH đăng ký cho con → điểm danh &amp; đánh giá sau hoạt động.</w:t>
-      </w:r>
-    </w:p>
-    <w:p>
-      <w:pPr>
-        <w:pStyle w:val="Heading3"/>
-      </w:pPr>
-      <w:r>
-        <w:t>3.8 An toàn học sinh</w:t>
-      </w:r>
-    </w:p>
     <w:tbl>
       <w:tblPr>
         <w:tblStyle w:val="LightGrid-Accent1"/>
@@ -2164,7 +4311,7 @@
                 <w:b/>
                 <w:sz w:val="18"/>
               </w:rPr>
-              <w:t>Chức năng</w:t>
+              <w:t>Thành phần</w:t>
             </w:r>
           </w:p>
         </w:tc>
@@ -2193,7 +4340,20 @@
               <w:rPr>
                 <w:sz w:val="18"/>
               </w:rPr>
-              <w:t>Ghi nhận sự cố</w:t>
+              <w:t>Ngân hàng câu hỏi (</w:t>
+            </w:r>
+            <w:r>
+              <w:rPr>
+                <w:rFonts w:ascii="Consolas" w:hAnsi="Consolas"/>
+                <w:sz w:val="18"/>
+              </w:rPr>
+              <w:t>/studio/questions</w:t>
+            </w:r>
+            <w:r>
+              <w:rPr>
+                <w:sz w:val="18"/>
+              </w:rPr>
+              <w:t>)</w:t>
             </w:r>
           </w:p>
         </w:tc>
@@ -2206,20 +4366,7 @@
               <w:rPr>
                 <w:sz w:val="18"/>
               </w:rPr>
-              <w:t xml:space="preserve">6 loại (sức khỏe, tai nạn, bạo lực/xung đột, tài sản, an ninh, khác) × 4 mức; </w:t>
-            </w:r>
-            <w:r>
-              <w:rPr>
-                <w:b/>
-                <w:sz w:val="18"/>
-              </w:rPr>
-              <w:t>AI viết lại mô tả</w:t>
-            </w:r>
-            <w:r>
-              <w:rPr>
-                <w:sz w:val="18"/>
-              </w:rPr>
-              <w:t xml:space="preserve"> chuyên nghiệp + gợi ý xử lý</w:t>
+              <w:t>Chung cả trường, gắn YCCĐ; thêm tay / import ảnh-PDF (AI đọc) / Excel; duyệt 2 lớp (tổ trưởng → BGH); hình vẽ SVG tham số cho Toán (deterministic) + upload ảnh</w:t>
             </w:r>
           </w:p>
         </w:tc>
@@ -2234,7 +4381,20 @@
               <w:rPr>
                 <w:sz w:val="18"/>
               </w:rPr>
-              <w:t>Theo dõi &amp; nhắc</w:t>
+              <w:t>Thư viện (</w:t>
+            </w:r>
+            <w:r>
+              <w:rPr>
+                <w:rFonts w:ascii="Consolas" w:hAnsi="Consolas"/>
+                <w:sz w:val="18"/>
+              </w:rPr>
+              <w:t>/studio/library</w:t>
+            </w:r>
+            <w:r>
+              <w:rPr>
+                <w:sz w:val="18"/>
+              </w:rPr>
+              <w:t>)</w:t>
             </w:r>
           </w:p>
         </w:tc>
@@ -2247,7 +4407,7 @@
               <w:rPr>
                 <w:sz w:val="18"/>
               </w:rPr>
-              <w:t>Cập nhật trạng thái xử lý + ghi chú từng sự cố</w:t>
+              <w:t>Học liệu cá nhân; gửi duyệt - nhận xét - published; xuất DOCX/PDF/PPTX</w:t>
             </w:r>
           </w:p>
         </w:tc>
@@ -2262,7 +4422,20 @@
               <w:rPr>
                 <w:sz w:val="18"/>
               </w:rPr>
-              <w:t>Báo cáo BGH</w:t>
+              <w:t>Kho ngữ liệu (</w:t>
+            </w:r>
+            <w:r>
+              <w:rPr>
+                <w:rFonts w:ascii="Consolas" w:hAnsi="Consolas"/>
+                <w:sz w:val="18"/>
+              </w:rPr>
+              <w:t>/studio/literature</w:t>
+            </w:r>
+            <w:r>
+              <w:rPr>
+                <w:sz w:val="18"/>
+              </w:rPr>
+              <w:t>)</w:t>
             </w:r>
           </w:p>
         </w:tc>
@@ -2275,7 +4448,7 @@
               <w:rPr>
                 <w:sz w:val="18"/>
               </w:rPr>
-              <w:t>Chỉ BGH mới thấy nút; đánh dấu sự cố đã báo cáo</w:t>
+              <w:t>Ngữ liệu ngoài SGK phục vụ biên soạn</w:t>
             </w:r>
           </w:p>
         </w:tc>
@@ -2290,7 +4463,20 @@
               <w:rPr>
                 <w:sz w:val="18"/>
               </w:rPr>
-              <w:t>Lưu trữ &amp; tra cứu</w:t>
+              <w:t>YCCĐ (</w:t>
+            </w:r>
+            <w:r>
+              <w:rPr>
+                <w:rFonts w:ascii="Consolas" w:hAnsi="Consolas"/>
+                <w:sz w:val="18"/>
+              </w:rPr>
+              <w:t>/studio/yccd</w:t>
+            </w:r>
+            <w:r>
+              <w:rPr>
+                <w:sz w:val="18"/>
+              </w:rPr>
+              <w:t>)</w:t>
             </w:r>
           </w:p>
         </w:tc>
@@ -2303,56 +4489,7 @@
               <w:rPr>
                 <w:sz w:val="18"/>
               </w:rPr>
-              <w:t>Kho sự cố đã xử lý, lọc theo loại/mức</w:t>
-            </w:r>
-          </w:p>
-        </w:tc>
-      </w:tr>
-    </w:tbl>
-    <w:p>
-      <w:pPr>
-        <w:pStyle w:val="Heading3"/>
-      </w:pPr>
-      <w:r>
-        <w:t>3.9 Sổ chủ nhiệm (GVCN, BGH duyệt)</w:t>
-      </w:r>
-    </w:p>
-    <w:tbl>
-      <w:tblPr>
-        <w:tblStyle w:val="LightGrid-Accent1"/>
-        <w:tblW w:type="auto" w:w="0"/>
-        <w:tblLook w:firstColumn="1" w:firstRow="1" w:lastColumn="0" w:lastRow="0" w:noHBand="0" w:noVBand="1" w:val="04A0"/>
-      </w:tblPr>
-      <w:tblGrid>
-        <w:gridCol w:w="4986"/>
-        <w:gridCol w:w="4986"/>
-      </w:tblGrid>
-      <w:tr>
-        <w:tc>
-          <w:tcPr>
-            <w:tcW w:type="dxa" w:w="4986"/>
-          </w:tcPr>
-          <w:p>
-            <w:r>
-              <w:rPr>
-                <w:b/>
-                <w:sz w:val="18"/>
-              </w:rPr>
-              <w:t>Chức năng</w:t>
-            </w:r>
-          </w:p>
-        </w:tc>
-        <w:tc>
-          <w:tcPr>
-            <w:tcW w:type="dxa" w:w="4986"/>
-          </w:tcPr>
-          <w:p>
-            <w:r>
-              <w:rPr>
-                <w:b/>
-                <w:sz w:val="18"/>
-              </w:rPr>
-              <w:t>Mô tả</w:t>
+              <w:t>Tra cứu yêu cầu cần đạt theo môn/khối</w:t>
             </w:r>
           </w:p>
         </w:tc>
@@ -2367,7 +4504,7 @@
               <w:rPr>
                 <w:sz w:val="18"/>
               </w:rPr>
-              <w:t>Danh sách HS &amp; Tổ</w:t>
+              <w:t>AI</w:t>
             </w:r>
           </w:p>
         </w:tc>
@@ -2380,7 +4517,7 @@
               <w:rPr>
                 <w:sz w:val="18"/>
               </w:rPr>
-              <w:t>Roster: tạo tổ, chia đều tổ tự động, gán Ban cán sự (4 chức danh), tạo + liên kết phụ huynh cho HS</w:t>
+              <w:t>Provider qua env (Gemini/OpenAI/Anthropic), quota → fallback engine bất đồng bộ → rule-based; nội dung AI đi qua schema + YCCĐ gate + sanitizer</w:t>
             </w:r>
           </w:p>
         </w:tc>
@@ -2395,7 +4532,7 @@
               <w:rPr>
                 <w:sz w:val="18"/>
               </w:rPr>
-              <w:t>Sơ đồ lớp</w:t>
+              <w:t>LaTeX/KaTeX</w:t>
             </w:r>
           </w:p>
         </w:tc>
@@ -2408,272 +4545,20 @@
               <w:rPr>
                 <w:sz w:val="18"/>
               </w:rPr>
-              <w:t xml:space="preserve">Lưới chỗ ngồi kéo-thả; </w:t>
-            </w:r>
-            <w:r>
-              <w:rPr>
-                <w:b/>
-                <w:sz w:val="18"/>
-              </w:rPr>
-              <w:t>thêm/bớt hàng (2-10) và cột (2-12)</w:t>
-            </w:r>
-            <w:r>
-              <w:rPr>
-                <w:sz w:val="18"/>
-              </w:rPr>
-              <w:t>, giữ vị trí HS khi resize; lưu theo phiên bản</w:t>
-            </w:r>
-          </w:p>
-        </w:tc>
-      </w:tr>
-      <w:tr>
-        <w:tc>
-          <w:tcPr>
-            <w:tcW w:type="dxa" w:w="4986"/>
-          </w:tcPr>
-          <w:p>
-            <w:r>
-              <w:rPr>
-                <w:sz w:val="18"/>
-              </w:rPr>
-              <w:t>Lịch sử phiên bản sơ đồ</w:t>
-            </w:r>
-          </w:p>
-        </w:tc>
-        <w:tc>
-          <w:tcPr>
-            <w:tcW w:type="dxa" w:w="4986"/>
-          </w:tcPr>
-          <w:p>
-            <w:r>
-              <w:rPr>
-                <w:sz w:val="18"/>
-              </w:rPr>
-              <w:t>Xem/khôi phục các version đã lưu</w:t>
-            </w:r>
-          </w:p>
-        </w:tc>
-      </w:tr>
-      <w:tr>
-        <w:tc>
-          <w:tcPr>
-            <w:tcW w:type="dxa" w:w="4986"/>
-          </w:tcPr>
-          <w:p>
-            <w:r>
-              <w:rPr>
-                <w:sz w:val="18"/>
-              </w:rPr>
-              <w:t>Upload lịch năm học</w:t>
-            </w:r>
-          </w:p>
-        </w:tc>
-        <w:tc>
-          <w:tcPr>
-            <w:tcW w:type="dxa" w:w="4986"/>
-          </w:tcPr>
-          <w:p>
-            <w:r>
-              <w:rPr>
-                <w:sz w:val="18"/>
-              </w:rPr>
-              <w:t>Thêm sự kiện thủ công + import CSV</w:t>
-            </w:r>
-          </w:p>
-        </w:tc>
-      </w:tr>
-      <w:tr>
-        <w:tc>
-          <w:tcPr>
-            <w:tcW w:type="dxa" w:w="4986"/>
-          </w:tcPr>
-          <w:p>
-            <w:r>
-              <w:rPr>
-                <w:sz w:val="18"/>
-              </w:rPr>
-              <w:t>Gợi ý công việc (AI)</w:t>
-            </w:r>
-          </w:p>
-        </w:tc>
-        <w:tc>
-          <w:tcPr>
-            <w:tcW w:type="dxa" w:w="4986"/>
-          </w:tcPr>
-          <w:p>
-            <w:r>
-              <w:rPr>
-                <w:sz w:val="18"/>
-              </w:rPr>
-              <w:t>AI phân tích lịch năm học → đề xuất việc theo tuần/tháng, thêm thẳng vào kế hoạch</w:t>
-            </w:r>
-          </w:p>
-        </w:tc>
-      </w:tr>
-      <w:tr>
-        <w:tc>
-          <w:tcPr>
-            <w:tcW w:type="dxa" w:w="4986"/>
-          </w:tcPr>
-          <w:p>
-            <w:r>
-              <w:rPr>
-                <w:sz w:val="18"/>
-              </w:rPr>
-              <w:t>Kế hoạch tháng / sơ kết tuần</w:t>
-            </w:r>
-          </w:p>
-        </w:tc>
-        <w:tc>
-          <w:tcPr>
-            <w:tcW w:type="dxa" w:w="4986"/>
-          </w:tcPr>
-          <w:p>
-            <w:r>
-              <w:rPr>
-                <w:sz w:val="18"/>
-              </w:rPr>
-              <w:t>Checklist việc tháng + sơ kết tuần</w:t>
-            </w:r>
-          </w:p>
-        </w:tc>
-      </w:tr>
-      <w:tr>
-        <w:tc>
-          <w:tcPr>
-            <w:tcW w:type="dxa" w:w="4986"/>
-          </w:tcPr>
-          <w:p>
-            <w:r>
-              <w:rPr>
-                <w:sz w:val="18"/>
-              </w:rPr>
-              <w:t>Đăng ký chỉ tiêu (KPI)</w:t>
-            </w:r>
-          </w:p>
-        </w:tc>
-        <w:tc>
-          <w:tcPr>
-            <w:tcW w:type="dxa" w:w="4986"/>
-          </w:tcPr>
-          <w:p>
-            <w:r>
-              <w:rPr>
-                <w:sz w:val="18"/>
-              </w:rPr>
-              <w:t>Đăng ký chỉ tiêu hiệu suất lớp</w:t>
-            </w:r>
-          </w:p>
-        </w:tc>
-      </w:tr>
-      <w:tr>
-        <w:tc>
-          <w:tcPr>
-            <w:tcW w:type="dxa" w:w="4986"/>
-          </w:tcPr>
-          <w:p>
-            <w:r>
-              <w:rPr>
-                <w:sz w:val="18"/>
-              </w:rPr>
-              <w:t>Ký duyệt sổ</w:t>
-            </w:r>
-          </w:p>
-        </w:tc>
-        <w:tc>
-          <w:tcPr>
-            <w:tcW w:type="dxa" w:w="4986"/>
-          </w:tcPr>
-          <w:p>
-            <w:r>
-              <w:rPr>
-                <w:sz w:val="18"/>
-              </w:rPr>
-              <w:t>BGH ký xác nhận sổ chủ nhiệm từng lớp theo đợt</w:t>
-            </w:r>
-          </w:p>
-        </w:tc>
-      </w:tr>
-      <w:tr>
-        <w:tc>
-          <w:tcPr>
-            <w:tcW w:type="dxa" w:w="4986"/>
-          </w:tcPr>
-          <w:p>
-            <w:r>
-              <w:rPr>
-                <w:sz w:val="18"/>
-              </w:rPr>
-              <w:t>Duyệt &amp; khóa sổ học bạ</w:t>
-            </w:r>
-          </w:p>
-        </w:tc>
-        <w:tc>
-          <w:tcPr>
-            <w:tcW w:type="dxa" w:w="4986"/>
-          </w:tcPr>
-          <w:p>
-            <w:r>
-              <w:rPr>
-                <w:sz w:val="18"/>
-              </w:rPr>
-              <w:t>Tạo đợt duyệt toàn trường → khóa sổ từng lớp</w:t>
-            </w:r>
-          </w:p>
-        </w:tc>
-      </w:tr>
-      <w:tr>
-        <w:tc>
-          <w:tcPr>
-            <w:tcW w:type="dxa" w:w="4986"/>
-          </w:tcPr>
-          <w:p>
-            <w:r>
-              <w:rPr>
-                <w:sz w:val="18"/>
-              </w:rPr>
-              <w:t>Xuất sổ</w:t>
-            </w:r>
-          </w:p>
-        </w:tc>
-        <w:tc>
-          <w:tcPr>
-            <w:tcW w:type="dxa" w:w="4986"/>
-          </w:tcPr>
-          <w:p>
-            <w:r>
-              <w:rPr>
-                <w:sz w:val="18"/>
-              </w:rPr>
-              <w:t>Export CSV toàn bộ dữ liệu sổ chủ nhiệm</w:t>
-            </w:r>
-          </w:p>
-        </w:tc>
-      </w:tr>
-      <w:tr>
-        <w:tc>
-          <w:tcPr>
-            <w:tcW w:type="dxa" w:w="4986"/>
-          </w:tcPr>
-          <w:p>
-            <w:r>
-              <w:rPr>
-                <w:sz w:val="18"/>
-              </w:rPr>
-              <w:t>Nhật ký thao tác</w:t>
-            </w:r>
-          </w:p>
-        </w:tc>
-        <w:tc>
-          <w:tcPr>
-            <w:tcW w:type="dxa" w:w="4986"/>
-          </w:tcPr>
-          <w:p>
-            <w:r>
-              <w:rPr>
-                <w:sz w:val="18"/>
-              </w:rPr>
-              <w:t>Audit log đầy đủ: actor/action/entity/payload</w:t>
+              <w:t xml:space="preserve">Công thức </w:t>
+            </w:r>
+            <w:r>
+              <w:rPr>
+                <w:rFonts w:ascii="Consolas" w:hAnsi="Consolas"/>
+                <w:sz w:val="18"/>
+              </w:rPr>
+              <w:t>$...$</w:t>
+            </w:r>
+            <w:r>
+              <w:rPr>
+                <w:sz w:val="18"/>
+              </w:rPr>
+              <w:t xml:space="preserve"> render trên web; xuất DOCX thành Word Equation native</w:t>
             </w:r>
           </w:p>
         </w:tc>
@@ -2684,631 +4569,7 @@
         <w:pStyle w:val="Heading3"/>
       </w:pPr>
       <w:r>
-        <w:t>3.10 Thời khóa biểu &amp; Sổ đầu bài</w:t>
-      </w:r>
-    </w:p>
-    <w:tbl>
-      <w:tblPr>
-        <w:tblStyle w:val="LightGrid-Accent1"/>
-        <w:tblW w:type="auto" w:w="0"/>
-        <w:tblLook w:firstColumn="1" w:firstRow="1" w:lastColumn="0" w:lastRow="0" w:noHBand="0" w:noVBand="1" w:val="04A0"/>
-      </w:tblPr>
-      <w:tblGrid>
-        <w:gridCol w:w="4986"/>
-        <w:gridCol w:w="4986"/>
-      </w:tblGrid>
-      <w:tr>
-        <w:tc>
-          <w:tcPr>
-            <w:tcW w:type="dxa" w:w="4986"/>
-          </w:tcPr>
-          <w:p>
-            <w:r>
-              <w:rPr>
-                <w:b/>
-                <w:sz w:val="18"/>
-              </w:rPr>
-              <w:t>Chức năng</w:t>
-            </w:r>
-          </w:p>
-        </w:tc>
-        <w:tc>
-          <w:tcPr>
-            <w:tcW w:type="dxa" w:w="4986"/>
-          </w:tcPr>
-          <w:p>
-            <w:r>
-              <w:rPr>
-                <w:b/>
-                <w:sz w:val="18"/>
-              </w:rPr>
-              <w:t>Mô tả</w:t>
-            </w:r>
-          </w:p>
-        </w:tc>
-      </w:tr>
-      <w:tr>
-        <w:tc>
-          <w:tcPr>
-            <w:tcW w:type="dxa" w:w="4986"/>
-          </w:tcPr>
-          <w:p>
-            <w:r>
-              <w:rPr>
-                <w:sz w:val="18"/>
-              </w:rPr>
-              <w:t>TKB theo lớp</w:t>
-            </w:r>
-          </w:p>
-        </w:tc>
-        <w:tc>
-          <w:tcPr>
-            <w:tcW w:type="dxa" w:w="4986"/>
-          </w:tcPr>
-          <w:p>
-            <w:r>
-              <w:rPr>
-                <w:sz w:val="18"/>
-              </w:rPr>
-              <w:t xml:space="preserve">Grid tuần Thứ 2-7 × 5 tiết: môn, GV, phòng. GVCN chỉ thấy lớp chủ nhiệm (đánh dấu CN); BGH thấy tất cả + </w:t>
-            </w:r>
-            <w:r>
-              <w:rPr>
-                <w:b/>
-                <w:sz w:val="18"/>
-              </w:rPr>
-              <w:t>toolbar import Excel/template</w:t>
-            </w:r>
-            <w:r>
-              <w:rPr>
-                <w:sz w:val="18"/>
-              </w:rPr>
-              <w:t>; PHT scope campus</w:t>
-            </w:r>
-          </w:p>
-        </w:tc>
-      </w:tr>
-      <w:tr>
-        <w:tc>
-          <w:tcPr>
-            <w:tcW w:type="dxa" w:w="4986"/>
-          </w:tcPr>
-          <w:p>
-            <w:r>
-              <w:rPr>
-                <w:sz w:val="18"/>
-              </w:rPr>
-              <w:t>TKB cá nhân</w:t>
-            </w:r>
-          </w:p>
-        </w:tc>
-        <w:tc>
-          <w:tcPr>
-            <w:tcW w:type="dxa" w:w="4986"/>
-          </w:tcPr>
-          <w:p>
-            <w:r>
-              <w:rPr>
-                <w:sz w:val="18"/>
-              </w:rPr>
-              <w:t xml:space="preserve">Mọi giáo viên: gộp tiết </w:t>
-            </w:r>
-            <w:r>
-              <w:rPr>
-                <w:rFonts w:ascii="Consolas" w:hAnsi="Consolas"/>
-                <w:sz w:val="18"/>
-              </w:rPr>
-              <w:t>teacher_id</w:t>
-            </w:r>
-            <w:r>
-              <w:rPr>
-                <w:sz w:val="18"/>
-              </w:rPr>
-              <w:t xml:space="preserve"> = mình, ô hiển thị </w:t>
-            </w:r>
-            <w:r>
-              <w:rPr>
-                <w:rFonts w:ascii="Consolas" w:hAnsi="Consolas"/>
-                <w:sz w:val="18"/>
-              </w:rPr>
-              <w:t>Lớp · Môn · Phòng</w:t>
-            </w:r>
-            <w:r>
-              <w:rPr>
-                <w:sz w:val="18"/>
-              </w:rPr>
-              <w:t>; tiết trùng slot stack đủ + viền cảnh báo</w:t>
-            </w:r>
-          </w:p>
-        </w:tc>
-      </w:tr>
-      <w:tr>
-        <w:tc>
-          <w:tcPr>
-            <w:tcW w:type="dxa" w:w="4986"/>
-          </w:tcPr>
-          <w:p>
-            <w:r>
-              <w:rPr>
-                <w:sz w:val="18"/>
-              </w:rPr>
-              <w:t>Sổ đầu bài</w:t>
-            </w:r>
-          </w:p>
-        </w:tc>
-        <w:tc>
-          <w:tcPr>
-            <w:tcW w:type="dxa" w:w="4986"/>
-          </w:tcPr>
-          <w:p>
-            <w:r>
-              <w:rPr>
-                <w:sz w:val="18"/>
-              </w:rPr>
-              <w:t xml:space="preserve">Theo ngày: mỗi tiết ghi </w:t>
-            </w:r>
-            <w:r>
-              <w:rPr>
-                <w:b/>
-                <w:sz w:val="18"/>
-              </w:rPr>
-              <w:t>Tên bài học / Nội dung / Nhận xét GV</w:t>
-            </w:r>
-            <w:r>
-              <w:rPr>
-                <w:sz w:val="18"/>
-              </w:rPr>
-              <w:t xml:space="preserve"> (3 trường riêng), sĩ số có mặt, đánh dấu vắng CP/KP/muộn từng em, +/− điểm rèn luyện. Lưu → </w:t>
-            </w:r>
-            <w:r>
-              <w:rPr>
-                <w:b/>
-                <w:sz w:val="18"/>
-              </w:rPr>
-              <w:t>đồng bộ `attendance_records`</w:t>
-            </w:r>
-            <w:r>
-              <w:rPr>
-                <w:sz w:val="18"/>
-              </w:rPr>
-              <w:t xml:space="preserve"> (source=period_log). Row collapsed hiện đủ: tiết, môn, sĩ số, chip vắng/muộn, preview nội dung. </w:t>
-            </w:r>
-            <w:r>
-              <w:rPr>
-                <w:b/>
-                <w:sz w:val="18"/>
-              </w:rPr>
-              <w:t>AI tóm tắt tuần</w:t>
-            </w:r>
-          </w:p>
-        </w:tc>
-      </w:tr>
-    </w:tbl>
-    <w:p>
-      <w:pPr>
-        <w:pStyle w:val="Heading3"/>
-      </w:pPr>
-      <w:r>
-        <w:t>3.11 Thi đua</w:t>
-      </w:r>
-    </w:p>
-    <w:tbl>
-      <w:tblPr>
-        <w:tblStyle w:val="LightGrid-Accent1"/>
-        <w:tblW w:type="auto" w:w="0"/>
-        <w:tblLook w:firstColumn="1" w:firstRow="1" w:lastColumn="0" w:lastRow="0" w:noHBand="0" w:noVBand="1" w:val="04A0"/>
-      </w:tblPr>
-      <w:tblGrid>
-        <w:gridCol w:w="4986"/>
-        <w:gridCol w:w="4986"/>
-      </w:tblGrid>
-      <w:tr>
-        <w:tc>
-          <w:tcPr>
-            <w:tcW w:type="dxa" w:w="4986"/>
-          </w:tcPr>
-          <w:p>
-            <w:r>
-              <w:rPr>
-                <w:b/>
-                <w:sz w:val="18"/>
-              </w:rPr>
-              <w:t>Chức năng</w:t>
-            </w:r>
-          </w:p>
-        </w:tc>
-        <w:tc>
-          <w:tcPr>
-            <w:tcW w:type="dxa" w:w="4986"/>
-          </w:tcPr>
-          <w:p>
-            <w:r>
-              <w:rPr>
-                <w:b/>
-                <w:sz w:val="18"/>
-              </w:rPr>
-              <w:t>Mô tả</w:t>
-            </w:r>
-          </w:p>
-        </w:tc>
-      </w:tr>
-      <w:tr>
-        <w:tc>
-          <w:tcPr>
-            <w:tcW w:type="dxa" w:w="4986"/>
-          </w:tcPr>
-          <w:p>
-            <w:r>
-              <w:rPr>
-                <w:sz w:val="18"/>
-              </w:rPr>
-              <w:t>Thu thập &amp; tính điểm</w:t>
-            </w:r>
-          </w:p>
-        </w:tc>
-        <w:tc>
-          <w:tcPr>
-            <w:tcW w:type="dxa" w:w="4986"/>
-          </w:tcPr>
-          <w:p>
-            <w:r>
-              <w:rPr>
-                <w:sz w:val="18"/>
-              </w:rPr>
-              <w:t>Grid tiêu chí × lớp, chấm theo max từng tiêu chí</w:t>
-            </w:r>
-          </w:p>
-        </w:tc>
-      </w:tr>
-      <w:tr>
-        <w:tc>
-          <w:tcPr>
-            <w:tcW w:type="dxa" w:w="4986"/>
-          </w:tcPr>
-          <w:p>
-            <w:r>
-              <w:rPr>
-                <w:sz w:val="18"/>
-              </w:rPr>
-              <w:t>Xếp hạng &amp; khen thưởng</w:t>
-            </w:r>
-          </w:p>
-        </w:tc>
-        <w:tc>
-          <w:tcPr>
-            <w:tcW w:type="dxa" w:w="4986"/>
-          </w:tcPr>
-          <w:p>
-            <w:r>
-              <w:rPr>
-                <w:sz w:val="18"/>
-              </w:rPr>
-              <w:t>Bảng xếp hạng toàn trường, xử lý hạng bằng điểm, badge "Lớp mình"</w:t>
-            </w:r>
-          </w:p>
-        </w:tc>
-      </w:tr>
-    </w:tbl>
-    <w:p>
-      <w:pPr>
-        <w:pStyle w:val="Heading3"/>
-      </w:pPr>
-      <w:r>
-        <w:t>3.12 Năng lực giáo viên</w:t>
-      </w:r>
-    </w:p>
-    <w:p>
-      <w:r>
-        <w:t>Mọi GV: tự đánh giá theo tiêu chí + kế hoạch phát triển → nộp → tổ trưởng duyệt. Minh chứng đính kèm URL; đánh giá cuối năm.</w:t>
-      </w:r>
-    </w:p>
-    <w:p>
-      <w:pPr>
-        <w:pStyle w:val="Heading3"/>
-      </w:pPr>
-      <w:r>
-        <w:t>3.13 Quản trị trường (BGH/PHT)</w:t>
-      </w:r>
-    </w:p>
-    <w:tbl>
-      <w:tblPr>
-        <w:tblStyle w:val="LightGrid-Accent1"/>
-        <w:tblW w:type="auto" w:w="0"/>
-        <w:tblLook w:firstColumn="1" w:firstRow="1" w:lastColumn="0" w:lastRow="0" w:noHBand="0" w:noVBand="1" w:val="04A0"/>
-      </w:tblPr>
-      <w:tblGrid>
-        <w:gridCol w:w="4986"/>
-        <w:gridCol w:w="4986"/>
-      </w:tblGrid>
-      <w:tr>
-        <w:tc>
-          <w:tcPr>
-            <w:tcW w:type="dxa" w:w="4986"/>
-          </w:tcPr>
-          <w:p>
-            <w:r>
-              <w:rPr>
-                <w:b/>
-                <w:sz w:val="18"/>
-              </w:rPr>
-              <w:t>Chức năng</w:t>
-            </w:r>
-          </w:p>
-        </w:tc>
-        <w:tc>
-          <w:tcPr>
-            <w:tcW w:type="dxa" w:w="4986"/>
-          </w:tcPr>
-          <w:p>
-            <w:r>
-              <w:rPr>
-                <w:b/>
-                <w:sz w:val="18"/>
-              </w:rPr>
-              <w:t>Mô tả</w:t>
-            </w:r>
-          </w:p>
-        </w:tc>
-      </w:tr>
-      <w:tr>
-        <w:tc>
-          <w:tcPr>
-            <w:tcW w:type="dxa" w:w="4986"/>
-          </w:tcPr>
-          <w:p>
-            <w:r>
-              <w:rPr>
-                <w:sz w:val="18"/>
-              </w:rPr>
-              <w:t>Dashboard cấp trường</w:t>
-            </w:r>
-          </w:p>
-        </w:tc>
-        <w:tc>
-          <w:tcPr>
-            <w:tcW w:type="dxa" w:w="4986"/>
-          </w:tcPr>
-          <w:p>
-            <w:r>
-              <w:rPr>
-                <w:sz w:val="18"/>
-              </w:rPr>
-              <w:t>Chuyên cần/học tập/sự cố/cảnh báo toàn trường theo ngày gần nhất có data</w:t>
-            </w:r>
-          </w:p>
-        </w:tc>
-      </w:tr>
-      <w:tr>
-        <w:tc>
-          <w:tcPr>
-            <w:tcW w:type="dxa" w:w="4986"/>
-          </w:tcPr>
-          <w:p>
-            <w:r>
-              <w:rPr>
-                <w:sz w:val="18"/>
-              </w:rPr>
-              <w:t>Trung tâm phê duyệt</w:t>
-            </w:r>
-          </w:p>
-        </w:tc>
-        <w:tc>
-          <w:tcPr>
-            <w:tcW w:type="dxa" w:w="4986"/>
-          </w:tcPr>
-          <w:p>
-            <w:r>
-              <w:rPr>
-                <w:sz w:val="18"/>
-              </w:rPr>
-              <w:t>Hàng chờ: hoạt động giáo dục, đơn từ các bộ phận → duyệt/từ chối</w:t>
-            </w:r>
-          </w:p>
-        </w:tc>
-      </w:tr>
-      <w:tr>
-        <w:tc>
-          <w:tcPr>
-            <w:tcW w:type="dxa" w:w="4986"/>
-          </w:tcPr>
-          <w:p>
-            <w:r>
-              <w:rPr>
-                <w:sz w:val="18"/>
-              </w:rPr>
-              <w:t>Báo cáo ngày các lớp</w:t>
-            </w:r>
-          </w:p>
-        </w:tc>
-        <w:tc>
-          <w:tcPr>
-            <w:tcW w:type="dxa" w:w="4986"/>
-          </w:tcPr>
-          <w:p>
-            <w:r>
-              <w:rPr>
-                <w:sz w:val="18"/>
-              </w:rPr>
-              <w:t>Tổng hợp báo cáo GVCN đã gửi</w:t>
-            </w:r>
-          </w:p>
-        </w:tc>
-      </w:tr>
-      <w:tr>
-        <w:tc>
-          <w:tcPr>
-            <w:tcW w:type="dxa" w:w="4986"/>
-          </w:tcPr>
-          <w:p>
-            <w:r>
-              <w:rPr>
-                <w:sz w:val="18"/>
-              </w:rPr>
-              <w:t>Điều động dạy thay</w:t>
-            </w:r>
-          </w:p>
-        </w:tc>
-        <w:tc>
-          <w:tcPr>
-            <w:tcW w:type="dxa" w:w="4986"/>
-          </w:tcPr>
-          <w:p>
-            <w:r>
-              <w:rPr>
-                <w:sz w:val="18"/>
-              </w:rPr>
-              <w:t>Phân công GV dạy thay khi GV vắng</w:t>
-            </w:r>
-          </w:p>
-        </w:tc>
-      </w:tr>
-      <w:tr>
-        <w:tc>
-          <w:tcPr>
-            <w:tcW w:type="dxa" w:w="4986"/>
-          </w:tcPr>
-          <w:p>
-            <w:r>
-              <w:rPr>
-                <w:sz w:val="18"/>
-              </w:rPr>
-              <w:t>Radar cảnh báo sớm</w:t>
-            </w:r>
-          </w:p>
-        </w:tc>
-        <w:tc>
-          <w:tcPr>
-            <w:tcW w:type="dxa" w:w="4986"/>
-          </w:tcPr>
-          <w:p>
-            <w:r>
-              <w:rPr>
-                <w:sz w:val="18"/>
-              </w:rPr>
-              <w:t>Cảnh báo học sinh/lớp (học tập, chuyên cần, tâm lý, an toàn, bỏ học) - chấm điểm rủi ro, AI đề xuất can thiệp, tiếp nhận/đóng cảnh báo</w:t>
-            </w:r>
-          </w:p>
-        </w:tc>
-      </w:tr>
-      <w:tr>
-        <w:tc>
-          <w:tcPr>
-            <w:tcW w:type="dxa" w:w="4986"/>
-          </w:tcPr>
-          <w:p>
-            <w:r>
-              <w:rPr>
-                <w:sz w:val="18"/>
-              </w:rPr>
-              <w:t>Trợ lý điều hành (AI)</w:t>
-            </w:r>
-          </w:p>
-        </w:tc>
-        <w:tc>
-          <w:tcPr>
-            <w:tcW w:type="dxa" w:w="4986"/>
-          </w:tcPr>
-          <w:p>
-            <w:r>
-              <w:rPr>
-                <w:sz w:val="18"/>
-              </w:rPr>
-              <w:t>Chat hỏi-đáp trên số liệu thật: phê duyệt, sự cố, chuyên cần, cảnh báo</w:t>
-            </w:r>
-          </w:p>
-        </w:tc>
-      </w:tr>
-      <w:tr>
-        <w:tc>
-          <w:tcPr>
-            <w:tcW w:type="dxa" w:w="4986"/>
-          </w:tcPr>
-          <w:p>
-            <w:r>
-              <w:rPr>
-                <w:sz w:val="18"/>
-              </w:rPr>
-              <w:t>Cơ sở &amp; đánh giá TT15</w:t>
-            </w:r>
-          </w:p>
-        </w:tc>
-        <w:tc>
-          <w:tcPr>
-            <w:tcW w:type="dxa" w:w="4986"/>
-          </w:tcPr>
-          <w:p>
-            <w:r>
-              <w:rPr>
-                <w:sz w:val="18"/>
-              </w:rPr>
-              <w:t>Quản lý phân hiệu + đánh giá chất lượng theo TT15 (5 nhóm tiêu chuẩn, /100, mức 1-4)</w:t>
-            </w:r>
-          </w:p>
-        </w:tc>
-      </w:tr>
-      <w:tr>
-        <w:tc>
-          <w:tcPr>
-            <w:tcW w:type="dxa" w:w="4986"/>
-          </w:tcPr>
-          <w:p>
-            <w:r>
-              <w:rPr>
-                <w:sz w:val="18"/>
-              </w:rPr>
-              <w:t>Nhân sự trường</w:t>
-            </w:r>
-          </w:p>
-        </w:tc>
-        <w:tc>
-          <w:tcPr>
-            <w:tcW w:type="dxa" w:w="4986"/>
-          </w:tcPr>
-          <w:p>
-            <w:r>
-              <w:rPr>
-                <w:sz w:val="18"/>
-              </w:rPr>
-              <w:t>Danh sách GV + phân công</w:t>
-            </w:r>
-          </w:p>
-        </w:tc>
-      </w:tr>
-      <w:tr>
-        <w:tc>
-          <w:tcPr>
-            <w:tcW w:type="dxa" w:w="4986"/>
-          </w:tcPr>
-          <w:p>
-            <w:r>
-              <w:rPr>
-                <w:sz w:val="18"/>
-              </w:rPr>
-              <w:t>Phân công năm học</w:t>
-            </w:r>
-          </w:p>
-        </w:tc>
-        <w:tc>
-          <w:tcPr>
-            <w:tcW w:type="dxa" w:w="4986"/>
-          </w:tcPr>
-          <w:p>
-            <w:r>
-              <w:rPr>
-                <w:sz w:val="18"/>
-              </w:rPr>
-              <w:t>Gán GVCN cho lớp, GV dạy môn</w:t>
-            </w:r>
-          </w:p>
-        </w:tc>
-      </w:tr>
-    </w:tbl>
-    <w:p>
-      <w:pPr>
-        <w:pStyle w:val="Heading3"/>
-      </w:pPr>
-      <w:r>
-        <w:t>3.14 Cấp Sở/Phòng/UBND</w:t>
+        <w:t>3.15 Cấp Sở/Phòng/UBND</w:t>
       </w:r>
     </w:p>
     <w:tbl>
@@ -4213,12 +5474,12 @@
     </w:p>
     <w:p>
       <w:r>
-        <w:t>Phiên bản: 1.1 · Ngày: 23/09/2026</w:t>
+        <w:t>Phiên bản: 1.2 · Ngày: 08/10/2026</w:t>
       </w:r>
     </w:p>
     <w:p>
       <w:r>
-        <w:t>Địa chỉ hệ thống: https://so-chu-nhiem-so-theta.vercel.app</w:t>
+        <w:t>Địa chỉ hệ thống: https://sochunhiem.vieschool.com</w:t>
       </w:r>
     </w:p>
     <w:p>
@@ -4237,6 +5498,61 @@
       </w:r>
     </w:p>
     <w:p>
+      <w:r>
+        <w:t>Tài liệu liên quan trong cùng thư mục:</w:t>
+      </w:r>
+    </w:p>
+    <w:p>
+      <w:pPr>
+        <w:pStyle w:val="ListBullet"/>
+      </w:pPr>
+      <w:r>
+        <w:rPr>
+          <w:rFonts w:ascii="Consolas" w:hAnsi="Consolas"/>
+          <w:sz w:val="18"/>
+        </w:rPr>
+        <w:t>KHOI-TAO-TRUONG-MOI.md</w:t>
+      </w:r>
+      <w:r>
+        <w:t xml:space="preserve"> - hướng dẫn đưa trường mới lên hệ thống từ con số 0 (kèm file Excel import </w:t>
+      </w:r>
+      <w:r>
+        <w:rPr>
+          <w:rFonts w:ascii="Consolas" w:hAnsi="Consolas"/>
+          <w:sz w:val="18"/>
+        </w:rPr>
+        <w:t>docs/templates/khoi-tao-truong.xlsx</w:t>
+      </w:r>
+      <w:r>
+        <w:t>).</w:t>
+      </w:r>
+    </w:p>
+    <w:p>
+      <w:pPr>
+        <w:pStyle w:val="ListBullet"/>
+      </w:pPr>
+      <w:r>
+        <w:rPr>
+          <w:rFonts w:ascii="Consolas" w:hAnsi="Consolas"/>
+          <w:sz w:val="18"/>
+        </w:rPr>
+        <w:t>KICH-BAN-DEMO.md</w:t>
+      </w:r>
+      <w:r>
+        <w:t xml:space="preserve"> + </w:t>
+      </w:r>
+      <w:r>
+        <w:rPr>
+          <w:rFonts w:ascii="Consolas" w:hAnsi="Consolas"/>
+          <w:sz w:val="18"/>
+        </w:rPr>
+        <w:t>KICH-BAN-DEMO.pptx</w:t>
+      </w:r>
+      <w:r>
+        <w:t xml:space="preserve"> - kịch bản demo theo luồng vai trò, dạng slide trình chiếu.</w:t>
+      </w:r>
+    </w:p>
+    <w:p>
       <w:pPr>
         <w:pStyle w:val="Heading2"/>
       </w:pPr>
@@ -4286,6 +5602,48 @@
           <w:sz w:val="18"/>
         </w:rPr>
         <w:t>demo1234</w:t>
+      </w:r>
+      <w:r>
+        <w:t>.</w:t>
+      </w:r>
+    </w:p>
+    <w:p>
+      <w:r>
+        <w:t xml:space="preserve">Bộ dữ liệu demo gồm 3 trường có cơ cấu nhân sự sát thực tế: </w:t>
+      </w:r>
+      <w:r>
+        <w:rPr>
+          <w:b/>
+        </w:rPr>
+        <w:t>THCS Nguyễn Du</w:t>
+      </w:r>
+      <w:r>
+        <w:t xml:space="preserve"> (12 lớp, 2 cơ sở), </w:t>
+      </w:r>
+      <w:r>
+        <w:rPr>
+          <w:b/>
+        </w:rPr>
+        <w:t>Tiểu học Chu Văn An</w:t>
+      </w:r>
+      <w:r>
+        <w:t xml:space="preserve"> (15 lớp), </w:t>
+      </w:r>
+      <w:r>
+        <w:rPr>
+          <w:b/>
+        </w:rPr>
+        <w:t>Tiểu học Kim Đồng</w:t>
+      </w:r>
+      <w:r>
+        <w:t xml:space="preserve"> (10 lớp). Mỗi trường có đủ Hiệu trưởng/Phó HT, kế toán, tổ trưởng chuyên môn, GVCN từng lớp và GVBM phân về tổ + môn dạy. Danh sách tài khoản và kịch bản demo chi tiết: </w:t>
+      </w:r>
+      <w:r>
+        <w:rPr>
+          <w:rFonts w:ascii="Consolas" w:hAnsi="Consolas"/>
+          <w:sz w:val="18"/>
+        </w:rPr>
+        <w:t>KICH-BAN-DEMO.md</w:t>
       </w:r>
       <w:r>
         <w:t>.</w:t>
@@ -4345,7 +5703,78 @@
     </w:p>
     <w:p>
       <w:r>
-        <w:t>Sau đăng nhập, hệ thống tự chuyển đến trang chủ theo vai trò. Thanh bên trái là menu chức năng được phân quyền riêng cho vai trò của bạn. Góc trên phải: tìm nhanh (Ctrl+K), thông báo, tài khoản, đăng xuất.</w:t>
+        <w:t>Sau đăng nhập, hệ thống tự chuyển đến trang chủ theo vai trò. Thanh bên trái là menu chức năng được phân quyền riêng cho vai trò của bạn - chỉ những chức năng bạn được phép truy cập mới hiển thị; truy cập trực tiếp link không thuộc quyền sẽ bị đẩy về trang chủ. Góc trên phải: tìm nhanh (Ctrl+K), thông báo, tài khoản, đăng xuất.</w:t>
+      </w:r>
+    </w:p>
+    <w:p>
+      <w:r>
+        <w:rPr>
+          <w:b/>
+        </w:rPr>
+        <w:t>Vai trò kiêm nhiệm (multi-role)</w:t>
+      </w:r>
+      <w:r>
+        <w:t>: một người có thể giữ nhiều vai trò cùng lúc - thực tế GVCN luôn kiêm dạy bộ môn, Hiệu trưởng có thể kiêm dạy. Khi đó:</w:t>
+      </w:r>
+    </w:p>
+    <w:p>
+      <w:pPr>
+        <w:pStyle w:val="ListBullet"/>
+      </w:pPr>
+      <w:r>
+        <w:t xml:space="preserve">Thanh trên cùng hiển thị đủ các vai trò, vd </w:t>
+      </w:r>
+      <w:r>
+        <w:rPr>
+          <w:rFonts w:ascii="Consolas" w:hAnsi="Consolas"/>
+          <w:sz w:val="18"/>
+        </w:rPr>
+        <w:t>Giáo viên chủ nhiệm · Giáo viên bộ môn · Tổ trưởng chuyên môn</w:t>
+      </w:r>
+      <w:r>
+        <w:t>.</w:t>
+      </w:r>
+    </w:p>
+    <w:p>
+      <w:pPr>
+        <w:pStyle w:val="ListBullet"/>
+      </w:pPr>
+      <w:r>
+        <w:t xml:space="preserve">Menu trái là </w:t>
+      </w:r>
+      <w:r>
+        <w:rPr>
+          <w:b/>
+        </w:rPr>
+        <w:t>hợp của mọi vai trò</w:t>
+      </w:r>
+      <w:r>
+        <w:t xml:space="preserve"> (vai trò chính đứng trước), đã lọc trùng - chỉ hiện chức năng ít nhất một vai trò của bạn được phép.</w:t>
+      </w:r>
+    </w:p>
+    <w:p>
+      <w:pPr>
+        <w:pStyle w:val="ListBullet"/>
+      </w:pPr>
+      <w:r>
+        <w:t>Quyền truy cập tính trên toàn bộ vai trò: GVCN kiêm tổ trưởng vào được mục Tổ chuyên môn như tổ trưởng thường.</w:t>
+      </w:r>
+    </w:p>
+    <w:p>
+      <w:pPr>
+        <w:pStyle w:val="ListBullet"/>
+      </w:pPr>
+      <w:r>
+        <w:t xml:space="preserve">BGH gán vai trò kiêm nhiệm tại trang </w:t>
+      </w:r>
+      <w:r>
+        <w:rPr>
+          <w:b/>
+        </w:rPr>
+        <w:t>Nhân sự → Tài khoản</w:t>
+      </w:r>
+      <w:r>
+        <w:t xml:space="preserve"> (ô "Vai trò kiêm nhiệm" khi tạo/sửa tài khoản).</w:t>
       </w:r>
     </w:p>
     <w:p>
@@ -6904,7 +8333,64 @@
         <w:t>school/assignments</w:t>
       </w:r>
       <w:r>
-        <w:t>): chỉ BGH/admin phân công GVCN và lớp.</w:t>
+        <w:t>): chỉ BGH/admin phân công GVCN và lớp + môn dạy của GV.</w:t>
+      </w:r>
+    </w:p>
+    <w:p>
+      <w:pPr>
+        <w:pStyle w:val="ListBullet"/>
+      </w:pPr>
+      <w:r>
+        <w:rPr>
+          <w:b/>
+        </w:rPr>
+        <w:t>Tài khoản giáo viên</w:t>
+      </w:r>
+      <w:r>
+        <w:t xml:space="preserve"> (</w:t>
+      </w:r>
+      <w:r>
+        <w:rPr>
+          <w:rFonts w:ascii="Consolas" w:hAnsi="Consolas"/>
+          <w:sz w:val="18"/>
+        </w:rPr>
+        <w:t>school/users</w:t>
+      </w:r>
+      <w:r>
+        <w:t xml:space="preserve">): tạo/sửa tài khoản cán bộ - họ tên, email, mật khẩu, vai trò chính, </w:t>
+      </w:r>
+      <w:r>
+        <w:rPr>
+          <w:b/>
+        </w:rPr>
+        <w:t>vai trò kiêm nhiệm</w:t>
+      </w:r>
+      <w:r>
+        <w:t xml:space="preserve"> (GVCN kiêm GVBM/tổ trưởng...), mã nhân viên, loại hợp đồng, cơ sở, tổ chuyên môn; khối "Tổ chuyên môn - môn học" gán môn phụ trách cho từng tổ và trưởng tổ. Chỉ BGH/admin.</w:t>
+      </w:r>
+    </w:p>
+    <w:p>
+      <w:pPr>
+        <w:pStyle w:val="ListBullet"/>
+      </w:pPr>
+      <w:r>
+        <w:rPr>
+          <w:b/>
+        </w:rPr>
+        <w:t>Cơ sở</w:t>
+      </w:r>
+      <w:r>
+        <w:t xml:space="preserve"> (</w:t>
+      </w:r>
+      <w:r>
+        <w:rPr>
+          <w:rFonts w:ascii="Consolas" w:hAnsi="Consolas"/>
+          <w:sz w:val="18"/>
+        </w:rPr>
+        <w:t>school/campuses</w:t>
+      </w:r>
+      <w:r>
+        <w:t>): khai báo cơ sở chính/phân hiệu - quyết định phạm vi của PHT.</w:t>
       </w:r>
     </w:p>
     <w:p>
@@ -6955,6 +8441,34 @@
       </w:r>
       <w:r>
         <w:t xml:space="preserve"> (đánh dấu đã báo cáo).</w:t>
+      </w:r>
+    </w:p>
+    <w:p>
+      <w:pPr>
+        <w:pStyle w:val="IntenseQuote"/>
+      </w:pPr>
+      <w:r>
+        <w:t xml:space="preserve">Khởi tạo trường mới từ đầu (tài khoản, cơ sở, tổ, lớp, HS, PH, TKB): xem </w:t>
+      </w:r>
+      <w:r>
+        <w:rPr>
+          <w:rFonts w:ascii="Consolas" w:hAnsi="Consolas"/>
+          <w:sz w:val="18"/>
+        </w:rPr>
+        <w:t>KHOI-TAO-TRUONG-MOI.md</w:t>
+      </w:r>
+      <w:r>
+        <w:t xml:space="preserve"> kèm file Excel </w:t>
+      </w:r>
+      <w:r>
+        <w:rPr>
+          <w:rFonts w:ascii="Consolas" w:hAnsi="Consolas"/>
+          <w:sz w:val="18"/>
+        </w:rPr>
+        <w:t>docs/templates/khoi-tao-truong.xlsx</w:t>
+      </w:r>
+      <w:r>
+        <w:t>.</w:t>
       </w:r>
     </w:p>
     <w:p>
@@ -7324,6 +8838,30 @@
       </w:r>
       <w:r>
         <w:t xml:space="preserve"> tổng hợp. (Theo chính quyền địa phương 2 cấp - Phòng GD&amp;ĐT cấp huyện đã bãi bỏ từ 1/7/2025.)</w:t>
+      </w:r>
+    </w:p>
+    <w:p>
+      <w:pPr>
+        <w:pStyle w:val="ListBullet"/>
+      </w:pPr>
+      <w:r>
+        <w:rPr>
+          <w:b/>
+        </w:rPr>
+        <w:t>Quản lý trường</w:t>
+      </w:r>
+      <w:r>
+        <w:t xml:space="preserve"> (</w:t>
+      </w:r>
+      <w:r>
+        <w:rPr>
+          <w:rFonts w:ascii="Consolas" w:hAnsi="Consolas"/>
+          <w:sz w:val="18"/>
+        </w:rPr>
+        <w:t>dept/schools</w:t>
+      </w:r>
+      <w:r>
+        <w:t>): tạo trường mới - hệ thống tự tạo năm học hiện tại, tổ chuyên môn mặc định, bộ môn theo cấp học và tài khoản BGH đầu tiên.</w:t>
       </w:r>
     </w:p>
     <w:p>

--- a/docs/user-guide/SO-CHU-NHIEM-SO-TAI-LIEU.docx
+++ b/docs/user-guide/SO-CHU-NHIEM-SO-TAI-LIEU.docx
@@ -339,7 +339,7 @@
               <w:rPr>
                 <w:sz w:val="18"/>
               </w:rPr>
-              <w:t>gvcn@demo.scn</w:t>
+              <w:t>anhptl@nd.scn</w:t>
             </w:r>
           </w:p>
         </w:tc>
@@ -426,7 +426,7 @@
               <w:rPr>
                 <w:sz w:val="18"/>
               </w:rPr>
-              <w:t>gvbm@demo.scn</w:t>
+              <w:t>minhtv@nd.scn</w:t>
             </w:r>
           </w:p>
         </w:tc>
@@ -480,7 +480,7 @@
               <w:rPr>
                 <w:sz w:val="18"/>
               </w:rPr>
-              <w:t>totruong@demo.scn</w:t>
+              <w:t>hanhlth@nd.scn</w:t>
             </w:r>
           </w:p>
         </w:tc>
@@ -554,7 +554,7 @@
               <w:rPr>
                 <w:sz w:val="18"/>
               </w:rPr>
-              <w:t>bgh@demo.scn</w:t>
+              <w:t>hainv@nd.scn</w:t>
             </w:r>
           </w:p>
         </w:tc>
@@ -628,7 +628,7 @@
               <w:rPr>
                 <w:sz w:val="18"/>
               </w:rPr>
-              <w:t>pht@demo.scn</w:t>
+              <w:t>duclm@nd.scn</w:t>
             </w:r>
           </w:p>
         </w:tc>
@@ -702,7 +702,7 @@
               <w:rPr>
                 <w:sz w:val="18"/>
               </w:rPr>
-              <w:t>ketoan@demo.scn</w:t>
+              <w:t>trangpt@nd.scn</w:t>
             </w:r>
           </w:p>
         </w:tc>
@@ -756,7 +756,7 @@
               <w:rPr>
                 <w:sz w:val="18"/>
               </w:rPr>
-              <w:t>sogd@demo.scn</w:t>
+              <w:t>sovqt@demo.scn</w:t>
             </w:r>
           </w:p>
         </w:tc>
@@ -810,7 +810,7 @@
               <w:rPr>
                 <w:sz w:val="18"/>
               </w:rPr>
-              <w:t>ubnd@demo.scn</w:t>
+              <w:t>daonvl@demo.scn</w:t>
             </w:r>
           </w:p>
         </w:tc>
@@ -864,7 +864,7 @@
               <w:rPr>
                 <w:sz w:val="18"/>
               </w:rPr>
-              <w:t>phuhuynh@demo.scn</w:t>
+              <w:t>annv@nd.scn</w:t>
             </w:r>
           </w:p>
         </w:tc>
@@ -918,7 +918,7 @@
               <w:rPr>
                 <w:sz w:val="18"/>
               </w:rPr>
-              <w:t>hocsinh@demo.scn</w:t>
+              <w:t>baong@nd.scn</w:t>
             </w:r>
           </w:p>
         </w:tc>
@@ -1018,7 +1018,7 @@
               <w:rPr>
                 <w:sz w:val="18"/>
               </w:rPr>
-              <w:t>bgh.cva@demo.scn (HT Trần Thị Mai Phương), gvcn.cva@demo.scn (GVCN Đỗ Thị Kim Oanh), totruong.cva@demo.scn (TT Trương Thị Bích Liên), ketoan.cva@demo.scn</w:t>
+              <w:t>phuongttm@cva.scn (HT Trần Thị Mai Phương), oanhdtk@cva.scn (GVCN Đỗ Thị Kim Oanh), lienttb@cva.scn (TT Trương Thị Bích Liên), havt@cva.scn</w:t>
             </w:r>
           </w:p>
         </w:tc>
@@ -1046,7 +1046,7 @@
               <w:rPr>
                 <w:sz w:val="18"/>
               </w:rPr>
-              <w:t>bgh.kd@demo.scn (HT Hoàng Đức Long), gvcn.kd@demo.scn (GVCN Lý Thị Thanh Nga), ketoan.kd@demo.scn</w:t>
+              <w:t>longhd@kd.scn (HT Hoàng Đức Long), ngaltt@kd.scn (GVCN Lý Thị Thanh Nga), anhdn@kd.scn</w:t>
             </w:r>
           </w:p>
         </w:tc>
@@ -5594,7 +5594,27 @@
     </w:p>
     <w:p>
       <w:r>
-        <w:t xml:space="preserve">Môi trường demo có sẵn danh sách vai trò trong ô "Đăng nhập với vai trò (demo)" - chọn vai trò để hệ thống tự điền tài khoản. Mật khẩu demo chung: </w:t>
+        <w:t xml:space="preserve">Môi trường demo: tài khoản theo quy ước tên thật </w:t>
+      </w:r>
+      <w:r>
+        <w:rPr>
+          <w:rFonts w:ascii="Consolas" w:hAnsi="Consolas"/>
+          <w:sz w:val="18"/>
+        </w:rPr>
+        <w:t>&lt;tên&gt;&lt;viết tắt họ đệm&gt;@&lt;domain trường&gt;</w:t>
+      </w:r>
+      <w:r>
+        <w:t xml:space="preserve"> (vd </w:t>
+      </w:r>
+      <w:r>
+        <w:rPr>
+          <w:rFonts w:ascii="Consolas" w:hAnsi="Consolas"/>
+          <w:sz w:val="18"/>
+        </w:rPr>
+        <w:t>anhptl@nd.scn</w:t>
+      </w:r>
+      <w:r>
+        <w:t xml:space="preserve"> = cô Phạm Thị Lan Anh), mật khẩu chung </w:t>
       </w:r>
       <w:r>
         <w:rPr>
@@ -5602,6 +5622,16 @@
           <w:sz w:val="18"/>
         </w:rPr>
         <w:t>demo1234</w:t>
+      </w:r>
+      <w:r>
+        <w:t xml:space="preserve"> - danh sách đầy đủ trong </w:t>
+      </w:r>
+      <w:r>
+        <w:rPr>
+          <w:rFonts w:ascii="Consolas" w:hAnsi="Consolas"/>
+          <w:sz w:val="18"/>
+        </w:rPr>
+        <w:t>KICH-BAN-DEMO.md</w:t>
       </w:r>
       <w:r>
         <w:t>.</w:t>

--- a/docs/user-guide/SO-CHU-NHIEM-SO-TAI-LIEU.docx
+++ b/docs/user-guide/SO-CHU-NHIEM-SO-TAI-LIEU.docx
@@ -2222,20 +2222,20 @@
               <w:rPr>
                 <w:sz w:val="18"/>
               </w:rPr>
-              <w:t xml:space="preserve">Tạo kỳ thi, buổi thi (lớp/môn/ngày/giờ/phòng/giám thị), import Excel, công bố/đánh dấu đã thi, </w:t>
+              <w:t xml:space="preserve">Tạo kỳ thi, buổi thi (lớp/môn/ngày/giờ/phòng/giám thị), import Excel, công bố/đánh dấu đã thi; </w:t>
             </w:r>
             <w:r>
               <w:rPr>
                 <w:b/>
                 <w:sz w:val="18"/>
               </w:rPr>
-              <w:t>AI sinh câu hỏi</w:t>
-            </w:r>
-            <w:r>
-              <w:rPr>
-                <w:sz w:val="18"/>
-              </w:rPr>
-              <w:t xml:space="preserve"> theo 4 mức nhận thức (Nhận biết - Thông hiểu - Vận dụng - Vận dụng cao)</w:t>
+              <w:t>sinh câu hỏi</w:t>
+            </w:r>
+            <w:r>
+              <w:rPr>
+                <w:sz w:val="18"/>
+              </w:rPr>
+              <w:t xml:space="preserve"> chuyển qua Ngân hàng Studio (AI theo môn + khối + chủ đề, gắn YCCĐ, duyệt 2 lớp)</w:t>
             </w:r>
           </w:p>
         </w:tc>
@@ -4781,7 +4781,7 @@
         <w:t>Kỳ thi</w:t>
       </w:r>
       <w:r>
-        <w:t>: GVCN/BGH tạo kỳ thi + buổi thi (thủ công/Excel) → công bố → GV/PH/HS xem lịch → AI sinh câu hỏi theo ma trận nhận thức.</w:t>
+        <w:t>: GVCN/BGH tạo kỳ thi + buổi thi (thủ công/Excel) → công bố → GV/PH/HS xem lịch → câu hỏi đề thi soạn tại Ngân hàng Studio (AI sinh → gắn YCCĐ → duyệt → DC-03 rút đề).</w:t>
       </w:r>
     </w:p>
     <w:p>
@@ -7478,16 +7478,16 @@
         <w:t>Quản lý kỳ thi</w:t>
       </w:r>
       <w:r>
-        <w:t xml:space="preserve">: tạo kỳ thi → thêm buổi thi (thủ công/Import Excel) → công bố. Panel </w:t>
+        <w:t xml:space="preserve">: tạo kỳ thi → thêm buổi thi (thủ công/Import Excel) → công bố. Nút </w:t>
       </w:r>
       <w:r>
         <w:rPr>
           <w:b/>
         </w:rPr>
-        <w:t>AI sinh câu hỏi</w:t>
-      </w:r>
-      <w:r>
-        <w:t xml:space="preserve"> theo 4 mức nhận thức.</w:t>
+        <w:t>Mở ngân hàng câu hỏi</w:t>
+      </w:r>
+      <w:r>
+        <w:t xml:space="preserve"> chuyển sang Studio - sinh câu hỏi bằng AI theo môn + khối + chủ đề, gắn YCCĐ, duyệt rồi rút vào đề (DC-03).</w:t>
       </w:r>
     </w:p>
     <w:p>
